--- a/Computer Network/LAB06/Lab6_24521943.docx
+++ b/Computer Network/LAB06/Lab6_24521943.docx
@@ -2871,168 +2871,33 @@
           <w:bCs/>
         </w:rPr>
       </w:pPr>
-      <w:proofErr w:type="spellStart"/>
       <w:r>
         <w:rPr>
           <w:b/>
           <w:bCs/>
         </w:rPr>
         <w:lastRenderedPageBreak/>
-        <w:t>Kịch</w:t>
-      </w:r>
-      <w:proofErr w:type="spellEnd"/>
-      <w:r>
+        <w:t>Kịch bản: "Thử thách Mạng không dây"</w:t>
+      </w:r>
+    </w:p>
+    <w:p>
+      <w:pPr>
         <w:rPr>
           <w:b/>
           <w:bCs/>
         </w:rPr>
-        <w:t xml:space="preserve"> </w:t>
-      </w:r>
-      <w:proofErr w:type="spellStart"/>
+      </w:pPr>
       <w:r>
         <w:rPr>
           <w:b/>
           <w:bCs/>
         </w:rPr>
-        <w:t>bản</w:t>
-      </w:r>
-      <w:proofErr w:type="spellEnd"/>
-      <w:r>
-        <w:rPr>
-          <w:b/>
-          <w:bCs/>
-        </w:rPr>
-        <w:t>: "</w:t>
-      </w:r>
-      <w:proofErr w:type="spellStart"/>
-      <w:r>
-        <w:rPr>
-          <w:b/>
-          <w:bCs/>
-        </w:rPr>
-        <w:t>Thử</w:t>
-      </w:r>
-      <w:proofErr w:type="spellEnd"/>
-      <w:r>
-        <w:rPr>
-          <w:b/>
-          <w:bCs/>
-        </w:rPr>
-        <w:t xml:space="preserve"> </w:t>
-      </w:r>
-      <w:proofErr w:type="spellStart"/>
-      <w:r>
-        <w:rPr>
-          <w:b/>
-          <w:bCs/>
-        </w:rPr>
-        <w:t>thách</w:t>
-      </w:r>
-      <w:proofErr w:type="spellEnd"/>
-      <w:r>
-        <w:rPr>
-          <w:b/>
-          <w:bCs/>
-        </w:rPr>
-        <w:t xml:space="preserve"> </w:t>
-      </w:r>
-      <w:proofErr w:type="spellStart"/>
-      <w:r>
-        <w:rPr>
-          <w:b/>
-          <w:bCs/>
-        </w:rPr>
-        <w:t>Mạng</w:t>
-      </w:r>
-      <w:proofErr w:type="spellEnd"/>
-      <w:r>
-        <w:rPr>
-          <w:b/>
-          <w:bCs/>
-        </w:rPr>
-        <w:t xml:space="preserve"> </w:t>
-      </w:r>
-      <w:proofErr w:type="spellStart"/>
-      <w:r>
-        <w:rPr>
-          <w:b/>
-          <w:bCs/>
-        </w:rPr>
-        <w:t>không</w:t>
-      </w:r>
-      <w:proofErr w:type="spellEnd"/>
-      <w:r>
-        <w:rPr>
-          <w:b/>
-          <w:bCs/>
-        </w:rPr>
-        <w:t xml:space="preserve"> </w:t>
-      </w:r>
-      <w:proofErr w:type="spellStart"/>
-      <w:r>
-        <w:rPr>
-          <w:b/>
-          <w:bCs/>
-        </w:rPr>
-        <w:t>dây</w:t>
-      </w:r>
-      <w:proofErr w:type="spellEnd"/>
-      <w:r>
-        <w:rPr>
-          <w:b/>
-          <w:bCs/>
-        </w:rPr>
-        <w:t>"</w:t>
+        <w:t>1. Bối cảnh</w:t>
       </w:r>
     </w:p>
     <w:p>
-      <w:pPr>
-        <w:rPr>
-          <w:b/>
-          <w:bCs/>
-        </w:rPr>
-      </w:pPr>
-      <w:r>
-        <w:rPr>
-          <w:b/>
-          <w:bCs/>
-        </w:rPr>
-        <w:t xml:space="preserve">1. </w:t>
-      </w:r>
-      <w:proofErr w:type="spellStart"/>
-      <w:r>
-        <w:rPr>
-          <w:b/>
-          <w:bCs/>
-        </w:rPr>
-        <w:t>Bối</w:t>
-      </w:r>
-      <w:proofErr w:type="spellEnd"/>
-      <w:r>
-        <w:rPr>
-          <w:b/>
-          <w:bCs/>
-        </w:rPr>
-        <w:t xml:space="preserve"> </w:t>
-      </w:r>
-      <w:proofErr w:type="spellStart"/>
-      <w:r>
-        <w:rPr>
-          <w:b/>
-          <w:bCs/>
-        </w:rPr>
-        <w:t>cảnh</w:t>
-      </w:r>
-      <w:proofErr w:type="spellEnd"/>
-    </w:p>
-    <w:p>
-      <w:proofErr w:type="spellStart"/>
-      <w:r>
-        <w:t>Tôi</w:t>
-      </w:r>
-      <w:proofErr w:type="spellEnd"/>
-      <w:r>
-        <w:t xml:space="preserve"> (</w:t>
+      <w:r>
+        <w:t>Tôi (</w:t>
       </w:r>
       <w:r>
         <w:rPr>
@@ -3042,309 +2907,26 @@
         <w:t>Anh Tuấn</w:t>
       </w:r>
       <w:r>
-        <w:t xml:space="preserve">) </w:t>
-      </w:r>
-      <w:proofErr w:type="spellStart"/>
-      <w:r>
-        <w:t>và</w:t>
-      </w:r>
-      <w:proofErr w:type="spellEnd"/>
-      <w:r>
-        <w:t xml:space="preserve"> </w:t>
-      </w:r>
-      <w:proofErr w:type="spellStart"/>
-      <w:r>
-        <w:t>bạn</w:t>
-      </w:r>
-      <w:proofErr w:type="spellEnd"/>
-      <w:r>
-        <w:t xml:space="preserve"> </w:t>
-      </w:r>
-      <w:proofErr w:type="spellStart"/>
-      <w:r>
-        <w:t>tôi</w:t>
-      </w:r>
-      <w:proofErr w:type="spellEnd"/>
-      <w:r>
-        <w:t xml:space="preserve"> (</w:t>
-      </w:r>
-      <w:proofErr w:type="spellStart"/>
+        <w:t>) và bạn tôi (</w:t>
+      </w:r>
       <w:r>
         <w:rPr>
           <w:b/>
           <w:bCs/>
         </w:rPr>
-        <w:t>Đăng</w:t>
-      </w:r>
-      <w:proofErr w:type="spellEnd"/>
-      <w:r>
-        <w:rPr>
-          <w:b/>
-          <w:bCs/>
-        </w:rPr>
-        <w:t xml:space="preserve"> Khoa</w:t>
-      </w:r>
-      <w:r>
-        <w:t xml:space="preserve">) </w:t>
-      </w:r>
-      <w:proofErr w:type="spellStart"/>
-      <w:r>
-        <w:t>đang</w:t>
-      </w:r>
-      <w:proofErr w:type="spellEnd"/>
-      <w:r>
-        <w:t xml:space="preserve"> </w:t>
-      </w:r>
-      <w:proofErr w:type="spellStart"/>
-      <w:r>
-        <w:t>ngồi</w:t>
-      </w:r>
-      <w:proofErr w:type="spellEnd"/>
-      <w:r>
-        <w:t xml:space="preserve"> </w:t>
-      </w:r>
-      <w:proofErr w:type="spellStart"/>
-      <w:r>
-        <w:t>tại</w:t>
-      </w:r>
-      <w:proofErr w:type="spellEnd"/>
-      <w:r>
-        <w:t xml:space="preserve"> </w:t>
-      </w:r>
-      <w:proofErr w:type="spellStart"/>
-      <w:r>
-        <w:t>quán</w:t>
-      </w:r>
-      <w:proofErr w:type="spellEnd"/>
-      <w:r>
-        <w:t xml:space="preserve"> </w:t>
-      </w:r>
-      <w:proofErr w:type="spellStart"/>
-      <w:r>
-        <w:t>cà</w:t>
-      </w:r>
-      <w:proofErr w:type="spellEnd"/>
-      <w:r>
-        <w:t xml:space="preserve"> </w:t>
-      </w:r>
-      <w:proofErr w:type="spellStart"/>
-      <w:r>
-        <w:t>phê</w:t>
-      </w:r>
-      <w:proofErr w:type="spellEnd"/>
-      <w:r>
-        <w:t xml:space="preserve"> </w:t>
-      </w:r>
-      <w:proofErr w:type="spellStart"/>
-      <w:r>
-        <w:t>để</w:t>
-      </w:r>
-      <w:proofErr w:type="spellEnd"/>
-      <w:r>
-        <w:t xml:space="preserve"> </w:t>
-      </w:r>
-      <w:proofErr w:type="spellStart"/>
-      <w:r>
-        <w:t>ôn</w:t>
-      </w:r>
-      <w:proofErr w:type="spellEnd"/>
-      <w:r>
-        <w:t xml:space="preserve"> </w:t>
-      </w:r>
-      <w:proofErr w:type="spellStart"/>
-      <w:r>
-        <w:t>thi</w:t>
-      </w:r>
-      <w:proofErr w:type="spellEnd"/>
-      <w:r>
-        <w:t xml:space="preserve"> </w:t>
-      </w:r>
-      <w:proofErr w:type="spellStart"/>
-      <w:r>
-        <w:t>môn</w:t>
-      </w:r>
-      <w:proofErr w:type="spellEnd"/>
-      <w:r>
-        <w:t xml:space="preserve"> </w:t>
-      </w:r>
-      <w:proofErr w:type="spellStart"/>
-      <w:r>
-        <w:t>Mạng</w:t>
-      </w:r>
-      <w:proofErr w:type="spellEnd"/>
-      <w:r>
-        <w:t xml:space="preserve"> </w:t>
-      </w:r>
-      <w:proofErr w:type="spellStart"/>
-      <w:r>
-        <w:t>máy</w:t>
-      </w:r>
-      <w:proofErr w:type="spellEnd"/>
-      <w:r>
-        <w:t xml:space="preserve"> </w:t>
-      </w:r>
-      <w:proofErr w:type="spellStart"/>
-      <w:r>
-        <w:t>tính</w:t>
-      </w:r>
-      <w:proofErr w:type="spellEnd"/>
-      <w:r>
-        <w:t xml:space="preserve">. </w:t>
-      </w:r>
-      <w:proofErr w:type="spellStart"/>
-      <w:r>
-        <w:t>Bất</w:t>
-      </w:r>
-      <w:proofErr w:type="spellEnd"/>
-      <w:r>
-        <w:t xml:space="preserve"> </w:t>
-      </w:r>
-      <w:proofErr w:type="spellStart"/>
-      <w:r>
-        <w:t>ngờ</w:t>
-      </w:r>
-      <w:proofErr w:type="spellEnd"/>
-      <w:r>
-        <w:t xml:space="preserve"> </w:t>
-      </w:r>
-      <w:proofErr w:type="spellStart"/>
-      <w:r>
-        <w:t>quán</w:t>
-      </w:r>
-      <w:proofErr w:type="spellEnd"/>
-      <w:r>
-        <w:t xml:space="preserve"> </w:t>
-      </w:r>
-      <w:proofErr w:type="spellStart"/>
-      <w:r>
-        <w:t>bị</w:t>
-      </w:r>
-      <w:proofErr w:type="spellEnd"/>
-      <w:r>
-        <w:t xml:space="preserve"> </w:t>
-      </w:r>
-      <w:r>
-        <w:t xml:space="preserve">Wi-Fi </w:t>
-      </w:r>
-      <w:proofErr w:type="spellStart"/>
-      <w:r>
-        <w:t>bị</w:t>
-      </w:r>
-      <w:proofErr w:type="spellEnd"/>
-      <w:r>
-        <w:t xml:space="preserve"> </w:t>
-      </w:r>
-      <w:proofErr w:type="spellStart"/>
-      <w:r>
-        <w:t>sự</w:t>
-      </w:r>
-      <w:proofErr w:type="spellEnd"/>
-      <w:r>
-        <w:t xml:space="preserve"> </w:t>
-      </w:r>
-      <w:proofErr w:type="spellStart"/>
-      <w:r>
-        <w:t>cố</w:t>
-      </w:r>
-      <w:proofErr w:type="spellEnd"/>
-      <w:r>
-        <w:t xml:space="preserve">, </w:t>
-      </w:r>
-      <w:proofErr w:type="spellStart"/>
-      <w:r>
-        <w:t>làm</w:t>
-      </w:r>
-      <w:proofErr w:type="spellEnd"/>
-      <w:r>
-        <w:t xml:space="preserve"> </w:t>
-      </w:r>
-      <w:proofErr w:type="spellStart"/>
-      <w:r>
-        <w:t>cho</w:t>
-      </w:r>
-      <w:proofErr w:type="spellEnd"/>
-      <w:r>
-        <w:t xml:space="preserve"> </w:t>
-      </w:r>
-      <w:proofErr w:type="spellStart"/>
-      <w:r>
-        <w:t>tất</w:t>
-      </w:r>
-      <w:proofErr w:type="spellEnd"/>
-      <w:r>
-        <w:t xml:space="preserve"> </w:t>
-      </w:r>
-      <w:proofErr w:type="spellStart"/>
-      <w:r>
-        <w:t>cả</w:t>
-      </w:r>
-      <w:proofErr w:type="spellEnd"/>
-      <w:r>
-        <w:t xml:space="preserve"> </w:t>
-      </w:r>
-      <w:proofErr w:type="spellStart"/>
-      <w:r>
-        <w:t>các</w:t>
-      </w:r>
-      <w:proofErr w:type="spellEnd"/>
-      <w:r>
-        <w:t xml:space="preserve"> </w:t>
-      </w:r>
-      <w:proofErr w:type="spellStart"/>
-      <w:r>
-        <w:t>máy</w:t>
-      </w:r>
-      <w:proofErr w:type="spellEnd"/>
-      <w:r>
-        <w:t xml:space="preserve"> </w:t>
-      </w:r>
-      <w:proofErr w:type="spellStart"/>
-      <w:r>
-        <w:t>tính</w:t>
-      </w:r>
-      <w:proofErr w:type="spellEnd"/>
-      <w:r>
-        <w:t xml:space="preserve"> </w:t>
-      </w:r>
-      <w:proofErr w:type="spellStart"/>
-      <w:r>
-        <w:t>kết</w:t>
-      </w:r>
-      <w:proofErr w:type="spellEnd"/>
-      <w:r>
-        <w:t xml:space="preserve"> </w:t>
-      </w:r>
-      <w:proofErr w:type="spellStart"/>
-      <w:r>
-        <w:t>nối</w:t>
-      </w:r>
-      <w:proofErr w:type="spellEnd"/>
-      <w:r>
-        <w:t xml:space="preserve"> </w:t>
-      </w:r>
-      <w:proofErr w:type="spellStart"/>
-      <w:r>
-        <w:t>đều</w:t>
-      </w:r>
-      <w:proofErr w:type="spellEnd"/>
-      <w:r>
-        <w:t xml:space="preserve"> </w:t>
-      </w:r>
-      <w:proofErr w:type="spellStart"/>
-      <w:r>
-        <w:t>hiện</w:t>
-      </w:r>
-      <w:proofErr w:type="spellEnd"/>
-      <w:r>
-        <w:t xml:space="preserve"> </w:t>
-      </w:r>
-      <w:proofErr w:type="spellStart"/>
-      <w:r>
-        <w:t>là</w:t>
-      </w:r>
-      <w:proofErr w:type="spellEnd"/>
-      <w:r>
-        <w:t xml:space="preserve"> “</w:t>
+        <w:t>Đăng Khoa</w:t>
+      </w:r>
+      <w:r>
+        <w:t xml:space="preserve">) đang ngồi tại quán cà phê để ôn thi môn Mạng máy tính. Bất ngờ quán bị </w:t>
+      </w:r>
+      <w:r>
+        <w:t xml:space="preserve">Wi-Fi bị </w:t>
+      </w:r>
+      <w:r>
+        <w:t>sự cố</w:t>
+      </w:r>
+      <w:r>
+        <w:t>, làm cho tất cả các máy tính kết nối đều hiện là “</w:t>
       </w:r>
       <w:r>
         <w:rPr>
@@ -3354,121 +2936,27 @@
         <w:t>No Internet Connect”,</w:t>
       </w:r>
       <w:r>
-        <w:t xml:space="preserve"> </w:t>
-      </w:r>
-      <w:proofErr w:type="spellStart"/>
-      <w:r>
-        <w:t>đúng</w:t>
-      </w:r>
-      <w:proofErr w:type="spellEnd"/>
-      <w:r>
-        <w:t xml:space="preserve"> </w:t>
-      </w:r>
-      <w:proofErr w:type="spellStart"/>
-      <w:r>
-        <w:t>lúc</w:t>
-      </w:r>
-      <w:proofErr w:type="spellEnd"/>
-      <w:r>
-        <w:t xml:space="preserve"> </w:t>
-      </w:r>
-      <w:proofErr w:type="spellStart"/>
-      <w:r>
-        <w:t>đó</w:t>
-      </w:r>
-      <w:proofErr w:type="spellEnd"/>
-      <w:r>
-        <w:t xml:space="preserve"> </w:t>
-      </w:r>
-      <w:proofErr w:type="spellStart"/>
-      <w:r>
-        <w:t>cả</w:t>
-      </w:r>
-      <w:proofErr w:type="spellEnd"/>
-      <w:r>
-        <w:t xml:space="preserve"> </w:t>
-      </w:r>
-      <w:proofErr w:type="spellStart"/>
-      <w:r>
-        <w:t>hai</w:t>
-      </w:r>
-      <w:proofErr w:type="spellEnd"/>
-      <w:r>
-        <w:t xml:space="preserve"> </w:t>
-      </w:r>
-      <w:proofErr w:type="spellStart"/>
-      <w:r>
-        <w:t>đều</w:t>
-      </w:r>
-      <w:proofErr w:type="spellEnd"/>
-      <w:r>
-        <w:t xml:space="preserve"> </w:t>
-      </w:r>
-      <w:proofErr w:type="spellStart"/>
-      <w:r>
-        <w:t>đang</w:t>
-      </w:r>
-      <w:proofErr w:type="spellEnd"/>
-      <w:r>
-        <w:t xml:space="preserve"> </w:t>
-      </w:r>
-      <w:proofErr w:type="spellStart"/>
-      <w:r>
-        <w:t>cần</w:t>
-      </w:r>
-      <w:proofErr w:type="spellEnd"/>
-      <w:r>
-        <w:t xml:space="preserve"> </w:t>
-      </w:r>
-      <w:proofErr w:type="spellStart"/>
-      <w:r>
-        <w:t>tải</w:t>
-      </w:r>
-      <w:proofErr w:type="spellEnd"/>
-      <w:r>
-        <w:t xml:space="preserve"> </w:t>
-      </w:r>
-      <w:proofErr w:type="spellStart"/>
-      <w:r>
-        <w:t>tài</w:t>
-      </w:r>
-      <w:proofErr w:type="spellEnd"/>
-      <w:r>
-        <w:t xml:space="preserve"> </w:t>
-      </w:r>
-      <w:proofErr w:type="spellStart"/>
-      <w:r>
-        <w:t>liệu</w:t>
-      </w:r>
-      <w:proofErr w:type="spellEnd"/>
-      <w:r>
-        <w:t xml:space="preserve"> </w:t>
-      </w:r>
-      <w:proofErr w:type="spellStart"/>
-      <w:r>
-        <w:t>ôn</w:t>
-      </w:r>
-      <w:proofErr w:type="spellEnd"/>
-      <w:r>
-        <w:t xml:space="preserve"> </w:t>
-      </w:r>
-      <w:proofErr w:type="spellStart"/>
-      <w:r>
-        <w:t>tập</w:t>
-      </w:r>
-      <w:proofErr w:type="spellEnd"/>
+        <w:t xml:space="preserve"> đúng lúc</w:t>
+      </w:r>
+      <w:r>
+        <w:t xml:space="preserve"> đó</w:t>
+      </w:r>
+      <w:r>
+        <w:t xml:space="preserve"> cả hai</w:t>
+      </w:r>
+      <w:r>
+        <w:t xml:space="preserve"> đều</w:t>
+      </w:r>
+      <w:r>
+        <w:t xml:space="preserve"> đang cần tải tài liệu ôn tập</w:t>
+      </w:r>
       <w:r>
         <w:t>.</w:t>
       </w:r>
     </w:p>
     <w:p>
-      <w:proofErr w:type="spellStart"/>
-      <w:r>
-        <w:t>Tôi</w:t>
-      </w:r>
-      <w:proofErr w:type="spellEnd"/>
-      <w:r>
-        <w:t xml:space="preserve"> (</w:t>
+      <w:r>
+        <w:t>Tôi (</w:t>
       </w:r>
       <w:r>
         <w:rPr>
@@ -3478,131 +2966,14 @@
         <w:t>Anh Tuấn</w:t>
       </w:r>
       <w:r>
-        <w:t xml:space="preserve">) </w:t>
-      </w:r>
-      <w:proofErr w:type="spellStart"/>
-      <w:r>
-        <w:t>bình</w:t>
-      </w:r>
-      <w:proofErr w:type="spellEnd"/>
-      <w:r>
-        <w:t xml:space="preserve"> </w:t>
-      </w:r>
-      <w:proofErr w:type="spellStart"/>
-      <w:r>
-        <w:t>tĩnh</w:t>
-      </w:r>
-      <w:proofErr w:type="spellEnd"/>
-      <w:r>
-        <w:t xml:space="preserve"> </w:t>
-      </w:r>
-      <w:proofErr w:type="spellStart"/>
-      <w:r>
-        <w:t>bật</w:t>
-      </w:r>
-      <w:proofErr w:type="spellEnd"/>
-      <w:r>
-        <w:t xml:space="preserve"> </w:t>
+        <w:t xml:space="preserve">) bình tĩnh bật </w:t>
       </w:r>
       <w:r>
         <w:t>5</w:t>
       </w:r>
       <w:r>
-        <w:t xml:space="preserve">G </w:t>
-      </w:r>
-      <w:proofErr w:type="spellStart"/>
-      <w:r>
-        <w:t>trên</w:t>
-      </w:r>
-      <w:proofErr w:type="spellEnd"/>
-      <w:r>
-        <w:t xml:space="preserve"> </w:t>
-      </w:r>
-      <w:proofErr w:type="spellStart"/>
-      <w:r>
-        <w:t>điện</w:t>
-      </w:r>
-      <w:proofErr w:type="spellEnd"/>
-      <w:r>
-        <w:t xml:space="preserve"> </w:t>
-      </w:r>
-      <w:proofErr w:type="spellStart"/>
-      <w:r>
-        <w:t>thoại</w:t>
-      </w:r>
-      <w:proofErr w:type="spellEnd"/>
-      <w:r>
-        <w:t xml:space="preserve"> </w:t>
-      </w:r>
-      <w:proofErr w:type="spellStart"/>
-      <w:r>
-        <w:t>và</w:t>
-      </w:r>
-      <w:proofErr w:type="spellEnd"/>
-      <w:r>
-        <w:t xml:space="preserve"> </w:t>
-      </w:r>
-      <w:proofErr w:type="spellStart"/>
-      <w:r>
-        <w:t>mở</w:t>
-      </w:r>
-      <w:proofErr w:type="spellEnd"/>
-      <w:r>
-        <w:t xml:space="preserve"> </w:t>
-      </w:r>
-      <w:proofErr w:type="spellStart"/>
-      <w:r>
-        <w:t>tính</w:t>
-      </w:r>
-      <w:proofErr w:type="spellEnd"/>
-      <w:r>
-        <w:t xml:space="preserve"> </w:t>
-      </w:r>
-      <w:proofErr w:type="spellStart"/>
-      <w:r>
-        <w:t>năng</w:t>
-      </w:r>
-      <w:proofErr w:type="spellEnd"/>
-      <w:r>
-        <w:t xml:space="preserve"> </w:t>
-      </w:r>
-      <w:proofErr w:type="spellStart"/>
-      <w:r>
-        <w:t>phát</w:t>
-      </w:r>
-      <w:proofErr w:type="spellEnd"/>
-      <w:r>
-        <w:t xml:space="preserve"> Wi-Fi (Hotspot). </w:t>
-      </w:r>
-      <w:proofErr w:type="spellStart"/>
-      <w:r>
-        <w:t>Tên</w:t>
-      </w:r>
-      <w:proofErr w:type="spellEnd"/>
-      <w:r>
-        <w:t xml:space="preserve"> Wi-Fi </w:t>
-      </w:r>
-      <w:proofErr w:type="spellStart"/>
-      <w:r>
-        <w:t>tôi</w:t>
-      </w:r>
-      <w:proofErr w:type="spellEnd"/>
-      <w:r>
-        <w:t xml:space="preserve"> </w:t>
-      </w:r>
-      <w:proofErr w:type="spellStart"/>
-      <w:r>
-        <w:t>đặt</w:t>
-      </w:r>
-      <w:proofErr w:type="spellEnd"/>
-      <w:r>
-        <w:t xml:space="preserve"> </w:t>
-      </w:r>
-      <w:proofErr w:type="spellStart"/>
-      <w:r>
-        <w:t>là</w:t>
-      </w:r>
-      <w:proofErr w:type="spellEnd"/>
+        <w:t>G trên điện thoại và mở tính năng phát Wi-Fi (Hotspot). Tên Wi-Fi tôi đặt là</w:t>
+      </w:r>
       <w:r>
         <w:t xml:space="preserve"> “</w:t>
       </w:r>
@@ -3614,101 +2985,8 @@
         <w:t>Dell XPS 9570</w:t>
       </w:r>
       <w:r>
-        <w:t xml:space="preserve">”, ý </w:t>
-      </w:r>
-      <w:proofErr w:type="spellStart"/>
-      <w:r>
-        <w:t>chỉ</w:t>
-      </w:r>
-      <w:proofErr w:type="spellEnd"/>
-      <w:r>
-        <w:t xml:space="preserve"> </w:t>
-      </w:r>
-      <w:proofErr w:type="spellStart"/>
-      <w:r>
-        <w:t>tôi</w:t>
-      </w:r>
-      <w:proofErr w:type="spellEnd"/>
-      <w:r>
-        <w:t xml:space="preserve"> </w:t>
-      </w:r>
-      <w:proofErr w:type="spellStart"/>
-      <w:r>
-        <w:t>chỉ</w:t>
-      </w:r>
-      <w:proofErr w:type="spellEnd"/>
-      <w:r>
-        <w:t xml:space="preserve"> </w:t>
-      </w:r>
-      <w:proofErr w:type="spellStart"/>
-      <w:r>
-        <w:t>muốn</w:t>
-      </w:r>
-      <w:proofErr w:type="spellEnd"/>
-      <w:r>
-        <w:t xml:space="preserve"> </w:t>
-      </w:r>
-      <w:proofErr w:type="spellStart"/>
-      <w:r>
-        <w:t>cho</w:t>
-      </w:r>
-      <w:proofErr w:type="spellEnd"/>
-      <w:r>
-        <w:t xml:space="preserve"> Laptop </w:t>
-      </w:r>
-      <w:proofErr w:type="spellStart"/>
-      <w:r>
-        <w:t>của</w:t>
-      </w:r>
-      <w:proofErr w:type="spellEnd"/>
-      <w:r>
-        <w:t xml:space="preserve"> </w:t>
-      </w:r>
-      <w:proofErr w:type="spellStart"/>
-      <w:r>
-        <w:t>tôi</w:t>
-      </w:r>
-      <w:proofErr w:type="spellEnd"/>
-      <w:r>
-        <w:t xml:space="preserve"> </w:t>
-      </w:r>
-      <w:proofErr w:type="spellStart"/>
-      <w:r>
-        <w:t>kết</w:t>
-      </w:r>
-      <w:proofErr w:type="spellEnd"/>
-      <w:r>
-        <w:t xml:space="preserve"> </w:t>
-      </w:r>
-      <w:proofErr w:type="spellStart"/>
-      <w:r>
-        <w:t>nối</w:t>
-      </w:r>
-      <w:proofErr w:type="spellEnd"/>
-      <w:r>
-        <w:t xml:space="preserve"> </w:t>
-      </w:r>
-      <w:proofErr w:type="spellStart"/>
-      <w:r>
-        <w:t>mạng</w:t>
-      </w:r>
-      <w:proofErr w:type="spellEnd"/>
-      <w:r>
-        <w:t xml:space="preserve"> Wi-Fi </w:t>
-      </w:r>
-      <w:proofErr w:type="spellStart"/>
-      <w:r>
-        <w:t>này</w:t>
-      </w:r>
-      <w:proofErr w:type="spellEnd"/>
-      <w:r>
-        <w:t xml:space="preserve"> </w:t>
-      </w:r>
-      <w:proofErr w:type="spellStart"/>
-      <w:r>
-        <w:t>thôi</w:t>
-      </w:r>
-      <w:proofErr w:type="spellEnd"/>
+        <w:t>”, ý chỉ tôi chỉ muốn cho Laptop của tôi kết nối mạng Wi-Fi này thôi</w:t>
+      </w:r>
       <w:r>
         <w:t>.</w:t>
       </w:r>
@@ -3725,145 +3003,12 @@
           <w:b/>
           <w:bCs/>
         </w:rPr>
-        <w:t xml:space="preserve">2. </w:t>
-      </w:r>
-      <w:proofErr w:type="spellStart"/>
-      <w:r>
-        <w:rPr>
-          <w:b/>
-          <w:bCs/>
-        </w:rPr>
-        <w:t>Nút</w:t>
-      </w:r>
-      <w:proofErr w:type="spellEnd"/>
-      <w:r>
-        <w:rPr>
-          <w:b/>
-          <w:bCs/>
-        </w:rPr>
-        <w:t xml:space="preserve"> </w:t>
-      </w:r>
-      <w:proofErr w:type="spellStart"/>
-      <w:r>
-        <w:rPr>
-          <w:b/>
-          <w:bCs/>
-        </w:rPr>
-        <w:t>thắt</w:t>
-      </w:r>
-      <w:proofErr w:type="spellEnd"/>
-      <w:r>
-        <w:rPr>
-          <w:b/>
-          <w:bCs/>
-        </w:rPr>
-        <w:t xml:space="preserve"> (</w:t>
-      </w:r>
-      <w:proofErr w:type="spellStart"/>
-      <w:r>
-        <w:rPr>
-          <w:b/>
-          <w:bCs/>
-        </w:rPr>
-        <w:t>Lời</w:t>
-      </w:r>
-      <w:proofErr w:type="spellEnd"/>
-      <w:r>
-        <w:rPr>
-          <w:b/>
-          <w:bCs/>
-        </w:rPr>
-        <w:t xml:space="preserve"> </w:t>
-      </w:r>
-      <w:proofErr w:type="spellStart"/>
-      <w:r>
-        <w:rPr>
-          <w:b/>
-          <w:bCs/>
-        </w:rPr>
-        <w:t>thách</w:t>
-      </w:r>
-      <w:proofErr w:type="spellEnd"/>
-      <w:r>
-        <w:rPr>
-          <w:b/>
-          <w:bCs/>
-        </w:rPr>
-        <w:t xml:space="preserve"> </w:t>
-      </w:r>
-      <w:proofErr w:type="spellStart"/>
-      <w:r>
-        <w:rPr>
-          <w:b/>
-          <w:bCs/>
-        </w:rPr>
-        <w:t>đố</w:t>
-      </w:r>
-      <w:proofErr w:type="spellEnd"/>
-      <w:r>
-        <w:rPr>
-          <w:b/>
-          <w:bCs/>
-        </w:rPr>
-        <w:t>)</w:t>
+        <w:t>2. Nút thắt (Lời thách đố)</w:t>
       </w:r>
     </w:p>
     <w:p>
-      <w:proofErr w:type="spellStart"/>
-      <w:r>
-        <w:t>Thấy</w:t>
-      </w:r>
-      <w:proofErr w:type="spellEnd"/>
-      <w:r>
-        <w:t xml:space="preserve"> </w:t>
-      </w:r>
-      <w:proofErr w:type="spellStart"/>
-      <w:r>
-        <w:t>có</w:t>
-      </w:r>
-      <w:proofErr w:type="spellEnd"/>
-      <w:r>
-        <w:t xml:space="preserve"> </w:t>
-      </w:r>
-      <w:proofErr w:type="spellStart"/>
-      <w:r>
-        <w:t>sóng</w:t>
-      </w:r>
-      <w:proofErr w:type="spellEnd"/>
-      <w:r>
-        <w:t xml:space="preserve"> Wi-Fi </w:t>
-      </w:r>
-      <w:proofErr w:type="spellStart"/>
-      <w:r>
-        <w:t>từ</w:t>
-      </w:r>
-      <w:proofErr w:type="spellEnd"/>
-      <w:r>
-        <w:t xml:space="preserve"> </w:t>
-      </w:r>
-      <w:proofErr w:type="spellStart"/>
-      <w:r>
-        <w:t>điện</w:t>
-      </w:r>
-      <w:proofErr w:type="spellEnd"/>
-      <w:r>
-        <w:t xml:space="preserve"> </w:t>
-      </w:r>
-      <w:proofErr w:type="spellStart"/>
-      <w:r>
-        <w:t>thoại</w:t>
-      </w:r>
-      <w:proofErr w:type="spellEnd"/>
-      <w:r>
-        <w:t xml:space="preserve"> </w:t>
-      </w:r>
-      <w:proofErr w:type="spellStart"/>
-      <w:r>
-        <w:t>tôi</w:t>
-      </w:r>
-      <w:proofErr w:type="spellEnd"/>
-      <w:r>
-        <w:t xml:space="preserve">, </w:t>
+      <w:r>
+        <w:t xml:space="preserve">Thấy có sóng Wi-Fi từ điện thoại tôi, </w:t>
       </w:r>
       <w:r>
         <w:rPr>
@@ -3873,31 +3018,7 @@
         <w:t>Khoa</w:t>
       </w:r>
       <w:r>
-        <w:t xml:space="preserve"> </w:t>
-      </w:r>
-      <w:proofErr w:type="spellStart"/>
-      <w:r>
-        <w:t>hí</w:t>
-      </w:r>
-      <w:proofErr w:type="spellEnd"/>
-      <w:r>
-        <w:t xml:space="preserve"> </w:t>
-      </w:r>
-      <w:proofErr w:type="spellStart"/>
-      <w:r>
-        <w:t>hửng</w:t>
-      </w:r>
-      <w:proofErr w:type="spellEnd"/>
-      <w:r>
-        <w:t xml:space="preserve"> quay sang </w:t>
-      </w:r>
-      <w:proofErr w:type="spellStart"/>
-      <w:r>
-        <w:t>hỏi</w:t>
-      </w:r>
-      <w:proofErr w:type="spellEnd"/>
-      <w:r>
-        <w:t>:</w:t>
+        <w:t xml:space="preserve"> hí hửng quay sang hỏi:</w:t>
       </w:r>
     </w:p>
     <w:p>
@@ -3916,244 +3037,12 @@
           <w:i/>
           <w:iCs/>
         </w:rPr>
-        <w:t>"</w:t>
-      </w:r>
-      <w:proofErr w:type="spellStart"/>
-      <w:r>
-        <w:rPr>
-          <w:i/>
-          <w:iCs/>
-        </w:rPr>
-        <w:t>Ông</w:t>
-      </w:r>
-      <w:proofErr w:type="spellEnd"/>
-      <w:r>
-        <w:rPr>
-          <w:i/>
-          <w:iCs/>
-        </w:rPr>
-        <w:t xml:space="preserve"> Tuấn, </w:t>
-      </w:r>
-      <w:proofErr w:type="spellStart"/>
-      <w:r>
-        <w:rPr>
-          <w:i/>
-          <w:iCs/>
-        </w:rPr>
-        <w:t>cho</w:t>
-      </w:r>
-      <w:proofErr w:type="spellEnd"/>
-      <w:r>
-        <w:rPr>
-          <w:i/>
-          <w:iCs/>
-        </w:rPr>
-        <w:t xml:space="preserve"> </w:t>
-      </w:r>
-      <w:proofErr w:type="spellStart"/>
-      <w:r>
-        <w:rPr>
-          <w:i/>
-          <w:iCs/>
-        </w:rPr>
-        <w:t>xin</w:t>
-      </w:r>
-      <w:proofErr w:type="spellEnd"/>
-      <w:r>
-        <w:rPr>
-          <w:i/>
-          <w:iCs/>
-        </w:rPr>
-        <w:t xml:space="preserve"> </w:t>
-      </w:r>
-      <w:proofErr w:type="spellStart"/>
-      <w:r>
-        <w:rPr>
-          <w:i/>
-          <w:iCs/>
-        </w:rPr>
-        <w:t>cái</w:t>
-      </w:r>
-      <w:proofErr w:type="spellEnd"/>
-      <w:r>
-        <w:rPr>
-          <w:i/>
-          <w:iCs/>
-        </w:rPr>
-        <w:t xml:space="preserve"> Pass </w:t>
-      </w:r>
-      <w:proofErr w:type="spellStart"/>
-      <w:r>
-        <w:rPr>
-          <w:i/>
-          <w:iCs/>
-        </w:rPr>
-        <w:t>wifi</w:t>
-      </w:r>
-      <w:proofErr w:type="spellEnd"/>
-      <w:r>
-        <w:rPr>
-          <w:i/>
-          <w:iCs/>
-        </w:rPr>
-        <w:t xml:space="preserve"> </w:t>
-      </w:r>
-      <w:proofErr w:type="spellStart"/>
-      <w:r>
-        <w:rPr>
-          <w:i/>
-          <w:iCs/>
-        </w:rPr>
-        <w:t>cái</w:t>
-      </w:r>
-      <w:proofErr w:type="spellEnd"/>
-      <w:r>
-        <w:rPr>
-          <w:i/>
-          <w:iCs/>
-        </w:rPr>
-        <w:t xml:space="preserve"> </w:t>
-      </w:r>
-      <w:proofErr w:type="spellStart"/>
-      <w:r>
-        <w:rPr>
-          <w:i/>
-          <w:iCs/>
-        </w:rPr>
-        <w:t>coi</w:t>
-      </w:r>
-      <w:proofErr w:type="spellEnd"/>
-      <w:r>
-        <w:rPr>
-          <w:i/>
-          <w:iCs/>
-        </w:rPr>
-        <w:t xml:space="preserve">, </w:t>
-      </w:r>
-      <w:proofErr w:type="spellStart"/>
-      <w:r>
-        <w:rPr>
-          <w:i/>
-          <w:iCs/>
-        </w:rPr>
-        <w:t>đang</w:t>
-      </w:r>
-      <w:proofErr w:type="spellEnd"/>
-      <w:r>
-        <w:rPr>
-          <w:i/>
-          <w:iCs/>
-        </w:rPr>
-        <w:t xml:space="preserve"> </w:t>
-      </w:r>
-      <w:proofErr w:type="spellStart"/>
-      <w:r>
-        <w:rPr>
-          <w:i/>
-          <w:iCs/>
-        </w:rPr>
-        <w:t>tải</w:t>
-      </w:r>
-      <w:proofErr w:type="spellEnd"/>
-      <w:r>
-        <w:rPr>
-          <w:i/>
-          <w:iCs/>
-        </w:rPr>
-        <w:t xml:space="preserve"> </w:t>
-      </w:r>
-      <w:proofErr w:type="spellStart"/>
-      <w:r>
-        <w:rPr>
-          <w:i/>
-          <w:iCs/>
-        </w:rPr>
-        <w:t>dở</w:t>
-      </w:r>
-      <w:proofErr w:type="spellEnd"/>
-      <w:r>
-        <w:rPr>
-          <w:i/>
-          <w:iCs/>
-        </w:rPr>
-        <w:t xml:space="preserve"> file </w:t>
-      </w:r>
-      <w:proofErr w:type="spellStart"/>
-      <w:r>
-        <w:rPr>
-          <w:i/>
-          <w:iCs/>
-        </w:rPr>
-        <w:t>nặng</w:t>
-      </w:r>
-      <w:proofErr w:type="spellEnd"/>
-      <w:r>
-        <w:rPr>
-          <w:i/>
-          <w:iCs/>
-        </w:rPr>
-        <w:t xml:space="preserve"> </w:t>
-      </w:r>
-      <w:proofErr w:type="spellStart"/>
-      <w:r>
-        <w:rPr>
-          <w:i/>
-          <w:iCs/>
-        </w:rPr>
-        <w:t>quá</w:t>
-      </w:r>
-      <w:proofErr w:type="spellEnd"/>
-      <w:r>
-        <w:rPr>
-          <w:i/>
-          <w:iCs/>
-        </w:rPr>
-        <w:t>."</w:t>
+        <w:t>"Ông Tuấn, cho xin cái Pass wifi cái coi, đang tải dở file nặng quá."</w:t>
       </w:r>
     </w:p>
     <w:p>
       <w:r>
-        <w:t xml:space="preserve">Thay </w:t>
-      </w:r>
-      <w:proofErr w:type="spellStart"/>
-      <w:r>
-        <w:t>vì</w:t>
-      </w:r>
-      <w:proofErr w:type="spellEnd"/>
-      <w:r>
-        <w:t xml:space="preserve"> </w:t>
-      </w:r>
-      <w:proofErr w:type="spellStart"/>
-      <w:r>
-        <w:t>đọc</w:t>
-      </w:r>
-      <w:proofErr w:type="spellEnd"/>
-      <w:r>
-        <w:t xml:space="preserve"> </w:t>
-      </w:r>
-      <w:proofErr w:type="spellStart"/>
-      <w:r>
-        <w:t>mật</w:t>
-      </w:r>
-      <w:proofErr w:type="spellEnd"/>
-      <w:r>
-        <w:t xml:space="preserve"> </w:t>
-      </w:r>
-      <w:proofErr w:type="spellStart"/>
-      <w:r>
-        <w:t>khẩu</w:t>
-      </w:r>
-      <w:proofErr w:type="spellEnd"/>
-      <w:r>
-        <w:t xml:space="preserve">, </w:t>
-      </w:r>
-      <w:proofErr w:type="spellStart"/>
-      <w:r>
-        <w:t>tôi</w:t>
-      </w:r>
-      <w:proofErr w:type="spellEnd"/>
-      <w:r>
-        <w:t xml:space="preserve"> (</w:t>
+        <w:t>Thay vì đọc mật khẩu, tôi (</w:t>
       </w:r>
       <w:r>
         <w:rPr>
@@ -4163,47 +3052,7 @@
         <w:t>Tuấn</w:t>
       </w:r>
       <w:r>
-        <w:t xml:space="preserve">) </w:t>
-      </w:r>
-      <w:proofErr w:type="spellStart"/>
-      <w:r>
-        <w:t>cười</w:t>
-      </w:r>
-      <w:proofErr w:type="spellEnd"/>
-      <w:r>
-        <w:t xml:space="preserve"> </w:t>
-      </w:r>
-      <w:proofErr w:type="spellStart"/>
-      <w:r>
-        <w:t>bí</w:t>
-      </w:r>
-      <w:proofErr w:type="spellEnd"/>
-      <w:r>
-        <w:t xml:space="preserve"> </w:t>
-      </w:r>
-      <w:proofErr w:type="spellStart"/>
-      <w:r>
-        <w:t>hiểm</w:t>
-      </w:r>
-      <w:proofErr w:type="spellEnd"/>
-      <w:r>
-        <w:t xml:space="preserve"> </w:t>
-      </w:r>
-      <w:proofErr w:type="spellStart"/>
-      <w:r>
-        <w:t>và</w:t>
-      </w:r>
-      <w:proofErr w:type="spellEnd"/>
-      <w:r>
-        <w:t xml:space="preserve"> </w:t>
-      </w:r>
-      <w:proofErr w:type="spellStart"/>
-      <w:r>
-        <w:t>đáp</w:t>
-      </w:r>
-      <w:proofErr w:type="spellEnd"/>
-      <w:r>
-        <w:t>:</w:t>
+        <w:t>) cười bí hiểm và đáp:</w:t>
       </w:r>
     </w:p>
     <w:p>
@@ -4235,311 +3084,14 @@
           <w:i/>
           <w:iCs/>
         </w:rPr>
-        <w:t xml:space="preserve">Ở </w:t>
-      </w:r>
-      <w:proofErr w:type="spellStart"/>
+        <w:t>Ở đời làm gì có chuyện ngon ăn dễ vậy, hồi bữa học</w:t>
+      </w:r>
       <w:r>
         <w:rPr>
           <w:i/>
           <w:iCs/>
         </w:rPr>
-        <w:t>đời</w:t>
-      </w:r>
-      <w:proofErr w:type="spellEnd"/>
-      <w:r>
-        <w:rPr>
-          <w:i/>
-          <w:iCs/>
-        </w:rPr>
-        <w:t xml:space="preserve"> </w:t>
-      </w:r>
-      <w:proofErr w:type="spellStart"/>
-      <w:r>
-        <w:rPr>
-          <w:i/>
-          <w:iCs/>
-        </w:rPr>
-        <w:t>làm</w:t>
-      </w:r>
-      <w:proofErr w:type="spellEnd"/>
-      <w:r>
-        <w:rPr>
-          <w:i/>
-          <w:iCs/>
-        </w:rPr>
-        <w:t xml:space="preserve"> </w:t>
-      </w:r>
-      <w:proofErr w:type="spellStart"/>
-      <w:r>
-        <w:rPr>
-          <w:i/>
-          <w:iCs/>
-        </w:rPr>
-        <w:t>gì</w:t>
-      </w:r>
-      <w:proofErr w:type="spellEnd"/>
-      <w:r>
-        <w:rPr>
-          <w:i/>
-          <w:iCs/>
-        </w:rPr>
-        <w:t xml:space="preserve"> </w:t>
-      </w:r>
-      <w:proofErr w:type="spellStart"/>
-      <w:r>
-        <w:rPr>
-          <w:i/>
-          <w:iCs/>
-        </w:rPr>
-        <w:t>có</w:t>
-      </w:r>
-      <w:proofErr w:type="spellEnd"/>
-      <w:r>
-        <w:rPr>
-          <w:i/>
-          <w:iCs/>
-        </w:rPr>
-        <w:t xml:space="preserve"> </w:t>
-      </w:r>
-      <w:proofErr w:type="spellStart"/>
-      <w:r>
-        <w:rPr>
-          <w:i/>
-          <w:iCs/>
-        </w:rPr>
-        <w:t>chuyện</w:t>
-      </w:r>
-      <w:proofErr w:type="spellEnd"/>
-      <w:r>
-        <w:rPr>
-          <w:i/>
-          <w:iCs/>
-        </w:rPr>
-        <w:t xml:space="preserve"> </w:t>
-      </w:r>
-      <w:proofErr w:type="spellStart"/>
-      <w:r>
-        <w:rPr>
-          <w:i/>
-          <w:iCs/>
-        </w:rPr>
-        <w:t>ngon</w:t>
-      </w:r>
-      <w:proofErr w:type="spellEnd"/>
-      <w:r>
-        <w:rPr>
-          <w:i/>
-          <w:iCs/>
-        </w:rPr>
-        <w:t xml:space="preserve"> </w:t>
-      </w:r>
-      <w:proofErr w:type="spellStart"/>
-      <w:r>
-        <w:rPr>
-          <w:i/>
-          <w:iCs/>
-        </w:rPr>
-        <w:t>ăn</w:t>
-      </w:r>
-      <w:proofErr w:type="spellEnd"/>
-      <w:r>
-        <w:rPr>
-          <w:i/>
-          <w:iCs/>
-        </w:rPr>
-        <w:t xml:space="preserve"> </w:t>
-      </w:r>
-      <w:proofErr w:type="spellStart"/>
-      <w:r>
-        <w:rPr>
-          <w:i/>
-          <w:iCs/>
-        </w:rPr>
-        <w:t>dễ</w:t>
-      </w:r>
-      <w:proofErr w:type="spellEnd"/>
-      <w:r>
-        <w:rPr>
-          <w:i/>
-          <w:iCs/>
-        </w:rPr>
-        <w:t xml:space="preserve"> </w:t>
-      </w:r>
-      <w:proofErr w:type="spellStart"/>
-      <w:r>
-        <w:rPr>
-          <w:i/>
-          <w:iCs/>
-        </w:rPr>
-        <w:t>vậy</w:t>
-      </w:r>
-      <w:proofErr w:type="spellEnd"/>
-      <w:r>
-        <w:rPr>
-          <w:i/>
-          <w:iCs/>
-        </w:rPr>
-        <w:t xml:space="preserve">, </w:t>
-      </w:r>
-      <w:proofErr w:type="spellStart"/>
-      <w:r>
-        <w:rPr>
-          <w:i/>
-          <w:iCs/>
-        </w:rPr>
-        <w:t>hồi</w:t>
-      </w:r>
-      <w:proofErr w:type="spellEnd"/>
-      <w:r>
-        <w:rPr>
-          <w:i/>
-          <w:iCs/>
-        </w:rPr>
-        <w:t xml:space="preserve"> </w:t>
-      </w:r>
-      <w:proofErr w:type="spellStart"/>
-      <w:r>
-        <w:rPr>
-          <w:i/>
-          <w:iCs/>
-        </w:rPr>
-        <w:t>bữa</w:t>
-      </w:r>
-      <w:proofErr w:type="spellEnd"/>
-      <w:r>
-        <w:rPr>
-          <w:i/>
-          <w:iCs/>
-        </w:rPr>
-        <w:t xml:space="preserve"> </w:t>
-      </w:r>
-      <w:proofErr w:type="spellStart"/>
-      <w:r>
-        <w:rPr>
-          <w:i/>
-          <w:iCs/>
-        </w:rPr>
-        <w:t>học</w:t>
-      </w:r>
-      <w:proofErr w:type="spellEnd"/>
-      <w:r>
-        <w:rPr>
-          <w:i/>
-          <w:iCs/>
-        </w:rPr>
-        <w:t xml:space="preserve"> Lab </w:t>
-      </w:r>
-      <w:proofErr w:type="spellStart"/>
-      <w:r>
-        <w:rPr>
-          <w:i/>
-          <w:iCs/>
-        </w:rPr>
-        <w:t>quét</w:t>
-      </w:r>
-      <w:proofErr w:type="spellEnd"/>
-      <w:r>
-        <w:rPr>
-          <w:i/>
-          <w:iCs/>
-        </w:rPr>
-        <w:t xml:space="preserve"> password </w:t>
-      </w:r>
-      <w:proofErr w:type="spellStart"/>
-      <w:r>
-        <w:rPr>
-          <w:i/>
-          <w:iCs/>
-        </w:rPr>
-        <w:t>mà</w:t>
-      </w:r>
-      <w:proofErr w:type="spellEnd"/>
-      <w:r>
-        <w:rPr>
-          <w:i/>
-          <w:iCs/>
-        </w:rPr>
-        <w:t xml:space="preserve"> </w:t>
-      </w:r>
-      <w:proofErr w:type="spellStart"/>
-      <w:r>
-        <w:rPr>
-          <w:i/>
-          <w:iCs/>
-        </w:rPr>
-        <w:t>lại</w:t>
-      </w:r>
-      <w:proofErr w:type="spellEnd"/>
-      <w:r>
-        <w:rPr>
-          <w:i/>
-          <w:iCs/>
-        </w:rPr>
-        <w:t xml:space="preserve"> </w:t>
-      </w:r>
-      <w:proofErr w:type="spellStart"/>
-      <w:r>
-        <w:rPr>
-          <w:i/>
-          <w:iCs/>
-        </w:rPr>
-        <w:t>đi</w:t>
-      </w:r>
-      <w:proofErr w:type="spellEnd"/>
-      <w:r>
-        <w:rPr>
-          <w:i/>
-          <w:iCs/>
-        </w:rPr>
-        <w:t xml:space="preserve"> </w:t>
-      </w:r>
-      <w:proofErr w:type="spellStart"/>
-      <w:r>
-        <w:rPr>
-          <w:i/>
-          <w:iCs/>
-        </w:rPr>
-        <w:t>xin</w:t>
-      </w:r>
-      <w:proofErr w:type="spellEnd"/>
-      <w:r>
-        <w:rPr>
-          <w:i/>
-          <w:iCs/>
-        </w:rPr>
-        <w:t xml:space="preserve"> </w:t>
-      </w:r>
-      <w:proofErr w:type="spellStart"/>
-      <w:r>
-        <w:rPr>
-          <w:i/>
-          <w:iCs/>
-        </w:rPr>
-        <w:t>xỏ</w:t>
-      </w:r>
-      <w:proofErr w:type="spellEnd"/>
-      <w:r>
-        <w:rPr>
-          <w:i/>
-          <w:iCs/>
-        </w:rPr>
-        <w:t xml:space="preserve"> </w:t>
-      </w:r>
-      <w:proofErr w:type="spellStart"/>
-      <w:r>
-        <w:rPr>
-          <w:i/>
-          <w:iCs/>
-        </w:rPr>
-        <w:t>thế</w:t>
-      </w:r>
-      <w:proofErr w:type="spellEnd"/>
-      <w:r>
-        <w:rPr>
-          <w:i/>
-          <w:iCs/>
-        </w:rPr>
-        <w:t xml:space="preserve"> à? T</w:t>
+        <w:t xml:space="preserve"> Lab quét password mà lại đi xin xỏ thế à? T</w:t>
       </w:r>
       <w:r>
         <w:rPr>
@@ -4553,183 +3105,7 @@
           <w:i/>
           <w:iCs/>
         </w:rPr>
-        <w:t xml:space="preserve"> </w:t>
-      </w:r>
-      <w:proofErr w:type="spellStart"/>
-      <w:r>
-        <w:rPr>
-          <w:i/>
-          <w:iCs/>
-        </w:rPr>
-        <w:t>phát</w:t>
-      </w:r>
-      <w:proofErr w:type="spellEnd"/>
-      <w:r>
-        <w:rPr>
-          <w:i/>
-          <w:iCs/>
-        </w:rPr>
-        <w:t xml:space="preserve"> </w:t>
-      </w:r>
-      <w:proofErr w:type="spellStart"/>
-      <w:r>
-        <w:rPr>
-          <w:i/>
-          <w:iCs/>
-        </w:rPr>
-        <w:t>mạng</w:t>
-      </w:r>
-      <w:proofErr w:type="spellEnd"/>
-      <w:r>
-        <w:rPr>
-          <w:i/>
-          <w:iCs/>
-        </w:rPr>
-        <w:t xml:space="preserve"> </w:t>
-      </w:r>
-      <w:proofErr w:type="spellStart"/>
-      <w:r>
-        <w:rPr>
-          <w:i/>
-          <w:iCs/>
-        </w:rPr>
-        <w:t>rồi</w:t>
-      </w:r>
-      <w:proofErr w:type="spellEnd"/>
-      <w:r>
-        <w:rPr>
-          <w:i/>
-          <w:iCs/>
-        </w:rPr>
-        <w:t xml:space="preserve"> </w:t>
-      </w:r>
-      <w:proofErr w:type="spellStart"/>
-      <w:r>
-        <w:rPr>
-          <w:i/>
-          <w:iCs/>
-        </w:rPr>
-        <w:t>đấy</w:t>
-      </w:r>
-      <w:proofErr w:type="spellEnd"/>
-      <w:r>
-        <w:rPr>
-          <w:i/>
-          <w:iCs/>
-        </w:rPr>
-        <w:t xml:space="preserve">, </w:t>
-      </w:r>
-      <w:proofErr w:type="spellStart"/>
-      <w:r>
-        <w:rPr>
-          <w:i/>
-          <w:iCs/>
-        </w:rPr>
-        <w:t>nhưng</w:t>
-      </w:r>
-      <w:proofErr w:type="spellEnd"/>
-      <w:r>
-        <w:rPr>
-          <w:i/>
-          <w:iCs/>
-        </w:rPr>
-        <w:t xml:space="preserve"> </w:t>
-      </w:r>
-      <w:proofErr w:type="spellStart"/>
-      <w:r>
-        <w:rPr>
-          <w:i/>
-          <w:iCs/>
-        </w:rPr>
-        <w:t>không</w:t>
-      </w:r>
-      <w:proofErr w:type="spellEnd"/>
-      <w:r>
-        <w:rPr>
-          <w:i/>
-          <w:iCs/>
-        </w:rPr>
-        <w:t xml:space="preserve"> </w:t>
-      </w:r>
-      <w:proofErr w:type="spellStart"/>
-      <w:r>
-        <w:rPr>
-          <w:i/>
-          <w:iCs/>
-        </w:rPr>
-        <w:t>cho</w:t>
-      </w:r>
-      <w:proofErr w:type="spellEnd"/>
-      <w:r>
-        <w:rPr>
-          <w:i/>
-          <w:iCs/>
-        </w:rPr>
-        <w:t xml:space="preserve"> pass </w:t>
-      </w:r>
-      <w:proofErr w:type="spellStart"/>
-      <w:r>
-        <w:rPr>
-          <w:i/>
-          <w:iCs/>
-        </w:rPr>
-        <w:t>đâu</w:t>
-      </w:r>
-      <w:proofErr w:type="spellEnd"/>
-      <w:r>
-        <w:rPr>
-          <w:i/>
-          <w:iCs/>
-        </w:rPr>
-        <w:t xml:space="preserve">. </w:t>
-      </w:r>
-      <w:proofErr w:type="spellStart"/>
-      <w:r>
-        <w:rPr>
-          <w:i/>
-          <w:iCs/>
-        </w:rPr>
-        <w:t>Ông</w:t>
-      </w:r>
-      <w:proofErr w:type="spellEnd"/>
-      <w:r>
-        <w:rPr>
-          <w:i/>
-          <w:iCs/>
-        </w:rPr>
-        <w:t xml:space="preserve"> </w:t>
-      </w:r>
-      <w:proofErr w:type="spellStart"/>
-      <w:r>
-        <w:rPr>
-          <w:i/>
-          <w:iCs/>
-        </w:rPr>
-        <w:t>thử</w:t>
-      </w:r>
-      <w:proofErr w:type="spellEnd"/>
-      <w:r>
-        <w:rPr>
-          <w:i/>
-          <w:iCs/>
-        </w:rPr>
-        <w:t xml:space="preserve"> </w:t>
-      </w:r>
-      <w:proofErr w:type="spellStart"/>
-      <w:r>
-        <w:rPr>
-          <w:i/>
-          <w:iCs/>
-        </w:rPr>
-        <w:t>dùng</w:t>
-      </w:r>
-      <w:proofErr w:type="spellEnd"/>
-      <w:r>
-        <w:rPr>
-          <w:i/>
-          <w:iCs/>
-        </w:rPr>
-        <w:t xml:space="preserve"> </w:t>
+        <w:t xml:space="preserve"> phát mạng rồi đấy, nhưng không cho pass đâu. Ông thử dùng </w:t>
       </w:r>
       <w:r>
         <w:rPr>
@@ -4745,43 +3121,10 @@
           <w:i/>
           <w:iCs/>
         </w:rPr>
-        <w:t xml:space="preserve"> </w:t>
-      </w:r>
-      <w:proofErr w:type="spellStart"/>
-      <w:r>
-        <w:rPr>
-          <w:i/>
-          <w:iCs/>
-        </w:rPr>
-        <w:t>dò</w:t>
-      </w:r>
-      <w:proofErr w:type="spellEnd"/>
-      <w:r>
-        <w:rPr>
-          <w:i/>
-          <w:iCs/>
-        </w:rPr>
-        <w:t xml:space="preserve"> </w:t>
-      </w:r>
-      <w:proofErr w:type="spellStart"/>
-      <w:r>
-        <w:rPr>
-          <w:i/>
-          <w:iCs/>
-        </w:rPr>
-        <w:t>xem</w:t>
-      </w:r>
-      <w:proofErr w:type="spellEnd"/>
-      <w:r>
-        <w:rPr>
-          <w:i/>
-          <w:iCs/>
-        </w:rPr>
-        <w:t xml:space="preserve">. </w:t>
+        <w:t xml:space="preserve"> dò xem. </w:t>
       </w:r>
     </w:p>
     <w:p>
-      <w:proofErr w:type="spellStart"/>
       <w:r>
         <w:rPr>
           <w:b/>
@@ -4789,9 +3132,15 @@
           <w:i/>
           <w:iCs/>
         </w:rPr>
-        <w:t>Gợi</w:t>
-      </w:r>
-      <w:proofErr w:type="spellEnd"/>
+        <w:t>Gợi ý nhé:</w:t>
+      </w:r>
+      <w:r>
+        <w:rPr>
+          <w:i/>
+          <w:iCs/>
+        </w:rPr>
+        <w:t xml:space="preserve"> Mật khẩu có </w:t>
+      </w:r>
       <w:r>
         <w:rPr>
           <w:b/>
@@ -4799,562 +3148,36 @@
           <w:i/>
           <w:iCs/>
         </w:rPr>
-        <w:t xml:space="preserve"> ý </w:t>
-      </w:r>
-      <w:proofErr w:type="spellStart"/>
-      <w:r>
-        <w:rPr>
-          <w:b/>
-          <w:bCs/>
-          <w:i/>
-          <w:iCs/>
-        </w:rPr>
-        <w:t>nhé</w:t>
-      </w:r>
-      <w:proofErr w:type="spellEnd"/>
-      <w:r>
-        <w:rPr>
-          <w:b/>
-          <w:bCs/>
-          <w:i/>
-          <w:iCs/>
-        </w:rPr>
-        <w:t>:</w:t>
+        <w:t>8 chữ số</w:t>
       </w:r>
       <w:r>
         <w:rPr>
           <w:i/>
           <w:iCs/>
         </w:rPr>
-        <w:t xml:space="preserve"> </w:t>
-      </w:r>
-      <w:proofErr w:type="spellStart"/>
+        <w:t xml:space="preserve">, là dãy số mà sinh viên trường mình ai cũng sở hữu và bắt buộc phải nhớ. Ông có 15 phút để 'hack' trước khi </w:t>
+      </w:r>
       <w:r>
         <w:rPr>
           <w:i/>
           <w:iCs/>
         </w:rPr>
-        <w:t>Mật</w:t>
-      </w:r>
-      <w:proofErr w:type="spellEnd"/>
+        <w:t>điện thoại</w:t>
+      </w:r>
       <w:r>
         <w:rPr>
           <w:i/>
           <w:iCs/>
         </w:rPr>
-        <w:t xml:space="preserve"> </w:t>
-      </w:r>
-      <w:proofErr w:type="spellStart"/>
+        <w:t xml:space="preserve"> tôi hết pin</w:t>
+      </w:r>
       <w:r>
         <w:rPr>
           <w:i/>
           <w:iCs/>
         </w:rPr>
-        <w:t>khẩu</w:t>
-      </w:r>
-      <w:proofErr w:type="spellEnd"/>
-      <w:r>
-        <w:rPr>
-          <w:i/>
-          <w:iCs/>
-        </w:rPr>
-        <w:t xml:space="preserve"> </w:t>
-      </w:r>
-      <w:proofErr w:type="spellStart"/>
-      <w:r>
-        <w:rPr>
-          <w:i/>
-          <w:iCs/>
-        </w:rPr>
-        <w:t>có</w:t>
-      </w:r>
-      <w:proofErr w:type="spellEnd"/>
-      <w:r>
-        <w:rPr>
-          <w:i/>
-          <w:iCs/>
-        </w:rPr>
-        <w:t xml:space="preserve"> </w:t>
-      </w:r>
-      <w:r>
-        <w:rPr>
-          <w:b/>
-          <w:bCs/>
-          <w:i/>
-          <w:iCs/>
-        </w:rPr>
-        <w:t xml:space="preserve">8 </w:t>
-      </w:r>
-      <w:proofErr w:type="spellStart"/>
-      <w:r>
-        <w:rPr>
-          <w:b/>
-          <w:bCs/>
-          <w:i/>
-          <w:iCs/>
-        </w:rPr>
-        <w:t>chữ</w:t>
-      </w:r>
-      <w:proofErr w:type="spellEnd"/>
-      <w:r>
-        <w:rPr>
-          <w:b/>
-          <w:bCs/>
-          <w:i/>
-          <w:iCs/>
-        </w:rPr>
-        <w:t xml:space="preserve"> </w:t>
-      </w:r>
-      <w:proofErr w:type="spellStart"/>
-      <w:r>
-        <w:rPr>
-          <w:b/>
-          <w:bCs/>
-          <w:i/>
-          <w:iCs/>
-        </w:rPr>
-        <w:t>số</w:t>
-      </w:r>
-      <w:proofErr w:type="spellEnd"/>
-      <w:r>
-        <w:rPr>
-          <w:i/>
-          <w:iCs/>
-        </w:rPr>
-        <w:t xml:space="preserve">, </w:t>
-      </w:r>
-      <w:proofErr w:type="spellStart"/>
-      <w:r>
-        <w:rPr>
-          <w:i/>
-          <w:iCs/>
-        </w:rPr>
-        <w:t>là</w:t>
-      </w:r>
-      <w:proofErr w:type="spellEnd"/>
-      <w:r>
-        <w:rPr>
-          <w:i/>
-          <w:iCs/>
-        </w:rPr>
-        <w:t xml:space="preserve"> </w:t>
-      </w:r>
-      <w:proofErr w:type="spellStart"/>
-      <w:r>
-        <w:rPr>
-          <w:i/>
-          <w:iCs/>
-        </w:rPr>
-        <w:t>dãy</w:t>
-      </w:r>
-      <w:proofErr w:type="spellEnd"/>
-      <w:r>
-        <w:rPr>
-          <w:i/>
-          <w:iCs/>
-        </w:rPr>
-        <w:t xml:space="preserve"> </w:t>
-      </w:r>
-      <w:proofErr w:type="spellStart"/>
-      <w:r>
-        <w:rPr>
-          <w:i/>
-          <w:iCs/>
-        </w:rPr>
-        <w:t>số</w:t>
-      </w:r>
-      <w:proofErr w:type="spellEnd"/>
-      <w:r>
-        <w:rPr>
-          <w:i/>
-          <w:iCs/>
-        </w:rPr>
-        <w:t xml:space="preserve"> </w:t>
-      </w:r>
-      <w:proofErr w:type="spellStart"/>
-      <w:r>
-        <w:rPr>
-          <w:i/>
-          <w:iCs/>
-        </w:rPr>
-        <w:t>mà</w:t>
-      </w:r>
-      <w:proofErr w:type="spellEnd"/>
-      <w:r>
-        <w:rPr>
-          <w:i/>
-          <w:iCs/>
-        </w:rPr>
-        <w:t xml:space="preserve"> </w:t>
-      </w:r>
-      <w:proofErr w:type="spellStart"/>
-      <w:r>
-        <w:rPr>
-          <w:i/>
-          <w:iCs/>
-        </w:rPr>
-        <w:t>sinh</w:t>
-      </w:r>
-      <w:proofErr w:type="spellEnd"/>
-      <w:r>
-        <w:rPr>
-          <w:i/>
-          <w:iCs/>
-        </w:rPr>
-        <w:t xml:space="preserve"> </w:t>
-      </w:r>
-      <w:proofErr w:type="spellStart"/>
-      <w:r>
-        <w:rPr>
-          <w:i/>
-          <w:iCs/>
-        </w:rPr>
-        <w:t>viên</w:t>
-      </w:r>
-      <w:proofErr w:type="spellEnd"/>
-      <w:r>
-        <w:rPr>
-          <w:i/>
-          <w:iCs/>
-        </w:rPr>
-        <w:t xml:space="preserve"> </w:t>
-      </w:r>
-      <w:proofErr w:type="spellStart"/>
-      <w:r>
-        <w:rPr>
-          <w:i/>
-          <w:iCs/>
-        </w:rPr>
-        <w:t>trường</w:t>
-      </w:r>
-      <w:proofErr w:type="spellEnd"/>
-      <w:r>
-        <w:rPr>
-          <w:i/>
-          <w:iCs/>
-        </w:rPr>
-        <w:t xml:space="preserve"> </w:t>
-      </w:r>
-      <w:proofErr w:type="spellStart"/>
-      <w:r>
-        <w:rPr>
-          <w:i/>
-          <w:iCs/>
-        </w:rPr>
-        <w:t>mình</w:t>
-      </w:r>
-      <w:proofErr w:type="spellEnd"/>
-      <w:r>
-        <w:rPr>
-          <w:i/>
-          <w:iCs/>
-        </w:rPr>
-        <w:t xml:space="preserve"> ai </w:t>
-      </w:r>
-      <w:proofErr w:type="spellStart"/>
-      <w:r>
-        <w:rPr>
-          <w:i/>
-          <w:iCs/>
-        </w:rPr>
-        <w:t>cũng</w:t>
-      </w:r>
-      <w:proofErr w:type="spellEnd"/>
-      <w:r>
-        <w:rPr>
-          <w:i/>
-          <w:iCs/>
-        </w:rPr>
-        <w:t xml:space="preserve"> </w:t>
-      </w:r>
-      <w:proofErr w:type="spellStart"/>
-      <w:r>
-        <w:rPr>
-          <w:i/>
-          <w:iCs/>
-        </w:rPr>
-        <w:t>sở</w:t>
-      </w:r>
-      <w:proofErr w:type="spellEnd"/>
-      <w:r>
-        <w:rPr>
-          <w:i/>
-          <w:iCs/>
-        </w:rPr>
-        <w:t xml:space="preserve"> </w:t>
-      </w:r>
-      <w:proofErr w:type="spellStart"/>
-      <w:r>
-        <w:rPr>
-          <w:i/>
-          <w:iCs/>
-        </w:rPr>
-        <w:t>hữu</w:t>
-      </w:r>
-      <w:proofErr w:type="spellEnd"/>
-      <w:r>
-        <w:rPr>
-          <w:i/>
-          <w:iCs/>
-        </w:rPr>
-        <w:t xml:space="preserve"> </w:t>
-      </w:r>
-      <w:proofErr w:type="spellStart"/>
-      <w:r>
-        <w:rPr>
-          <w:i/>
-          <w:iCs/>
-        </w:rPr>
-        <w:t>và</w:t>
-      </w:r>
-      <w:proofErr w:type="spellEnd"/>
-      <w:r>
-        <w:rPr>
-          <w:i/>
-          <w:iCs/>
-        </w:rPr>
-        <w:t xml:space="preserve"> </w:t>
-      </w:r>
-      <w:proofErr w:type="spellStart"/>
-      <w:r>
-        <w:rPr>
-          <w:i/>
-          <w:iCs/>
-        </w:rPr>
-        <w:t>bắt</w:t>
-      </w:r>
-      <w:proofErr w:type="spellEnd"/>
-      <w:r>
-        <w:rPr>
-          <w:i/>
-          <w:iCs/>
-        </w:rPr>
-        <w:t xml:space="preserve"> </w:t>
-      </w:r>
-      <w:proofErr w:type="spellStart"/>
-      <w:r>
-        <w:rPr>
-          <w:i/>
-          <w:iCs/>
-        </w:rPr>
-        <w:t>buộc</w:t>
-      </w:r>
-      <w:proofErr w:type="spellEnd"/>
-      <w:r>
-        <w:rPr>
-          <w:i/>
-          <w:iCs/>
-        </w:rPr>
-        <w:t xml:space="preserve"> </w:t>
-      </w:r>
-      <w:proofErr w:type="spellStart"/>
-      <w:r>
-        <w:rPr>
-          <w:i/>
-          <w:iCs/>
-        </w:rPr>
-        <w:t>phải</w:t>
-      </w:r>
-      <w:proofErr w:type="spellEnd"/>
-      <w:r>
-        <w:rPr>
-          <w:i/>
-          <w:iCs/>
-        </w:rPr>
-        <w:t xml:space="preserve"> </w:t>
-      </w:r>
-      <w:proofErr w:type="spellStart"/>
-      <w:r>
-        <w:rPr>
-          <w:i/>
-          <w:iCs/>
-        </w:rPr>
-        <w:t>nhớ</w:t>
-      </w:r>
-      <w:proofErr w:type="spellEnd"/>
-      <w:r>
-        <w:rPr>
-          <w:i/>
-          <w:iCs/>
-        </w:rPr>
-        <w:t xml:space="preserve">. </w:t>
-      </w:r>
-      <w:proofErr w:type="spellStart"/>
-      <w:r>
-        <w:rPr>
-          <w:i/>
-          <w:iCs/>
-        </w:rPr>
-        <w:t>Ông</w:t>
-      </w:r>
-      <w:proofErr w:type="spellEnd"/>
-      <w:r>
-        <w:rPr>
-          <w:i/>
-          <w:iCs/>
-        </w:rPr>
-        <w:t xml:space="preserve"> </w:t>
-      </w:r>
-      <w:proofErr w:type="spellStart"/>
-      <w:r>
-        <w:rPr>
-          <w:i/>
-          <w:iCs/>
-        </w:rPr>
-        <w:t>có</w:t>
-      </w:r>
-      <w:proofErr w:type="spellEnd"/>
-      <w:r>
-        <w:rPr>
-          <w:i/>
-          <w:iCs/>
-        </w:rPr>
-        <w:t xml:space="preserve"> 15 </w:t>
-      </w:r>
-      <w:proofErr w:type="spellStart"/>
-      <w:r>
-        <w:rPr>
-          <w:i/>
-          <w:iCs/>
-        </w:rPr>
-        <w:t>phút</w:t>
-      </w:r>
-      <w:proofErr w:type="spellEnd"/>
-      <w:r>
-        <w:rPr>
-          <w:i/>
-          <w:iCs/>
-        </w:rPr>
-        <w:t xml:space="preserve"> </w:t>
-      </w:r>
-      <w:proofErr w:type="spellStart"/>
-      <w:r>
-        <w:rPr>
-          <w:i/>
-          <w:iCs/>
-        </w:rPr>
-        <w:t>để</w:t>
-      </w:r>
-      <w:proofErr w:type="spellEnd"/>
-      <w:r>
-        <w:rPr>
-          <w:i/>
-          <w:iCs/>
-        </w:rPr>
-        <w:t xml:space="preserve"> 'hack' </w:t>
-      </w:r>
-      <w:proofErr w:type="spellStart"/>
-      <w:r>
-        <w:rPr>
-          <w:i/>
-          <w:iCs/>
-        </w:rPr>
-        <w:t>trước</w:t>
-      </w:r>
-      <w:proofErr w:type="spellEnd"/>
-      <w:r>
-        <w:rPr>
-          <w:i/>
-          <w:iCs/>
-        </w:rPr>
-        <w:t xml:space="preserve"> </w:t>
-      </w:r>
-      <w:proofErr w:type="spellStart"/>
-      <w:r>
-        <w:rPr>
-          <w:i/>
-          <w:iCs/>
-        </w:rPr>
-        <w:t>khi</w:t>
-      </w:r>
-      <w:proofErr w:type="spellEnd"/>
-      <w:r>
-        <w:rPr>
-          <w:i/>
-          <w:iCs/>
-        </w:rPr>
-        <w:t xml:space="preserve"> </w:t>
-      </w:r>
-      <w:proofErr w:type="spellStart"/>
-      <w:r>
-        <w:rPr>
-          <w:i/>
-          <w:iCs/>
-        </w:rPr>
-        <w:t>điện</w:t>
-      </w:r>
-      <w:proofErr w:type="spellEnd"/>
-      <w:r>
-        <w:rPr>
-          <w:i/>
-          <w:iCs/>
-        </w:rPr>
-        <w:t xml:space="preserve"> </w:t>
-      </w:r>
-      <w:proofErr w:type="spellStart"/>
-      <w:r>
-        <w:rPr>
-          <w:i/>
-          <w:iCs/>
-        </w:rPr>
-        <w:t>thoại</w:t>
-      </w:r>
-      <w:proofErr w:type="spellEnd"/>
-      <w:r>
-        <w:rPr>
-          <w:i/>
-          <w:iCs/>
-        </w:rPr>
-        <w:t xml:space="preserve"> </w:t>
-      </w:r>
-      <w:proofErr w:type="spellStart"/>
-      <w:r>
-        <w:rPr>
-          <w:i/>
-          <w:iCs/>
-        </w:rPr>
-        <w:t>tôi</w:t>
-      </w:r>
-      <w:proofErr w:type="spellEnd"/>
-      <w:r>
-        <w:rPr>
-          <w:i/>
-          <w:iCs/>
-        </w:rPr>
-        <w:t xml:space="preserve"> </w:t>
-      </w:r>
-      <w:proofErr w:type="spellStart"/>
-      <w:r>
-        <w:rPr>
-          <w:i/>
-          <w:iCs/>
-        </w:rPr>
-        <w:t>hết</w:t>
-      </w:r>
-      <w:proofErr w:type="spellEnd"/>
-      <w:r>
-        <w:rPr>
-          <w:i/>
-          <w:iCs/>
-        </w:rPr>
-        <w:t xml:space="preserve"> pin</w:t>
-      </w:r>
-      <w:r>
-        <w:rPr>
-          <w:i/>
-          <w:iCs/>
-        </w:rPr>
-        <w:t xml:space="preserve"> </w:t>
-      </w:r>
-      <w:proofErr w:type="spellStart"/>
-      <w:r>
-        <w:rPr>
-          <w:i/>
-          <w:iCs/>
-        </w:rPr>
-        <w:t>đó</w:t>
-      </w:r>
-      <w:proofErr w:type="spellEnd"/>
+        <w:t xml:space="preserve"> đó</w:t>
+      </w:r>
       <w:r>
         <w:rPr>
           <w:i/>
@@ -5375,55 +3198,7 @@
           <w:b/>
           <w:bCs/>
         </w:rPr>
-        <w:t xml:space="preserve">3. Suy </w:t>
-      </w:r>
-      <w:proofErr w:type="spellStart"/>
-      <w:r>
-        <w:rPr>
-          <w:b/>
-          <w:bCs/>
-        </w:rPr>
-        <w:t>luận</w:t>
-      </w:r>
-      <w:proofErr w:type="spellEnd"/>
-      <w:r>
-        <w:rPr>
-          <w:b/>
-          <w:bCs/>
-        </w:rPr>
-        <w:t xml:space="preserve"> (Logic </w:t>
-      </w:r>
-      <w:proofErr w:type="spellStart"/>
-      <w:r>
-        <w:rPr>
-          <w:b/>
-          <w:bCs/>
-        </w:rPr>
-        <w:t>dẫn</w:t>
-      </w:r>
-      <w:proofErr w:type="spellEnd"/>
-      <w:r>
-        <w:rPr>
-          <w:b/>
-          <w:bCs/>
-        </w:rPr>
-        <w:t xml:space="preserve"> </w:t>
-      </w:r>
-      <w:proofErr w:type="spellStart"/>
-      <w:r>
-        <w:rPr>
-          <w:b/>
-          <w:bCs/>
-        </w:rPr>
-        <w:t>đến</w:t>
-      </w:r>
-      <w:proofErr w:type="spellEnd"/>
-      <w:r>
-        <w:rPr>
-          <w:b/>
-          <w:bCs/>
-        </w:rPr>
-        <w:t xml:space="preserve"> MSSV)</w:t>
+        <w:t>3. Suy luận (Logic dẫn đến MSSV)</w:t>
       </w:r>
     </w:p>
     <w:p>
@@ -5435,55 +3210,7 @@
         <w:t>Khoa</w:t>
       </w:r>
       <w:r>
-        <w:t xml:space="preserve"> </w:t>
-      </w:r>
-      <w:proofErr w:type="spellStart"/>
-      <w:r>
-        <w:t>bắt</w:t>
-      </w:r>
-      <w:proofErr w:type="spellEnd"/>
-      <w:r>
-        <w:t xml:space="preserve"> </w:t>
-      </w:r>
-      <w:proofErr w:type="spellStart"/>
-      <w:r>
-        <w:t>đầu</w:t>
-      </w:r>
-      <w:proofErr w:type="spellEnd"/>
-      <w:r>
-        <w:t xml:space="preserve"> </w:t>
-      </w:r>
-      <w:proofErr w:type="spellStart"/>
-      <w:r>
-        <w:t>phân</w:t>
-      </w:r>
-      <w:proofErr w:type="spellEnd"/>
-      <w:r>
-        <w:t xml:space="preserve"> </w:t>
-      </w:r>
-      <w:proofErr w:type="spellStart"/>
-      <w:r>
-        <w:t>tích</w:t>
-      </w:r>
-      <w:proofErr w:type="spellEnd"/>
-      <w:r>
-        <w:t xml:space="preserve"> </w:t>
-      </w:r>
-      <w:proofErr w:type="spellStart"/>
-      <w:r>
-        <w:t>gợi</w:t>
-      </w:r>
-      <w:proofErr w:type="spellEnd"/>
-      <w:r>
-        <w:t xml:space="preserve"> ý </w:t>
-      </w:r>
-      <w:proofErr w:type="spellStart"/>
-      <w:r>
-        <w:t>của</w:t>
-      </w:r>
-      <w:proofErr w:type="spellEnd"/>
-      <w:r>
-        <w:t xml:space="preserve"> Tuấn:</w:t>
+        <w:t xml:space="preserve"> bắt đầu phân tích gợi ý của Tuấn:</w:t>
       </w:r>
     </w:p>
     <w:p>
@@ -5499,114 +3226,10 @@
           <w:i/>
           <w:iCs/>
         </w:rPr>
-        <w:t>"</w:t>
-      </w:r>
-      <w:proofErr w:type="spellStart"/>
-      <w:r>
-        <w:rPr>
-          <w:i/>
-          <w:iCs/>
-        </w:rPr>
-        <w:t>Mật</w:t>
-      </w:r>
-      <w:proofErr w:type="spellEnd"/>
-      <w:r>
-        <w:rPr>
-          <w:i/>
-          <w:iCs/>
-        </w:rPr>
-        <w:t xml:space="preserve"> </w:t>
-      </w:r>
-      <w:proofErr w:type="spellStart"/>
-      <w:r>
-        <w:rPr>
-          <w:i/>
-          <w:iCs/>
-        </w:rPr>
-        <w:t>khẩu</w:t>
-      </w:r>
-      <w:proofErr w:type="spellEnd"/>
-      <w:r>
-        <w:rPr>
-          <w:i/>
-          <w:iCs/>
-        </w:rPr>
-        <w:t xml:space="preserve"> 8 </w:t>
-      </w:r>
-      <w:proofErr w:type="spellStart"/>
-      <w:r>
-        <w:rPr>
-          <w:i/>
-          <w:iCs/>
-        </w:rPr>
-        <w:t>chữ</w:t>
-      </w:r>
-      <w:proofErr w:type="spellEnd"/>
-      <w:r>
-        <w:rPr>
-          <w:i/>
-          <w:iCs/>
-        </w:rPr>
-        <w:t xml:space="preserve"> </w:t>
-      </w:r>
-      <w:proofErr w:type="spellStart"/>
-      <w:r>
-        <w:rPr>
-          <w:i/>
-          <w:iCs/>
-        </w:rPr>
-        <w:t>số</w:t>
-      </w:r>
-      <w:proofErr w:type="spellEnd"/>
-      <w:r>
-        <w:rPr>
-          <w:i/>
-          <w:iCs/>
-        </w:rPr>
-        <w:t>"</w:t>
-      </w:r>
-      <w:r>
-        <w:t xml:space="preserve">: </w:t>
-      </w:r>
-      <w:proofErr w:type="spellStart"/>
-      <w:r>
-        <w:t>Khớp</w:t>
-      </w:r>
-      <w:proofErr w:type="spellEnd"/>
-      <w:r>
-        <w:t xml:space="preserve"> </w:t>
-      </w:r>
-      <w:proofErr w:type="spellStart"/>
-      <w:r>
-        <w:t>với</w:t>
-      </w:r>
-      <w:proofErr w:type="spellEnd"/>
-      <w:r>
-        <w:t xml:space="preserve"> </w:t>
-      </w:r>
-      <w:proofErr w:type="spellStart"/>
-      <w:r>
-        <w:t>chuẩn</w:t>
-      </w:r>
-      <w:proofErr w:type="spellEnd"/>
-      <w:r>
-        <w:t xml:space="preserve"> WPA2 </w:t>
-      </w:r>
-      <w:proofErr w:type="spellStart"/>
-      <w:r>
-        <w:t>tối</w:t>
-      </w:r>
-      <w:proofErr w:type="spellEnd"/>
-      <w:r>
-        <w:t xml:space="preserve"> </w:t>
-      </w:r>
-      <w:proofErr w:type="spellStart"/>
-      <w:r>
-        <w:t>thiểu</w:t>
-      </w:r>
-      <w:proofErr w:type="spellEnd"/>
-      <w:r>
-        <w:t>.</w:t>
+        <w:t>"Mật khẩu 8 chữ số"</w:t>
+      </w:r>
+      <w:r>
+        <w:t>: Khớp với chuẩn WPA2 tối thiểu.</w:t>
       </w:r>
     </w:p>
     <w:p>
@@ -5622,234 +3245,17 @@
           <w:i/>
           <w:iCs/>
         </w:rPr>
-        <w:t xml:space="preserve">"Sinh </w:t>
-      </w:r>
-      <w:proofErr w:type="spellStart"/>
-      <w:r>
-        <w:rPr>
-          <w:i/>
-          <w:iCs/>
-        </w:rPr>
-        <w:t>viên</w:t>
-      </w:r>
-      <w:proofErr w:type="spellEnd"/>
-      <w:r>
-        <w:rPr>
-          <w:i/>
-          <w:iCs/>
-        </w:rPr>
-        <w:t xml:space="preserve"> </w:t>
-      </w:r>
-      <w:proofErr w:type="spellStart"/>
-      <w:r>
-        <w:rPr>
-          <w:i/>
-          <w:iCs/>
-        </w:rPr>
-        <w:t>nào</w:t>
-      </w:r>
-      <w:proofErr w:type="spellEnd"/>
-      <w:r>
-        <w:rPr>
-          <w:i/>
-          <w:iCs/>
-        </w:rPr>
-        <w:t xml:space="preserve"> </w:t>
-      </w:r>
-      <w:proofErr w:type="spellStart"/>
-      <w:r>
-        <w:rPr>
-          <w:i/>
-          <w:iCs/>
-        </w:rPr>
-        <w:t>cũng</w:t>
-      </w:r>
-      <w:proofErr w:type="spellEnd"/>
-      <w:r>
-        <w:rPr>
-          <w:i/>
-          <w:iCs/>
-        </w:rPr>
-        <w:t xml:space="preserve"> </w:t>
-      </w:r>
-      <w:proofErr w:type="spellStart"/>
-      <w:r>
-        <w:rPr>
-          <w:i/>
-          <w:iCs/>
-        </w:rPr>
-        <w:t>sở</w:t>
-      </w:r>
-      <w:proofErr w:type="spellEnd"/>
-      <w:r>
-        <w:rPr>
-          <w:i/>
-          <w:iCs/>
-        </w:rPr>
-        <w:t xml:space="preserve"> </w:t>
-      </w:r>
-      <w:proofErr w:type="spellStart"/>
-      <w:r>
-        <w:rPr>
-          <w:i/>
-          <w:iCs/>
-        </w:rPr>
-        <w:t>hữu</w:t>
-      </w:r>
-      <w:proofErr w:type="spellEnd"/>
-      <w:r>
-        <w:rPr>
-          <w:i/>
-          <w:iCs/>
-        </w:rPr>
-        <w:t xml:space="preserve"> </w:t>
-      </w:r>
-      <w:proofErr w:type="spellStart"/>
-      <w:r>
-        <w:rPr>
-          <w:i/>
-          <w:iCs/>
-        </w:rPr>
-        <w:t>và</w:t>
-      </w:r>
-      <w:proofErr w:type="spellEnd"/>
-      <w:r>
-        <w:rPr>
-          <w:i/>
-          <w:iCs/>
-        </w:rPr>
-        <w:t xml:space="preserve"> </w:t>
-      </w:r>
-      <w:proofErr w:type="spellStart"/>
-      <w:r>
-        <w:rPr>
-          <w:i/>
-          <w:iCs/>
-        </w:rPr>
-        <w:t>phải</w:t>
-      </w:r>
-      <w:proofErr w:type="spellEnd"/>
-      <w:r>
-        <w:rPr>
-          <w:i/>
-          <w:iCs/>
-        </w:rPr>
-        <w:t xml:space="preserve"> </w:t>
-      </w:r>
-      <w:proofErr w:type="spellStart"/>
-      <w:r>
-        <w:rPr>
-          <w:i/>
-          <w:iCs/>
-        </w:rPr>
-        <w:t>nhớ</w:t>
-      </w:r>
-      <w:proofErr w:type="spellEnd"/>
-      <w:r>
-        <w:rPr>
-          <w:i/>
-          <w:iCs/>
-        </w:rPr>
-        <w:t>"</w:t>
-      </w:r>
-      <w:r>
-        <w:t xml:space="preserve">: </w:t>
-      </w:r>
-      <w:proofErr w:type="spellStart"/>
-      <w:r>
-        <w:t>Không</w:t>
-      </w:r>
-      <w:proofErr w:type="spellEnd"/>
-      <w:r>
-        <w:t xml:space="preserve"> </w:t>
-      </w:r>
-      <w:proofErr w:type="spellStart"/>
-      <w:r>
-        <w:t>gì</w:t>
-      </w:r>
-      <w:proofErr w:type="spellEnd"/>
-      <w:r>
-        <w:t xml:space="preserve"> </w:t>
-      </w:r>
-      <w:proofErr w:type="spellStart"/>
-      <w:r>
-        <w:t>khác</w:t>
-      </w:r>
-      <w:proofErr w:type="spellEnd"/>
-      <w:r>
-        <w:t xml:space="preserve"> </w:t>
-      </w:r>
-      <w:proofErr w:type="spellStart"/>
-      <w:r>
-        <w:t>ngoài</w:t>
-      </w:r>
-      <w:proofErr w:type="spellEnd"/>
-      <w:r>
-        <w:t xml:space="preserve"> </w:t>
-      </w:r>
-      <w:proofErr w:type="spellStart"/>
+        <w:t>"Sinh viên nào cũng sở hữu và phải nhớ"</w:t>
+      </w:r>
+      <w:r>
+        <w:t xml:space="preserve">: Không gì khác ngoài </w:t>
+      </w:r>
       <w:r>
         <w:rPr>
           <w:b/>
           <w:bCs/>
         </w:rPr>
-        <w:t>Mã</w:t>
-      </w:r>
-      <w:proofErr w:type="spellEnd"/>
-      <w:r>
-        <w:rPr>
-          <w:b/>
-          <w:bCs/>
-        </w:rPr>
-        <w:t xml:space="preserve"> </w:t>
-      </w:r>
-      <w:proofErr w:type="spellStart"/>
-      <w:r>
-        <w:rPr>
-          <w:b/>
-          <w:bCs/>
-        </w:rPr>
-        <w:t>số</w:t>
-      </w:r>
-      <w:proofErr w:type="spellEnd"/>
-      <w:r>
-        <w:rPr>
-          <w:b/>
-          <w:bCs/>
-        </w:rPr>
-        <w:t xml:space="preserve"> </w:t>
-      </w:r>
-      <w:proofErr w:type="spellStart"/>
-      <w:r>
-        <w:rPr>
-          <w:b/>
-          <w:bCs/>
-        </w:rPr>
-        <w:t>sinh</w:t>
-      </w:r>
-      <w:proofErr w:type="spellEnd"/>
-      <w:r>
-        <w:rPr>
-          <w:b/>
-          <w:bCs/>
-        </w:rPr>
-        <w:t xml:space="preserve"> </w:t>
-      </w:r>
-      <w:proofErr w:type="spellStart"/>
-      <w:r>
-        <w:rPr>
-          <w:b/>
-          <w:bCs/>
-        </w:rPr>
-        <w:t>viên</w:t>
-      </w:r>
-      <w:proofErr w:type="spellEnd"/>
-      <w:r>
-        <w:rPr>
-          <w:b/>
-          <w:bCs/>
-        </w:rPr>
-        <w:t xml:space="preserve"> (MSSV)</w:t>
+        <w:t>Mã số sinh viên (MSSV)</w:t>
       </w:r>
       <w:r>
         <w:t>.</w:t>
@@ -5868,39 +3274,7 @@
           <w:b/>
           <w:bCs/>
         </w:rPr>
-        <w:t xml:space="preserve">Khoa </w:t>
-      </w:r>
-      <w:proofErr w:type="spellStart"/>
-      <w:r>
-        <w:rPr>
-          <w:b/>
-          <w:bCs/>
-        </w:rPr>
-        <w:t>lẩm</w:t>
-      </w:r>
-      <w:proofErr w:type="spellEnd"/>
-      <w:r>
-        <w:rPr>
-          <w:b/>
-          <w:bCs/>
-        </w:rPr>
-        <w:t xml:space="preserve"> </w:t>
-      </w:r>
-      <w:proofErr w:type="spellStart"/>
-      <w:r>
-        <w:rPr>
-          <w:b/>
-          <w:bCs/>
-        </w:rPr>
-        <w:t>bẩm</w:t>
-      </w:r>
-      <w:proofErr w:type="spellEnd"/>
-      <w:r>
-        <w:rPr>
-          <w:b/>
-          <w:bCs/>
-        </w:rPr>
-        <w:t>:</w:t>
+        <w:t>Khoa lẩm bẩm:</w:t>
       </w:r>
       <w:r>
         <w:t xml:space="preserve"> </w:t>
@@ -5910,151 +3284,7 @@
           <w:i/>
           <w:iCs/>
         </w:rPr>
-        <w:t>"</w:t>
-      </w:r>
-      <w:proofErr w:type="spellStart"/>
-      <w:r>
-        <w:rPr>
-          <w:i/>
-          <w:iCs/>
-        </w:rPr>
-        <w:t>Ông</w:t>
-      </w:r>
-      <w:proofErr w:type="spellEnd"/>
-      <w:r>
-        <w:rPr>
-          <w:i/>
-          <w:iCs/>
-        </w:rPr>
-        <w:t xml:space="preserve"> Tuấn </w:t>
-      </w:r>
-      <w:proofErr w:type="spellStart"/>
-      <w:r>
-        <w:rPr>
-          <w:i/>
-          <w:iCs/>
-        </w:rPr>
-        <w:t>khóa</w:t>
-      </w:r>
-      <w:proofErr w:type="spellEnd"/>
-      <w:r>
-        <w:rPr>
-          <w:i/>
-          <w:iCs/>
-        </w:rPr>
-        <w:t xml:space="preserve"> </w:t>
-      </w:r>
-      <w:proofErr w:type="spellStart"/>
-      <w:r>
-        <w:rPr>
-          <w:i/>
-          <w:iCs/>
-        </w:rPr>
-        <w:t>mình</w:t>
-      </w:r>
-      <w:proofErr w:type="spellEnd"/>
-      <w:r>
-        <w:rPr>
-          <w:i/>
-          <w:iCs/>
-        </w:rPr>
-        <w:t xml:space="preserve">, </w:t>
-      </w:r>
-      <w:proofErr w:type="spellStart"/>
-      <w:r>
-        <w:rPr>
-          <w:i/>
-          <w:iCs/>
-        </w:rPr>
-        <w:t>đầu</w:t>
-      </w:r>
-      <w:proofErr w:type="spellEnd"/>
-      <w:r>
-        <w:rPr>
-          <w:i/>
-          <w:iCs/>
-        </w:rPr>
-        <w:t xml:space="preserve"> </w:t>
-      </w:r>
-      <w:proofErr w:type="spellStart"/>
-      <w:r>
-        <w:rPr>
-          <w:i/>
-          <w:iCs/>
-        </w:rPr>
-        <w:t>mã</w:t>
-      </w:r>
-      <w:proofErr w:type="spellEnd"/>
-      <w:r>
-        <w:rPr>
-          <w:i/>
-          <w:iCs/>
-        </w:rPr>
-        <w:t xml:space="preserve"> </w:t>
-      </w:r>
-      <w:proofErr w:type="spellStart"/>
-      <w:r>
-        <w:rPr>
-          <w:i/>
-          <w:iCs/>
-        </w:rPr>
-        <w:t>số</w:t>
-      </w:r>
-      <w:proofErr w:type="spellEnd"/>
-      <w:r>
-        <w:rPr>
-          <w:i/>
-          <w:iCs/>
-        </w:rPr>
-        <w:t xml:space="preserve"> </w:t>
-      </w:r>
-      <w:proofErr w:type="spellStart"/>
-      <w:r>
-        <w:rPr>
-          <w:i/>
-          <w:iCs/>
-        </w:rPr>
-        <w:t>chắc</w:t>
-      </w:r>
-      <w:proofErr w:type="spellEnd"/>
-      <w:r>
-        <w:rPr>
-          <w:i/>
-          <w:iCs/>
-        </w:rPr>
-        <w:t xml:space="preserve"> </w:t>
-      </w:r>
-      <w:proofErr w:type="spellStart"/>
-      <w:r>
-        <w:rPr>
-          <w:i/>
-          <w:iCs/>
-        </w:rPr>
-        <w:t>chắn</w:t>
-      </w:r>
-      <w:proofErr w:type="spellEnd"/>
-      <w:r>
-        <w:rPr>
-          <w:i/>
-          <w:iCs/>
-        </w:rPr>
-        <w:t xml:space="preserve"> </w:t>
-      </w:r>
-      <w:proofErr w:type="spellStart"/>
-      <w:r>
-        <w:rPr>
-          <w:i/>
-          <w:iCs/>
-        </w:rPr>
-        <w:t>là</w:t>
-      </w:r>
-      <w:proofErr w:type="spellEnd"/>
-      <w:r>
-        <w:rPr>
-          <w:i/>
-          <w:iCs/>
-        </w:rPr>
-        <w:t xml:space="preserve"> 2</w:t>
+        <w:t>"Ông Tuấn khóa mình, đầu mã số chắc chắn là 2</w:t>
       </w:r>
       <w:r>
         <w:rPr>
@@ -6068,609 +3298,12 @@
           <w:i/>
           <w:iCs/>
         </w:rPr>
-        <w:t>52xxxx (</w:t>
-      </w:r>
-      <w:proofErr w:type="spellStart"/>
-      <w:r>
-        <w:rPr>
-          <w:i/>
-          <w:iCs/>
-        </w:rPr>
-        <w:t>hoặc</w:t>
-      </w:r>
-      <w:proofErr w:type="spellEnd"/>
-      <w:r>
-        <w:rPr>
-          <w:i/>
-          <w:iCs/>
-        </w:rPr>
-        <w:t xml:space="preserve"> </w:t>
-      </w:r>
-      <w:proofErr w:type="spellStart"/>
-      <w:r>
-        <w:rPr>
-          <w:i/>
-          <w:iCs/>
-        </w:rPr>
-        <w:t>mã</w:t>
-      </w:r>
-      <w:proofErr w:type="spellEnd"/>
-      <w:r>
-        <w:rPr>
-          <w:i/>
-          <w:iCs/>
-        </w:rPr>
-        <w:t xml:space="preserve"> </w:t>
-      </w:r>
-      <w:proofErr w:type="spellStart"/>
-      <w:r>
-        <w:rPr>
-          <w:i/>
-          <w:iCs/>
-        </w:rPr>
-        <w:t>tương</w:t>
-      </w:r>
-      <w:proofErr w:type="spellEnd"/>
-      <w:r>
-        <w:rPr>
-          <w:i/>
-          <w:iCs/>
-        </w:rPr>
-        <w:t xml:space="preserve"> </w:t>
-      </w:r>
-      <w:proofErr w:type="spellStart"/>
-      <w:r>
-        <w:rPr>
-          <w:i/>
-          <w:iCs/>
-        </w:rPr>
-        <w:t>ứng</w:t>
-      </w:r>
-      <w:proofErr w:type="spellEnd"/>
-      <w:r>
-        <w:rPr>
-          <w:i/>
-          <w:iCs/>
-        </w:rPr>
-        <w:t xml:space="preserve"> </w:t>
-      </w:r>
-      <w:proofErr w:type="spellStart"/>
-      <w:r>
-        <w:rPr>
-          <w:i/>
-          <w:iCs/>
-        </w:rPr>
-        <w:t>của</w:t>
-      </w:r>
-      <w:proofErr w:type="spellEnd"/>
-      <w:r>
-        <w:rPr>
-          <w:i/>
-          <w:iCs/>
-        </w:rPr>
-        <w:t xml:space="preserve"> </w:t>
-      </w:r>
-      <w:proofErr w:type="spellStart"/>
-      <w:r>
-        <w:rPr>
-          <w:i/>
-          <w:iCs/>
-        </w:rPr>
-        <w:t>khóa</w:t>
-      </w:r>
-      <w:proofErr w:type="spellEnd"/>
-      <w:r>
-        <w:rPr>
-          <w:i/>
-          <w:iCs/>
-        </w:rPr>
-        <w:t xml:space="preserve"> </w:t>
-      </w:r>
-      <w:proofErr w:type="spellStart"/>
-      <w:r>
-        <w:rPr>
-          <w:i/>
-          <w:iCs/>
-        </w:rPr>
-        <w:t>bạn</w:t>
-      </w:r>
-      <w:proofErr w:type="spellEnd"/>
-      <w:r>
-        <w:rPr>
-          <w:i/>
-          <w:iCs/>
-        </w:rPr>
-        <w:t xml:space="preserve">). </w:t>
-      </w:r>
-      <w:proofErr w:type="spellStart"/>
-      <w:r>
-        <w:rPr>
-          <w:i/>
-          <w:iCs/>
-        </w:rPr>
-        <w:t>Ổng</w:t>
-      </w:r>
-      <w:proofErr w:type="spellEnd"/>
-      <w:r>
-        <w:rPr>
-          <w:i/>
-          <w:iCs/>
-        </w:rPr>
-        <w:t xml:space="preserve"> </w:t>
-      </w:r>
-      <w:proofErr w:type="spellStart"/>
-      <w:r>
-        <w:rPr>
-          <w:i/>
-          <w:iCs/>
-        </w:rPr>
-        <w:t>lười</w:t>
-      </w:r>
-      <w:proofErr w:type="spellEnd"/>
-      <w:r>
-        <w:rPr>
-          <w:i/>
-          <w:iCs/>
-        </w:rPr>
-        <w:t xml:space="preserve"> </w:t>
-      </w:r>
-      <w:proofErr w:type="spellStart"/>
-      <w:r>
-        <w:rPr>
-          <w:i/>
-          <w:iCs/>
-        </w:rPr>
-        <w:t>nhớ</w:t>
-      </w:r>
-      <w:proofErr w:type="spellEnd"/>
-      <w:r>
-        <w:rPr>
-          <w:i/>
-          <w:iCs/>
-        </w:rPr>
-        <w:t xml:space="preserve"> pass </w:t>
-      </w:r>
-      <w:proofErr w:type="spellStart"/>
-      <w:r>
-        <w:rPr>
-          <w:i/>
-          <w:iCs/>
-        </w:rPr>
-        <w:t>phức</w:t>
-      </w:r>
-      <w:proofErr w:type="spellEnd"/>
-      <w:r>
-        <w:rPr>
-          <w:i/>
-          <w:iCs/>
-        </w:rPr>
-        <w:t xml:space="preserve"> </w:t>
-      </w:r>
-      <w:proofErr w:type="spellStart"/>
-      <w:r>
-        <w:rPr>
-          <w:i/>
-          <w:iCs/>
-        </w:rPr>
-        <w:t>tạp</w:t>
-      </w:r>
-      <w:proofErr w:type="spellEnd"/>
-      <w:r>
-        <w:rPr>
-          <w:i/>
-          <w:iCs/>
-        </w:rPr>
-        <w:t xml:space="preserve"> </w:t>
-      </w:r>
-      <w:proofErr w:type="spellStart"/>
-      <w:r>
-        <w:rPr>
-          <w:i/>
-          <w:iCs/>
-        </w:rPr>
-        <w:t>nên</w:t>
-      </w:r>
-      <w:proofErr w:type="spellEnd"/>
-      <w:r>
-        <w:rPr>
-          <w:i/>
-          <w:iCs/>
-        </w:rPr>
-        <w:t xml:space="preserve"> </w:t>
-      </w:r>
-      <w:proofErr w:type="spellStart"/>
-      <w:r>
-        <w:rPr>
-          <w:i/>
-          <w:iCs/>
-        </w:rPr>
-        <w:t>chắc</w:t>
-      </w:r>
-      <w:proofErr w:type="spellEnd"/>
-      <w:r>
-        <w:rPr>
-          <w:i/>
-          <w:iCs/>
-        </w:rPr>
-        <w:t xml:space="preserve"> </w:t>
-      </w:r>
-      <w:proofErr w:type="spellStart"/>
-      <w:r>
-        <w:rPr>
-          <w:i/>
-          <w:iCs/>
-        </w:rPr>
-        <w:t>chắn</w:t>
-      </w:r>
-      <w:proofErr w:type="spellEnd"/>
-      <w:r>
-        <w:rPr>
-          <w:i/>
-          <w:iCs/>
-        </w:rPr>
-        <w:t xml:space="preserve"> </w:t>
-      </w:r>
-      <w:proofErr w:type="spellStart"/>
-      <w:r>
-        <w:rPr>
-          <w:i/>
-          <w:iCs/>
-        </w:rPr>
-        <w:t>lấy</w:t>
-      </w:r>
-      <w:proofErr w:type="spellEnd"/>
-      <w:r>
-        <w:rPr>
-          <w:i/>
-          <w:iCs/>
-        </w:rPr>
-        <w:t xml:space="preserve"> </w:t>
-      </w:r>
-      <w:proofErr w:type="spellStart"/>
-      <w:r>
-        <w:rPr>
-          <w:i/>
-          <w:iCs/>
-        </w:rPr>
-        <w:t>luôn</w:t>
-      </w:r>
-      <w:proofErr w:type="spellEnd"/>
-      <w:r>
-        <w:rPr>
-          <w:i/>
-          <w:iCs/>
-        </w:rPr>
-        <w:t xml:space="preserve"> MSSV </w:t>
-      </w:r>
-      <w:proofErr w:type="spellStart"/>
-      <w:r>
-        <w:rPr>
-          <w:i/>
-          <w:iCs/>
-        </w:rPr>
-        <w:t>của</w:t>
-      </w:r>
-      <w:proofErr w:type="spellEnd"/>
-      <w:r>
-        <w:rPr>
-          <w:i/>
-          <w:iCs/>
-        </w:rPr>
-        <w:t xml:space="preserve"> </w:t>
-      </w:r>
-      <w:proofErr w:type="spellStart"/>
-      <w:r>
-        <w:rPr>
-          <w:i/>
-          <w:iCs/>
-        </w:rPr>
-        <w:t>ổng</w:t>
-      </w:r>
-      <w:proofErr w:type="spellEnd"/>
-      <w:r>
-        <w:rPr>
-          <w:i/>
-          <w:iCs/>
-        </w:rPr>
-        <w:t xml:space="preserve"> </w:t>
-      </w:r>
-      <w:proofErr w:type="spellStart"/>
-      <w:r>
-        <w:rPr>
-          <w:i/>
-          <w:iCs/>
-        </w:rPr>
-        <w:t>làm</w:t>
-      </w:r>
-      <w:proofErr w:type="spellEnd"/>
-      <w:r>
-        <w:rPr>
-          <w:i/>
-          <w:iCs/>
-        </w:rPr>
-        <w:t xml:space="preserve"> pass </w:t>
-      </w:r>
-      <w:proofErr w:type="spellStart"/>
-      <w:r>
-        <w:rPr>
-          <w:i/>
-          <w:iCs/>
-        </w:rPr>
-        <w:t>rồi</w:t>
-      </w:r>
-      <w:proofErr w:type="spellEnd"/>
-      <w:r>
-        <w:rPr>
-          <w:i/>
-          <w:iCs/>
-        </w:rPr>
-        <w:t>."</w:t>
+        <w:t>52xxxx (hoặc mã tương ứng của khóa bạn). Ổng lười nhớ pass phức tạp nên chắc chắn lấy luôn MSSV của ổng làm pass rồi."</w:t>
       </w:r>
     </w:p>
     <w:p>
-      <w:proofErr w:type="spellStart"/>
-      <w:r>
-        <w:t>Dù</w:t>
-      </w:r>
-      <w:proofErr w:type="spellEnd"/>
-      <w:r>
-        <w:t xml:space="preserve"> Khoa </w:t>
-      </w:r>
-      <w:proofErr w:type="spellStart"/>
-      <w:r>
-        <w:t>không</w:t>
-      </w:r>
-      <w:proofErr w:type="spellEnd"/>
-      <w:r>
-        <w:t xml:space="preserve"> </w:t>
-      </w:r>
-      <w:proofErr w:type="spellStart"/>
-      <w:r>
-        <w:t>nhớ</w:t>
-      </w:r>
-      <w:proofErr w:type="spellEnd"/>
-      <w:r>
-        <w:t xml:space="preserve"> </w:t>
-      </w:r>
-      <w:proofErr w:type="spellStart"/>
-      <w:r>
-        <w:t>chính</w:t>
-      </w:r>
-      <w:proofErr w:type="spellEnd"/>
-      <w:r>
-        <w:t xml:space="preserve"> </w:t>
-      </w:r>
-      <w:proofErr w:type="spellStart"/>
-      <w:r>
-        <w:t>xác</w:t>
-      </w:r>
-      <w:proofErr w:type="spellEnd"/>
-      <w:r>
-        <w:t xml:space="preserve"> 4 </w:t>
-      </w:r>
-      <w:proofErr w:type="spellStart"/>
-      <w:r>
-        <w:t>số</w:t>
-      </w:r>
-      <w:proofErr w:type="spellEnd"/>
-      <w:r>
-        <w:t xml:space="preserve"> </w:t>
-      </w:r>
-      <w:proofErr w:type="spellStart"/>
-      <w:r>
-        <w:t>cuối</w:t>
-      </w:r>
-      <w:proofErr w:type="spellEnd"/>
-      <w:r>
-        <w:t xml:space="preserve"> </w:t>
-      </w:r>
-      <w:proofErr w:type="spellStart"/>
-      <w:r>
-        <w:t>trong</w:t>
-      </w:r>
-      <w:proofErr w:type="spellEnd"/>
-      <w:r>
-        <w:t xml:space="preserve"> MSSV </w:t>
-      </w:r>
-      <w:proofErr w:type="spellStart"/>
-      <w:r>
-        <w:t>của</w:t>
-      </w:r>
-      <w:proofErr w:type="spellEnd"/>
-      <w:r>
-        <w:t xml:space="preserve"> Tuấn, </w:t>
-      </w:r>
-      <w:proofErr w:type="spellStart"/>
-      <w:r>
-        <w:t>nhưng</w:t>
-      </w:r>
-      <w:proofErr w:type="spellEnd"/>
-      <w:r>
-        <w:t xml:space="preserve"> </w:t>
-      </w:r>
-      <w:proofErr w:type="spellStart"/>
-      <w:r>
-        <w:t>với</w:t>
-      </w:r>
-      <w:proofErr w:type="spellEnd"/>
-      <w:r>
-        <w:t xml:space="preserve"> </w:t>
-      </w:r>
-      <w:proofErr w:type="spellStart"/>
-      <w:r>
-        <w:t>gợi</w:t>
-      </w:r>
-      <w:proofErr w:type="spellEnd"/>
-      <w:r>
-        <w:t xml:space="preserve"> ý </w:t>
-      </w:r>
-      <w:proofErr w:type="spellStart"/>
-      <w:r>
-        <w:t>này</w:t>
-      </w:r>
-      <w:proofErr w:type="spellEnd"/>
-      <w:r>
-        <w:t xml:space="preserve">, </w:t>
-      </w:r>
-      <w:proofErr w:type="spellStart"/>
-      <w:r>
-        <w:t>không</w:t>
-      </w:r>
-      <w:proofErr w:type="spellEnd"/>
-      <w:r>
-        <w:t xml:space="preserve"> </w:t>
-      </w:r>
-      <w:proofErr w:type="spellStart"/>
-      <w:r>
-        <w:t>gian</w:t>
-      </w:r>
-      <w:proofErr w:type="spellEnd"/>
-      <w:r>
-        <w:t xml:space="preserve"> </w:t>
-      </w:r>
-      <w:proofErr w:type="spellStart"/>
-      <w:r>
-        <w:t>mẫu</w:t>
-      </w:r>
-      <w:proofErr w:type="spellEnd"/>
-      <w:r>
-        <w:t xml:space="preserve"> </w:t>
-      </w:r>
-      <w:proofErr w:type="spellStart"/>
-      <w:r>
-        <w:t>của</w:t>
-      </w:r>
-      <w:proofErr w:type="spellEnd"/>
-      <w:r>
-        <w:t xml:space="preserve"> </w:t>
-      </w:r>
-      <w:proofErr w:type="spellStart"/>
-      <w:r>
-        <w:t>mật</w:t>
-      </w:r>
-      <w:proofErr w:type="spellEnd"/>
-      <w:r>
-        <w:t xml:space="preserve"> </w:t>
-      </w:r>
-      <w:proofErr w:type="spellStart"/>
-      <w:r>
-        <w:t>khẩu</w:t>
-      </w:r>
-      <w:proofErr w:type="spellEnd"/>
-      <w:r>
-        <w:t xml:space="preserve"> </w:t>
-      </w:r>
-      <w:proofErr w:type="spellStart"/>
-      <w:r>
-        <w:t>đã</w:t>
-      </w:r>
-      <w:proofErr w:type="spellEnd"/>
-      <w:r>
-        <w:t xml:space="preserve"> </w:t>
-      </w:r>
-      <w:proofErr w:type="spellStart"/>
-      <w:r>
-        <w:t>được</w:t>
-      </w:r>
-      <w:proofErr w:type="spellEnd"/>
-      <w:r>
-        <w:t xml:space="preserve"> </w:t>
-      </w:r>
-      <w:proofErr w:type="spellStart"/>
-      <w:r>
-        <w:t>thu</w:t>
-      </w:r>
-      <w:proofErr w:type="spellEnd"/>
-      <w:r>
-        <w:t xml:space="preserve"> </w:t>
-      </w:r>
-      <w:proofErr w:type="spellStart"/>
-      <w:r>
-        <w:t>hẹp</w:t>
-      </w:r>
-      <w:proofErr w:type="spellEnd"/>
-      <w:r>
-        <w:t xml:space="preserve"> </w:t>
-      </w:r>
-      <w:proofErr w:type="spellStart"/>
-      <w:r>
-        <w:t>lại</w:t>
-      </w:r>
-      <w:proofErr w:type="spellEnd"/>
-      <w:r>
-        <w:t xml:space="preserve"> </w:t>
-      </w:r>
-      <w:proofErr w:type="spellStart"/>
-      <w:r>
-        <w:t>rất</w:t>
-      </w:r>
-      <w:proofErr w:type="spellEnd"/>
-      <w:r>
-        <w:t xml:space="preserve"> </w:t>
-      </w:r>
-      <w:proofErr w:type="spellStart"/>
-      <w:r>
-        <w:t>nhiều</w:t>
-      </w:r>
-      <w:proofErr w:type="spellEnd"/>
-      <w:r>
-        <w:t xml:space="preserve">, </w:t>
-      </w:r>
-      <w:proofErr w:type="spellStart"/>
-      <w:r>
-        <w:t>hoàn</w:t>
-      </w:r>
-      <w:proofErr w:type="spellEnd"/>
-      <w:r>
-        <w:t xml:space="preserve"> </w:t>
-      </w:r>
-      <w:proofErr w:type="spellStart"/>
-      <w:r>
-        <w:t>toàn</w:t>
-      </w:r>
-      <w:proofErr w:type="spellEnd"/>
-      <w:r>
-        <w:t xml:space="preserve"> </w:t>
-      </w:r>
-      <w:proofErr w:type="spellStart"/>
-      <w:r>
-        <w:t>khả</w:t>
-      </w:r>
-      <w:proofErr w:type="spellEnd"/>
-      <w:r>
-        <w:t xml:space="preserve"> </w:t>
-      </w:r>
-      <w:proofErr w:type="spellStart"/>
-      <w:r>
-        <w:t>thi</w:t>
-      </w:r>
-      <w:proofErr w:type="spellEnd"/>
-      <w:r>
-        <w:t xml:space="preserve"> </w:t>
-      </w:r>
-      <w:proofErr w:type="spellStart"/>
-      <w:r>
-        <w:t>để</w:t>
-      </w:r>
-      <w:proofErr w:type="spellEnd"/>
-      <w:r>
-        <w:t xml:space="preserve"> </w:t>
-      </w:r>
-      <w:proofErr w:type="spellStart"/>
-      <w:r>
-        <w:t>tấn</w:t>
-      </w:r>
-      <w:proofErr w:type="spellEnd"/>
-      <w:r>
-        <w:t xml:space="preserve"> </w:t>
-      </w:r>
-      <w:proofErr w:type="spellStart"/>
-      <w:r>
-        <w:t>công</w:t>
-      </w:r>
-      <w:proofErr w:type="spellEnd"/>
-      <w:r>
-        <w:t xml:space="preserve"> Brute-force.</w:t>
+      <w:r>
+        <w:t>Dù Khoa không nhớ chính xác 4 số cuối trong MSSV của Tuấn, nhưng với gợi ý này, không gian mẫu của mật khẩu đã được thu hẹp lại rất nhiều, hoàn toàn khả thi để tấn công Brute-force.</w:t>
       </w:r>
     </w:p>
     <w:p>
@@ -6694,31 +3327,13 @@
         </w:rPr>
         <w:t xml:space="preserve">. </w:t>
       </w:r>
-      <w:proofErr w:type="spellStart"/>
       <w:r>
         <w:rPr>
           <w:b/>
           <w:bCs/>
         </w:rPr>
-        <w:t>Hành</w:t>
-      </w:r>
-      <w:proofErr w:type="spellEnd"/>
-      <w:r>
-        <w:rPr>
-          <w:b/>
-          <w:bCs/>
-        </w:rPr>
-        <w:t xml:space="preserve"> </w:t>
-      </w:r>
-      <w:proofErr w:type="spellStart"/>
-      <w:r>
-        <w:rPr>
-          <w:b/>
-          <w:bCs/>
-        </w:rPr>
-        <w:t>động</w:t>
-      </w:r>
-      <w:proofErr w:type="spellEnd"/>
+        <w:t>Hành động</w:t>
+      </w:r>
     </w:p>
     <w:p>
       <w:r>
@@ -6729,63 +3344,7 @@
         <w:t>Khoa</w:t>
       </w:r>
       <w:r>
-        <w:t xml:space="preserve"> </w:t>
-      </w:r>
-      <w:proofErr w:type="spellStart"/>
-      <w:r>
-        <w:t>chấp</w:t>
-      </w:r>
-      <w:proofErr w:type="spellEnd"/>
-      <w:r>
-        <w:t xml:space="preserve"> </w:t>
-      </w:r>
-      <w:proofErr w:type="spellStart"/>
-      <w:r>
-        <w:t>nhận</w:t>
-      </w:r>
-      <w:proofErr w:type="spellEnd"/>
-      <w:r>
-        <w:t xml:space="preserve"> </w:t>
-      </w:r>
-      <w:proofErr w:type="spellStart"/>
-      <w:r>
-        <w:t>thử</w:t>
-      </w:r>
-      <w:proofErr w:type="spellEnd"/>
-      <w:r>
-        <w:t xml:space="preserve"> </w:t>
-      </w:r>
-      <w:proofErr w:type="spellStart"/>
-      <w:r>
-        <w:t>thách</w:t>
-      </w:r>
-      <w:proofErr w:type="spellEnd"/>
-      <w:r>
-        <w:t xml:space="preserve">. </w:t>
-      </w:r>
-      <w:proofErr w:type="spellStart"/>
-      <w:r>
-        <w:t>Cậu</w:t>
-      </w:r>
-      <w:proofErr w:type="spellEnd"/>
-      <w:r>
-        <w:t xml:space="preserve"> </w:t>
-      </w:r>
-      <w:proofErr w:type="spellStart"/>
-      <w:r>
-        <w:t>ấy</w:t>
-      </w:r>
-      <w:proofErr w:type="spellEnd"/>
-      <w:r>
-        <w:t xml:space="preserve"> </w:t>
-      </w:r>
-      <w:proofErr w:type="spellStart"/>
-      <w:r>
-        <w:t>mở</w:t>
-      </w:r>
-      <w:proofErr w:type="spellEnd"/>
-      <w:r>
-        <w:t xml:space="preserve"> </w:t>
+        <w:t xml:space="preserve"> chấp nhận thử thách. Cậu ấy mở </w:t>
       </w:r>
       <w:r>
         <w:rPr>
@@ -6795,47 +3354,7 @@
         <w:t>Kali Linux</w:t>
       </w:r>
       <w:r>
-        <w:t xml:space="preserve"> </w:t>
-      </w:r>
-      <w:proofErr w:type="spellStart"/>
-      <w:r>
-        <w:t>và</w:t>
-      </w:r>
-      <w:proofErr w:type="spellEnd"/>
-      <w:r>
-        <w:t xml:space="preserve"> </w:t>
-      </w:r>
-      <w:proofErr w:type="spellStart"/>
-      <w:r>
-        <w:t>thiết</w:t>
-      </w:r>
-      <w:proofErr w:type="spellEnd"/>
-      <w:r>
-        <w:t xml:space="preserve"> </w:t>
-      </w:r>
-      <w:proofErr w:type="spellStart"/>
-      <w:r>
-        <w:t>lập</w:t>
-      </w:r>
-      <w:proofErr w:type="spellEnd"/>
-      <w:r>
-        <w:t xml:space="preserve"> </w:t>
-      </w:r>
-      <w:proofErr w:type="spellStart"/>
-      <w:r>
-        <w:t>môi</w:t>
-      </w:r>
-      <w:proofErr w:type="spellEnd"/>
-      <w:r>
-        <w:t xml:space="preserve"> </w:t>
-      </w:r>
-      <w:proofErr w:type="spellStart"/>
-      <w:r>
-        <w:t>trường</w:t>
-      </w:r>
-      <w:proofErr w:type="spellEnd"/>
-      <w:r>
-        <w:t>:</w:t>
+        <w:t xml:space="preserve"> và thiết lập môi trường:</w:t>
       </w:r>
     </w:p>
     <w:p>
@@ -6846,56 +3365,15 @@
         </w:numPr>
         <w:spacing w:after="160" w:line="278" w:lineRule="auto"/>
       </w:pPr>
-      <w:proofErr w:type="spellStart"/>
       <w:r>
         <w:rPr>
           <w:b/>
           <w:bCs/>
         </w:rPr>
-        <w:t>Bước</w:t>
-      </w:r>
-      <w:proofErr w:type="spellEnd"/>
-      <w:r>
-        <w:rPr>
-          <w:b/>
-          <w:bCs/>
-        </w:rPr>
-        <w:t xml:space="preserve"> 1:</w:t>
-      </w:r>
-      <w:r>
-        <w:t xml:space="preserve"> Khoa </w:t>
-      </w:r>
-      <w:proofErr w:type="spellStart"/>
-      <w:r>
-        <w:t>chuyển</w:t>
-      </w:r>
-      <w:proofErr w:type="spellEnd"/>
-      <w:r>
-        <w:t xml:space="preserve"> card </w:t>
-      </w:r>
-      <w:proofErr w:type="spellStart"/>
-      <w:r>
-        <w:t>mạng</w:t>
-      </w:r>
-      <w:proofErr w:type="spellEnd"/>
-      <w:r>
-        <w:t xml:space="preserve"> sang </w:t>
-      </w:r>
-      <w:proofErr w:type="spellStart"/>
-      <w:r>
-        <w:t>chế</w:t>
-      </w:r>
-      <w:proofErr w:type="spellEnd"/>
-      <w:r>
-        <w:t xml:space="preserve"> </w:t>
-      </w:r>
-      <w:proofErr w:type="spellStart"/>
-      <w:r>
-        <w:t>độ</w:t>
-      </w:r>
-      <w:proofErr w:type="spellEnd"/>
-      <w:r>
-        <w:t xml:space="preserve"> Monitor.</w:t>
+        <w:t>Bước 1:</w:t>
+      </w:r>
+      <w:r>
+        <w:t xml:space="preserve"> Khoa chuyển card mạng sang chế độ Monitor.</w:t>
       </w:r>
     </w:p>
     <w:p>
@@ -6906,26 +3384,16 @@
         </w:numPr>
         <w:spacing w:after="160" w:line="278" w:lineRule="auto"/>
       </w:pPr>
-      <w:proofErr w:type="spellStart"/>
       <w:r>
         <w:rPr>
           <w:i/>
           <w:iCs/>
         </w:rPr>
-        <w:t>Lệnh</w:t>
-      </w:r>
-      <w:proofErr w:type="spellEnd"/>
-      <w:r>
-        <w:rPr>
-          <w:i/>
-          <w:iCs/>
-        </w:rPr>
-        <w:t>:</w:t>
+        <w:t>Lệnh:</w:t>
       </w:r>
       <w:r>
         <w:t xml:space="preserve"> </w:t>
       </w:r>
-      <w:proofErr w:type="spellStart"/>
       <w:r>
         <w:rPr>
           <w:b/>
@@ -6934,18 +3402,7 @@
           <w:iCs/>
           <w:u w:val="single"/>
         </w:rPr>
-        <w:t>airmon</w:t>
-      </w:r>
-      <w:proofErr w:type="spellEnd"/>
-      <w:r>
-        <w:rPr>
-          <w:b/>
-          <w:bCs/>
-          <w:i/>
-          <w:iCs/>
-          <w:u w:val="single"/>
-        </w:rPr>
-        <w:t>-ng start wlan0.</w:t>
+        <w:t>airmon-ng start wlan0.</w:t>
       </w:r>
     </w:p>
     <w:p>
@@ -6956,80 +3413,15 @@
         </w:numPr>
         <w:spacing w:after="160" w:line="278" w:lineRule="auto"/>
       </w:pPr>
-      <w:proofErr w:type="spellStart"/>
       <w:r>
         <w:rPr>
           <w:b/>
           <w:bCs/>
         </w:rPr>
-        <w:t>Bước</w:t>
-      </w:r>
-      <w:proofErr w:type="spellEnd"/>
-      <w:r>
-        <w:rPr>
-          <w:b/>
-          <w:bCs/>
-        </w:rPr>
-        <w:t xml:space="preserve"> 2:</w:t>
-      </w:r>
-      <w:r>
-        <w:t xml:space="preserve"> Khoa </w:t>
-      </w:r>
-      <w:proofErr w:type="spellStart"/>
-      <w:r>
-        <w:t>dùng</w:t>
-      </w:r>
-      <w:proofErr w:type="spellEnd"/>
-      <w:r>
-        <w:t xml:space="preserve"> </w:t>
-      </w:r>
-      <w:proofErr w:type="spellStart"/>
-      <w:r>
-        <w:t>airodump</w:t>
-      </w:r>
-      <w:proofErr w:type="spellEnd"/>
-      <w:r>
-        <w:t xml:space="preserve">-ng </w:t>
-      </w:r>
-      <w:proofErr w:type="spellStart"/>
-      <w:r>
-        <w:t>để</w:t>
-      </w:r>
-      <w:proofErr w:type="spellEnd"/>
-      <w:r>
-        <w:t xml:space="preserve"> </w:t>
-      </w:r>
-      <w:proofErr w:type="spellStart"/>
-      <w:r>
-        <w:t>xác</w:t>
-      </w:r>
-      <w:proofErr w:type="spellEnd"/>
-      <w:r>
-        <w:t xml:space="preserve"> </w:t>
-      </w:r>
-      <w:proofErr w:type="spellStart"/>
-      <w:r>
-        <w:t>định</w:t>
-      </w:r>
-      <w:proofErr w:type="spellEnd"/>
-      <w:r>
-        <w:t xml:space="preserve"> </w:t>
-      </w:r>
-      <w:proofErr w:type="spellStart"/>
-      <w:r>
-        <w:t>mục</w:t>
-      </w:r>
-      <w:proofErr w:type="spellEnd"/>
-      <w:r>
-        <w:t xml:space="preserve"> </w:t>
-      </w:r>
-      <w:proofErr w:type="spellStart"/>
-      <w:r>
-        <w:t>tiêu</w:t>
-      </w:r>
-      <w:proofErr w:type="spellEnd"/>
-      <w:r>
-        <w:t>.</w:t>
+        <w:t>Bước 2:</w:t>
+      </w:r>
+      <w:r>
+        <w:t xml:space="preserve"> Khoa dùng airodump-ng để xác định mục tiêu.</w:t>
       </w:r>
     </w:p>
     <w:p>
@@ -7047,26 +3439,16 @@
           <w:u w:val="single"/>
         </w:rPr>
       </w:pPr>
-      <w:proofErr w:type="spellStart"/>
       <w:r>
         <w:rPr>
           <w:i/>
           <w:iCs/>
         </w:rPr>
-        <w:t>Lệnh</w:t>
-      </w:r>
-      <w:proofErr w:type="spellEnd"/>
-      <w:r>
-        <w:rPr>
-          <w:i/>
-          <w:iCs/>
-        </w:rPr>
-        <w:t>:</w:t>
+        <w:t>Lệnh:</w:t>
       </w:r>
       <w:r>
         <w:t xml:space="preserve"> </w:t>
       </w:r>
-      <w:proofErr w:type="spellStart"/>
       <w:r>
         <w:rPr>
           <w:b/>
@@ -7075,18 +3457,7 @@
           <w:iCs/>
           <w:u w:val="single"/>
         </w:rPr>
-        <w:t>airodump</w:t>
-      </w:r>
-      <w:proofErr w:type="spellEnd"/>
-      <w:r>
-        <w:rPr>
-          <w:b/>
-          <w:bCs/>
-          <w:i/>
-          <w:iCs/>
-          <w:u w:val="single"/>
-        </w:rPr>
-        <w:t>-ng wlan0mon.</w:t>
+        <w:t>airodump-ng wlan0mon.</w:t>
       </w:r>
     </w:p>
     <w:p>
@@ -7099,31 +3470,7 @@
       </w:pPr>
       <w:r>
         <w:lastRenderedPageBreak/>
-        <w:t xml:space="preserve">Khoa </w:t>
-      </w:r>
-      <w:proofErr w:type="spellStart"/>
-      <w:r>
-        <w:t>tìm</w:t>
-      </w:r>
-      <w:proofErr w:type="spellEnd"/>
-      <w:r>
-        <w:t xml:space="preserve"> </w:t>
-      </w:r>
-      <w:proofErr w:type="spellStart"/>
-      <w:r>
-        <w:t>thấy</w:t>
-      </w:r>
-      <w:proofErr w:type="spellEnd"/>
-      <w:r>
-        <w:t xml:space="preserve"> </w:t>
-      </w:r>
-      <w:proofErr w:type="spellStart"/>
-      <w:r>
-        <w:t>mạng</w:t>
-      </w:r>
-      <w:proofErr w:type="spellEnd"/>
-      <w:r>
-        <w:t xml:space="preserve"> </w:t>
+        <w:t xml:space="preserve">Khoa tìm thấy mạng </w:t>
       </w:r>
       <w:r>
         <w:t>“</w:t>
@@ -7141,55 +3488,7 @@
         <w:t>”</w:t>
       </w:r>
       <w:r>
-        <w:t xml:space="preserve">, </w:t>
-      </w:r>
-      <w:proofErr w:type="spellStart"/>
-      <w:r>
-        <w:t>ghi</w:t>
-      </w:r>
-      <w:proofErr w:type="spellEnd"/>
-      <w:r>
-        <w:t xml:space="preserve"> </w:t>
-      </w:r>
-      <w:proofErr w:type="spellStart"/>
-      <w:r>
-        <w:t>lại</w:t>
-      </w:r>
-      <w:proofErr w:type="spellEnd"/>
-      <w:r>
-        <w:t xml:space="preserve"> </w:t>
-      </w:r>
-      <w:proofErr w:type="spellStart"/>
-      <w:r>
-        <w:t>địa</w:t>
-      </w:r>
-      <w:proofErr w:type="spellEnd"/>
-      <w:r>
-        <w:t xml:space="preserve"> </w:t>
-      </w:r>
-      <w:proofErr w:type="spellStart"/>
-      <w:r>
-        <w:t>chỉ</w:t>
-      </w:r>
-      <w:proofErr w:type="spellEnd"/>
-      <w:r>
-        <w:t xml:space="preserve"> MAC (BSSID) </w:t>
-      </w:r>
-      <w:proofErr w:type="spellStart"/>
-      <w:r>
-        <w:t>và</w:t>
-      </w:r>
-      <w:proofErr w:type="spellEnd"/>
-      <w:r>
-        <w:t xml:space="preserve"> </w:t>
-      </w:r>
-      <w:proofErr w:type="spellStart"/>
-      <w:r>
-        <w:t>kênh</w:t>
-      </w:r>
-      <w:proofErr w:type="spellEnd"/>
-      <w:r>
-        <w:t xml:space="preserve"> (Channel).</w:t>
+        <w:t>, ghi lại địa chỉ MAC (BSSID) và kênh (Channel).</w:t>
       </w:r>
     </w:p>
     <w:p>
@@ -7200,192 +3499,15 @@
         </w:numPr>
         <w:spacing w:after="160" w:line="278" w:lineRule="auto"/>
       </w:pPr>
-      <w:proofErr w:type="spellStart"/>
       <w:r>
         <w:rPr>
           <w:b/>
           <w:bCs/>
         </w:rPr>
-        <w:t>Bước</w:t>
-      </w:r>
-      <w:proofErr w:type="spellEnd"/>
-      <w:r>
-        <w:rPr>
-          <w:b/>
-          <w:bCs/>
-        </w:rPr>
-        <w:t xml:space="preserve"> 3: </w:t>
-      </w:r>
-      <w:proofErr w:type="spellStart"/>
-      <w:r>
-        <w:rPr>
-          <w:b/>
-          <w:bCs/>
-        </w:rPr>
-        <w:t>Chạy</w:t>
-      </w:r>
-      <w:proofErr w:type="spellEnd"/>
-      <w:r>
-        <w:rPr>
-          <w:b/>
-          <w:bCs/>
-        </w:rPr>
-        <w:t xml:space="preserve"> </w:t>
-      </w:r>
-      <w:proofErr w:type="spellStart"/>
-      <w:r>
-        <w:rPr>
-          <w:b/>
-          <w:bCs/>
-        </w:rPr>
-        <w:t>lệnh</w:t>
-      </w:r>
-      <w:proofErr w:type="spellEnd"/>
-      <w:r>
-        <w:rPr>
-          <w:b/>
-          <w:bCs/>
-        </w:rPr>
-        <w:t xml:space="preserve"> </w:t>
-      </w:r>
-      <w:proofErr w:type="spellStart"/>
-      <w:r>
-        <w:rPr>
-          <w:b/>
-          <w:bCs/>
-        </w:rPr>
-        <w:t>bắt</w:t>
-      </w:r>
-      <w:proofErr w:type="spellEnd"/>
-      <w:r>
-        <w:rPr>
-          <w:b/>
-          <w:bCs/>
-        </w:rPr>
-        <w:t xml:space="preserve"> </w:t>
-      </w:r>
-      <w:proofErr w:type="spellStart"/>
-      <w:r>
-        <w:rPr>
-          <w:b/>
-          <w:bCs/>
-        </w:rPr>
-        <w:t>gói</w:t>
-      </w:r>
-      <w:proofErr w:type="spellEnd"/>
-      <w:r>
-        <w:rPr>
-          <w:b/>
-          <w:bCs/>
-        </w:rPr>
-        <w:t xml:space="preserve"> tin (Capture)</w:t>
-      </w:r>
-      <w:r>
-        <w:t xml:space="preserve"> Khoa </w:t>
-      </w:r>
-      <w:proofErr w:type="spellStart"/>
-      <w:r>
-        <w:t>nhập</w:t>
-      </w:r>
-      <w:proofErr w:type="spellEnd"/>
-      <w:r>
-        <w:t xml:space="preserve"> </w:t>
-      </w:r>
-      <w:proofErr w:type="spellStart"/>
-      <w:r>
-        <w:t>lệnh</w:t>
-      </w:r>
-      <w:proofErr w:type="spellEnd"/>
-      <w:r>
-        <w:t xml:space="preserve"> </w:t>
-      </w:r>
-      <w:proofErr w:type="spellStart"/>
-      <w:r>
-        <w:t>để</w:t>
-      </w:r>
-      <w:proofErr w:type="spellEnd"/>
-      <w:r>
-        <w:t xml:space="preserve"> </w:t>
-      </w:r>
-      <w:proofErr w:type="spellStart"/>
-      <w:r>
-        <w:t>bắt</w:t>
-      </w:r>
-      <w:proofErr w:type="spellEnd"/>
-      <w:r>
-        <w:t xml:space="preserve"> </w:t>
-      </w:r>
-      <w:proofErr w:type="spellStart"/>
-      <w:r>
-        <w:t>đầu</w:t>
-      </w:r>
-      <w:proofErr w:type="spellEnd"/>
-      <w:r>
-        <w:t xml:space="preserve"> </w:t>
-      </w:r>
-      <w:proofErr w:type="spellStart"/>
-      <w:r>
-        <w:t>lắng</w:t>
-      </w:r>
-      <w:proofErr w:type="spellEnd"/>
-      <w:r>
-        <w:t xml:space="preserve"> </w:t>
-      </w:r>
-      <w:proofErr w:type="spellStart"/>
-      <w:r>
-        <w:t>nghe</w:t>
-      </w:r>
-      <w:proofErr w:type="spellEnd"/>
-      <w:r>
-        <w:t xml:space="preserve"> </w:t>
-      </w:r>
-      <w:proofErr w:type="spellStart"/>
-      <w:r>
-        <w:t>và</w:t>
-      </w:r>
-      <w:proofErr w:type="spellEnd"/>
-      <w:r>
-        <w:t xml:space="preserve"> </w:t>
-      </w:r>
-      <w:proofErr w:type="spellStart"/>
-      <w:r>
-        <w:t>ghi</w:t>
-      </w:r>
-      <w:proofErr w:type="spellEnd"/>
-      <w:r>
-        <w:t xml:space="preserve"> </w:t>
-      </w:r>
-      <w:proofErr w:type="spellStart"/>
-      <w:r>
-        <w:t>lại</w:t>
-      </w:r>
-      <w:proofErr w:type="spellEnd"/>
-      <w:r>
-        <w:t xml:space="preserve"> </w:t>
-      </w:r>
-      <w:proofErr w:type="spellStart"/>
-      <w:r>
-        <w:t>dữ</w:t>
-      </w:r>
-      <w:proofErr w:type="spellEnd"/>
-      <w:r>
-        <w:t xml:space="preserve"> </w:t>
-      </w:r>
-      <w:proofErr w:type="spellStart"/>
-      <w:r>
-        <w:t>liệu</w:t>
-      </w:r>
-      <w:proofErr w:type="spellEnd"/>
-      <w:r>
-        <w:t xml:space="preserve"> </w:t>
-      </w:r>
-      <w:proofErr w:type="spellStart"/>
-      <w:r>
-        <w:t>vào</w:t>
-      </w:r>
-      <w:proofErr w:type="spellEnd"/>
-      <w:r>
-        <w:t xml:space="preserve"> file:</w:t>
+        <w:t>Bước 3: Chạy lệnh bắt gói tin (Capture)</w:t>
+      </w:r>
+      <w:r>
+        <w:t xml:space="preserve"> Khoa nhập lệnh để bắt đầu lắng nghe và ghi lại dữ liệu vào file:</w:t>
       </w:r>
     </w:p>
     <w:p>
@@ -7403,26 +3525,16 @@
           <w:u w:val="single"/>
         </w:rPr>
       </w:pPr>
-      <w:proofErr w:type="spellStart"/>
       <w:r>
         <w:rPr>
           <w:i/>
           <w:iCs/>
         </w:rPr>
-        <w:t>Lệnh</w:t>
-      </w:r>
-      <w:proofErr w:type="spellEnd"/>
-      <w:r>
-        <w:rPr>
-          <w:i/>
-          <w:iCs/>
-        </w:rPr>
-        <w:t>:</w:t>
+        <w:t>Lệnh:</w:t>
       </w:r>
       <w:r>
         <w:t xml:space="preserve"> </w:t>
       </w:r>
-      <w:proofErr w:type="spellStart"/>
       <w:r>
         <w:rPr>
           <w:b/>
@@ -7431,18 +3543,7 @@
           <w:iCs/>
           <w:u w:val="single"/>
         </w:rPr>
-        <w:t>airodump</w:t>
-      </w:r>
-      <w:proofErr w:type="spellEnd"/>
-      <w:r>
-        <w:rPr>
-          <w:b/>
-          <w:bCs/>
-          <w:i/>
-          <w:iCs/>
-          <w:u w:val="single"/>
-        </w:rPr>
-        <w:t xml:space="preserve">-ng -c </w:t>
+        <w:t xml:space="preserve">airodump-ng -c </w:t>
       </w:r>
       <w:r>
         <w:rPr>
@@ -7472,9 +3573,8 @@
           <w:iCs/>
           <w:u w:val="single"/>
         </w:rPr>
-        <w:t xml:space="preserve"> </w:t>
-      </w:r>
-      <w:proofErr w:type="spellStart"/>
+        <w:t xml:space="preserve"> wifi-sniff</w:t>
+      </w:r>
       <w:r>
         <w:rPr>
           <w:b/>
@@ -7483,9 +3583,263 @@
           <w:iCs/>
           <w:u w:val="single"/>
         </w:rPr>
-        <w:t>wifi</w:t>
-      </w:r>
-      <w:proofErr w:type="spellEnd"/>
+        <w:t xml:space="preserve"> --bssid [MAC_DienThoai_Tuan] wlan0mon.</w:t>
+      </w:r>
+    </w:p>
+    <w:p>
+      <w:pPr>
+        <w:rPr>
+          <w:b/>
+          <w:bCs/>
+        </w:rPr>
+      </w:pPr>
+      <w:r>
+        <w:rPr>
+          <w:b/>
+          <w:bCs/>
+        </w:rPr>
+        <w:t xml:space="preserve">5. </w:t>
+      </w:r>
+      <w:r>
+        <w:rPr>
+          <w:b/>
+          <w:bCs/>
+        </w:rPr>
+        <w:t>Tương tác: Khoa "dụ" Tuấn kết nối lại</w:t>
+      </w:r>
+    </w:p>
+    <w:p>
+      <w:r>
+        <w:t>Lúc này, màn hình airodump-ng đang chạy nhưng chưa hiện thông báo "WPA Handshake" vì laptop của Tuấn đã kết nối xong từ trước đó rồi. Khoa biết rằng nếu không dùng lệnh tấn công (Deauth), cậu phải chờ có người đăng nhập mới.</w:t>
+      </w:r>
+    </w:p>
+    <w:p>
+      <w:r>
+        <w:rPr>
+          <w:b/>
+          <w:bCs/>
+        </w:rPr>
+        <w:t>Khoa</w:t>
+      </w:r>
+      <w:r>
+        <w:t xml:space="preserve"> ngẩng lên, cười lém lỉnh:</w:t>
+      </w:r>
+    </w:p>
+    <w:p>
+      <w:r>
+        <w:rPr>
+          <w:b/>
+          <w:bCs/>
+        </w:rPr>
+        <w:t>Khoa:</w:t>
+      </w:r>
+      <w:r>
+        <w:t xml:space="preserve"> </w:t>
+      </w:r>
+      <w:r>
+        <w:rPr>
+          <w:i/>
+          <w:iCs/>
+        </w:rPr>
+        <w:t>"Ê Tuấn, ông bảo là ông đang kết nối laptop vào mạng này đúng không?"</w:t>
+      </w:r>
+    </w:p>
+    <w:p>
+      <w:r>
+        <w:rPr>
+          <w:b/>
+          <w:bCs/>
+        </w:rPr>
+        <w:t>Tuấn:</w:t>
+      </w:r>
+      <w:r>
+        <w:t xml:space="preserve"> </w:t>
+      </w:r>
+      <w:r>
+        <w:rPr>
+          <w:i/>
+          <w:iCs/>
+        </w:rPr>
+        <w:t>"Ừ, đang lướt web bình thường đây. Sao, chưa dò ra à?"</w:t>
+      </w:r>
+    </w:p>
+    <w:p>
+      <w:r>
+        <w:rPr>
+          <w:b/>
+          <w:bCs/>
+        </w:rPr>
+        <w:t>Khoa:</w:t>
+      </w:r>
+      <w:r>
+        <w:t xml:space="preserve"> </w:t>
+      </w:r>
+      <w:r>
+        <w:rPr>
+          <w:i/>
+          <w:iCs/>
+        </w:rPr>
+        <w:t xml:space="preserve">"Mạng ông phát có vẻ chập chờn hay sao ấy, sóng sánh lạ lắm. Ông thử </w:t>
+      </w:r>
+      <w:r>
+        <w:rPr>
+          <w:b/>
+          <w:bCs/>
+          <w:i/>
+          <w:iCs/>
+        </w:rPr>
+        <w:t>ngắt kết nối laptop rồi kết nối lại</w:t>
+      </w:r>
+      <w:r>
+        <w:rPr>
+          <w:i/>
+          <w:iCs/>
+        </w:rPr>
+        <w:t xml:space="preserve"> (Disconnect/Connect) xem có mượt hơn không? Hoặc là ông tắt Wi-Fi laptop đi bật lại cái coi."</w:t>
+      </w:r>
+    </w:p>
+    <w:p>
+      <w:r>
+        <w:rPr>
+          <w:b/>
+          <w:bCs/>
+        </w:rPr>
+        <w:t>Tuấn</w:t>
+      </w:r>
+      <w:r>
+        <w:t xml:space="preserve"> (vẫn muốn thử thách Khoa nhưng cũng tò mò):</w:t>
+      </w:r>
+    </w:p>
+    <w:p>
+      <w:r>
+        <w:rPr>
+          <w:b/>
+          <w:bCs/>
+        </w:rPr>
+        <w:t>Tuấn:</w:t>
+      </w:r>
+      <w:r>
+        <w:t xml:space="preserve"> </w:t>
+      </w:r>
+      <w:r>
+        <w:rPr>
+          <w:i/>
+          <w:iCs/>
+        </w:rPr>
+        <w:t>"Vẽ chuyện. Được rồi, để tôi kết nối lại xem nào."</w:t>
+      </w:r>
+    </w:p>
+    <w:p>
+      <w:r>
+        <w:t>Tuấn thao tác tắt/bật Wi-Fi trên laptop. Ngay khoảnh khắc laptop của Tuấn gửi yêu cầu kết nối lại vào điện thoại, màn hình máy tính của Khoa nhảy số liên tục.</w:t>
+      </w:r>
+    </w:p>
+    <w:p>
+      <w:pPr>
+        <w:rPr>
+          <w:b/>
+          <w:bCs/>
+        </w:rPr>
+      </w:pPr>
+      <w:r>
+        <w:rPr>
+          <w:b/>
+          <w:bCs/>
+        </w:rPr>
+        <w:t xml:space="preserve">6. </w:t>
+      </w:r>
+      <w:r>
+        <w:rPr>
+          <w:b/>
+          <w:bCs/>
+        </w:rPr>
+        <w:t xml:space="preserve">Kết quả </w:t>
+      </w:r>
+    </w:p>
+    <w:p>
+      <w:r>
+        <w:t xml:space="preserve">Ngay khi Tuấn vừa kết nối lại thành công, trên màn hình Terminal của Khoa (góc trên bên phải) hiện lên dòng chữ vàng rực rỡ: </w:t>
+      </w:r>
+      <w:r>
+        <w:rPr>
+          <w:b/>
+          <w:bCs/>
+        </w:rPr>
+        <w:t>"WPA Handshake: [MAC Address]"</w:t>
+      </w:r>
+      <w:r>
+        <w:t>.</w:t>
+      </w:r>
+    </w:p>
+    <w:p>
+      <w:r>
+        <w:rPr>
+          <w:b/>
+          <w:bCs/>
+        </w:rPr>
+        <w:t>Khoa reo lên:</w:t>
+      </w:r>
+      <w:r>
+        <w:t xml:space="preserve"> </w:t>
+      </w:r>
+      <w:r>
+        <w:rPr>
+          <w:i/>
+          <w:iCs/>
+        </w:rPr>
+        <w:t>"Dính rồi nhé! Cảm ơn ông đã hợp tác gửi gói tin Handshake cho tôi."</w:t>
+      </w:r>
+    </w:p>
+    <w:p>
+      <w:r>
+        <w:rPr>
+          <w:b/>
+          <w:bCs/>
+        </w:rPr>
+        <w:t>Bước 4: Giải mã (Cracking)</w:t>
+      </w:r>
+      <w:r>
+        <w:t xml:space="preserve"> Có gói tin trong tay, Khoa dùng </w:t>
+      </w:r>
+      <w:r>
+        <w:rPr>
+          <w:b/>
+          <w:bCs/>
+        </w:rPr>
+        <w:t>Crunch</w:t>
+      </w:r>
+      <w:r>
+        <w:t xml:space="preserve"> kết hợp </w:t>
+      </w:r>
+      <w:r>
+        <w:rPr>
+          <w:b/>
+          <w:bCs/>
+        </w:rPr>
+        <w:t>Aircrack-ng</w:t>
+      </w:r>
+      <w:r>
+        <w:t xml:space="preserve"> để dò mật khẩu theo gợi ý MSSV (8 số):</w:t>
+      </w:r>
+    </w:p>
+    <w:p>
+      <w:pPr>
+        <w:numPr>
+          <w:ilvl w:val="0"/>
+          <w:numId w:val="52"/>
+        </w:numPr>
+        <w:spacing w:after="160" w:line="278" w:lineRule="auto"/>
+      </w:pPr>
+      <w:r>
+        <w:rPr>
+          <w:i/>
+          <w:iCs/>
+        </w:rPr>
+        <w:t>Lệnh:</w:t>
+      </w:r>
+      <w:r>
+        <w:t xml:space="preserve"> </w:t>
+      </w:r>
       <w:r>
         <w:rPr>
           <w:b/>
@@ -7494,7 +3848,7 @@
           <w:iCs/>
           <w:u w:val="single"/>
         </w:rPr>
-        <w:t>-sniff</w:t>
+        <w:t>crunch 8 8 0123456789 -t 2</w:t>
       </w:r>
       <w:r>
         <w:rPr>
@@ -7504,9 +3858,8 @@
           <w:iCs/>
           <w:u w:val="single"/>
         </w:rPr>
-        <w:t xml:space="preserve"> --</w:t>
-      </w:r>
-      <w:proofErr w:type="spellStart"/>
+        <w:t>4</w:t>
+      </w:r>
       <w:r>
         <w:rPr>
           <w:b/>
@@ -7515,510 +3868,22 @@
           <w:iCs/>
           <w:u w:val="single"/>
         </w:rPr>
-        <w:t>bssid</w:t>
-      </w:r>
-      <w:proofErr w:type="spellEnd"/>
-      <w:r>
-        <w:rPr>
-          <w:b/>
-          <w:bCs/>
-          <w:i/>
-          <w:iCs/>
-          <w:u w:val="single"/>
-        </w:rPr>
-        <w:t xml:space="preserve"> [</w:t>
-      </w:r>
-      <w:proofErr w:type="spellStart"/>
-      <w:r>
-        <w:rPr>
-          <w:b/>
-          <w:bCs/>
-          <w:i/>
-          <w:iCs/>
-          <w:u w:val="single"/>
-        </w:rPr>
-        <w:t>MAC_DienThoai_Tuan</w:t>
-      </w:r>
-      <w:proofErr w:type="spellEnd"/>
-      <w:r>
-        <w:rPr>
-          <w:b/>
-          <w:bCs/>
-          <w:i/>
-          <w:iCs/>
-          <w:u w:val="single"/>
-        </w:rPr>
-        <w:t>] wlan0mon.</w:t>
+        <w:t>52%%%% | aircrack-ng -w - handshake_file-01.cap –bssid [MAC_DienThoai_Tuan].</w:t>
       </w:r>
     </w:p>
     <w:p>
-      <w:pPr>
+      <w:r>
+        <w:t>Chỉ vài giây sau: KEY FOUND! [</w:t>
+      </w:r>
+      <w:r>
         <w:rPr>
           <w:b/>
           <w:bCs/>
         </w:rPr>
-      </w:pPr>
-      <w:r>
-        <w:rPr>
-          <w:b/>
-          <w:bCs/>
-        </w:rPr>
-        <w:t xml:space="preserve">5. </w:t>
-      </w:r>
-      <w:proofErr w:type="spellStart"/>
-      <w:r>
-        <w:rPr>
-          <w:b/>
-          <w:bCs/>
-        </w:rPr>
-        <w:t>Tương</w:t>
-      </w:r>
-      <w:proofErr w:type="spellEnd"/>
-      <w:r>
-        <w:rPr>
-          <w:b/>
-          <w:bCs/>
-        </w:rPr>
-        <w:t xml:space="preserve"> </w:t>
-      </w:r>
-      <w:proofErr w:type="spellStart"/>
-      <w:r>
-        <w:rPr>
-          <w:b/>
-          <w:bCs/>
-        </w:rPr>
-        <w:t>tác</w:t>
-      </w:r>
-      <w:proofErr w:type="spellEnd"/>
-      <w:r>
-        <w:rPr>
-          <w:b/>
-          <w:bCs/>
-        </w:rPr>
-        <w:t>: Khoa "</w:t>
-      </w:r>
-      <w:proofErr w:type="spellStart"/>
-      <w:r>
-        <w:rPr>
-          <w:b/>
-          <w:bCs/>
-        </w:rPr>
-        <w:t>dụ</w:t>
-      </w:r>
-      <w:proofErr w:type="spellEnd"/>
-      <w:r>
-        <w:rPr>
-          <w:b/>
-          <w:bCs/>
-        </w:rPr>
-        <w:t xml:space="preserve">" Tuấn </w:t>
-      </w:r>
-      <w:proofErr w:type="spellStart"/>
-      <w:r>
-        <w:rPr>
-          <w:b/>
-          <w:bCs/>
-        </w:rPr>
-        <w:t>kết</w:t>
-      </w:r>
-      <w:proofErr w:type="spellEnd"/>
-      <w:r>
-        <w:rPr>
-          <w:b/>
-          <w:bCs/>
-        </w:rPr>
-        <w:t xml:space="preserve"> </w:t>
-      </w:r>
-      <w:proofErr w:type="spellStart"/>
-      <w:r>
-        <w:rPr>
-          <w:b/>
-          <w:bCs/>
-        </w:rPr>
-        <w:t>nối</w:t>
-      </w:r>
-      <w:proofErr w:type="spellEnd"/>
-      <w:r>
-        <w:rPr>
-          <w:b/>
-          <w:bCs/>
-        </w:rPr>
-        <w:t xml:space="preserve"> </w:t>
-      </w:r>
-      <w:proofErr w:type="spellStart"/>
-      <w:r>
-        <w:rPr>
-          <w:b/>
-          <w:bCs/>
-        </w:rPr>
-        <w:t>lại</w:t>
-      </w:r>
-      <w:proofErr w:type="spellEnd"/>
-    </w:p>
-    <w:p>
-      <w:proofErr w:type="spellStart"/>
-      <w:r>
-        <w:t>Lúc</w:t>
-      </w:r>
-      <w:proofErr w:type="spellEnd"/>
-      <w:r>
-        <w:t xml:space="preserve"> </w:t>
-      </w:r>
-      <w:proofErr w:type="spellStart"/>
-      <w:r>
-        <w:t>này</w:t>
-      </w:r>
-      <w:proofErr w:type="spellEnd"/>
-      <w:r>
-        <w:t xml:space="preserve">, </w:t>
-      </w:r>
-      <w:proofErr w:type="spellStart"/>
-      <w:r>
-        <w:t>màn</w:t>
-      </w:r>
-      <w:proofErr w:type="spellEnd"/>
-      <w:r>
-        <w:t xml:space="preserve"> </w:t>
-      </w:r>
-      <w:proofErr w:type="spellStart"/>
-      <w:r>
-        <w:t>hình</w:t>
-      </w:r>
-      <w:proofErr w:type="spellEnd"/>
-      <w:r>
-        <w:t xml:space="preserve"> </w:t>
-      </w:r>
-      <w:proofErr w:type="spellStart"/>
-      <w:r>
-        <w:t>airodump</w:t>
-      </w:r>
-      <w:proofErr w:type="spellEnd"/>
-      <w:r>
-        <w:t xml:space="preserve">-ng </w:t>
-      </w:r>
-      <w:proofErr w:type="spellStart"/>
-      <w:r>
-        <w:t>đang</w:t>
-      </w:r>
-      <w:proofErr w:type="spellEnd"/>
-      <w:r>
-        <w:t xml:space="preserve"> </w:t>
-      </w:r>
-      <w:proofErr w:type="spellStart"/>
-      <w:r>
-        <w:t>chạy</w:t>
-      </w:r>
-      <w:proofErr w:type="spellEnd"/>
-      <w:r>
-        <w:t xml:space="preserve"> </w:t>
-      </w:r>
-      <w:proofErr w:type="spellStart"/>
-      <w:r>
-        <w:t>nhưng</w:t>
-      </w:r>
-      <w:proofErr w:type="spellEnd"/>
-      <w:r>
-        <w:t xml:space="preserve"> </w:t>
-      </w:r>
-      <w:proofErr w:type="spellStart"/>
-      <w:r>
-        <w:t>chưa</w:t>
-      </w:r>
-      <w:proofErr w:type="spellEnd"/>
-      <w:r>
-        <w:t xml:space="preserve"> </w:t>
-      </w:r>
-      <w:proofErr w:type="spellStart"/>
-      <w:r>
-        <w:t>hiện</w:t>
-      </w:r>
-      <w:proofErr w:type="spellEnd"/>
-      <w:r>
-        <w:t xml:space="preserve"> </w:t>
-      </w:r>
-      <w:proofErr w:type="spellStart"/>
-      <w:r>
-        <w:t>thông</w:t>
-      </w:r>
-      <w:proofErr w:type="spellEnd"/>
-      <w:r>
-        <w:t xml:space="preserve"> </w:t>
-      </w:r>
-      <w:proofErr w:type="spellStart"/>
-      <w:r>
-        <w:t>báo</w:t>
-      </w:r>
-      <w:proofErr w:type="spellEnd"/>
-      <w:r>
-        <w:t xml:space="preserve"> "WPA Handshake" </w:t>
-      </w:r>
-      <w:proofErr w:type="spellStart"/>
-      <w:r>
-        <w:t>vì</w:t>
-      </w:r>
-      <w:proofErr w:type="spellEnd"/>
-      <w:r>
-        <w:t xml:space="preserve"> laptop </w:t>
-      </w:r>
-      <w:proofErr w:type="spellStart"/>
-      <w:r>
-        <w:t>của</w:t>
-      </w:r>
-      <w:proofErr w:type="spellEnd"/>
-      <w:r>
-        <w:t xml:space="preserve"> Tuấn </w:t>
-      </w:r>
-      <w:proofErr w:type="spellStart"/>
-      <w:r>
-        <w:t>đã</w:t>
-      </w:r>
-      <w:proofErr w:type="spellEnd"/>
-      <w:r>
-        <w:t xml:space="preserve"> </w:t>
-      </w:r>
-      <w:proofErr w:type="spellStart"/>
-      <w:r>
-        <w:t>kết</w:t>
-      </w:r>
-      <w:proofErr w:type="spellEnd"/>
-      <w:r>
-        <w:t xml:space="preserve"> </w:t>
-      </w:r>
-      <w:proofErr w:type="spellStart"/>
-      <w:r>
-        <w:t>nối</w:t>
-      </w:r>
-      <w:proofErr w:type="spellEnd"/>
-      <w:r>
-        <w:t xml:space="preserve"> </w:t>
-      </w:r>
-      <w:proofErr w:type="spellStart"/>
-      <w:r>
-        <w:t>xong</w:t>
-      </w:r>
-      <w:proofErr w:type="spellEnd"/>
-      <w:r>
-        <w:t xml:space="preserve"> </w:t>
-      </w:r>
-      <w:proofErr w:type="spellStart"/>
-      <w:r>
-        <w:t>từ</w:t>
-      </w:r>
-      <w:proofErr w:type="spellEnd"/>
-      <w:r>
-        <w:t xml:space="preserve"> </w:t>
-      </w:r>
-      <w:proofErr w:type="spellStart"/>
-      <w:r>
-        <w:t>trước</w:t>
-      </w:r>
-      <w:proofErr w:type="spellEnd"/>
-      <w:r>
-        <w:t xml:space="preserve"> </w:t>
-      </w:r>
-      <w:proofErr w:type="spellStart"/>
-      <w:r>
-        <w:t>đó</w:t>
-      </w:r>
-      <w:proofErr w:type="spellEnd"/>
-      <w:r>
-        <w:t xml:space="preserve"> </w:t>
-      </w:r>
-      <w:proofErr w:type="spellStart"/>
-      <w:r>
-        <w:t>rồi</w:t>
-      </w:r>
-      <w:proofErr w:type="spellEnd"/>
-      <w:r>
-        <w:t xml:space="preserve">. Khoa </w:t>
-      </w:r>
-      <w:proofErr w:type="spellStart"/>
-      <w:r>
-        <w:t>biết</w:t>
-      </w:r>
-      <w:proofErr w:type="spellEnd"/>
-      <w:r>
-        <w:t xml:space="preserve"> </w:t>
-      </w:r>
-      <w:proofErr w:type="spellStart"/>
-      <w:r>
-        <w:t>rằng</w:t>
-      </w:r>
-      <w:proofErr w:type="spellEnd"/>
-      <w:r>
-        <w:t xml:space="preserve"> </w:t>
-      </w:r>
-      <w:proofErr w:type="spellStart"/>
-      <w:r>
-        <w:t>nếu</w:t>
-      </w:r>
-      <w:proofErr w:type="spellEnd"/>
-      <w:r>
-        <w:t xml:space="preserve"> </w:t>
-      </w:r>
-      <w:proofErr w:type="spellStart"/>
-      <w:r>
-        <w:t>không</w:t>
-      </w:r>
-      <w:proofErr w:type="spellEnd"/>
-      <w:r>
-        <w:t xml:space="preserve"> </w:t>
-      </w:r>
-      <w:proofErr w:type="spellStart"/>
-      <w:r>
-        <w:t>dùng</w:t>
-      </w:r>
-      <w:proofErr w:type="spellEnd"/>
-      <w:r>
-        <w:t xml:space="preserve"> </w:t>
-      </w:r>
-      <w:proofErr w:type="spellStart"/>
-      <w:r>
-        <w:t>lệnh</w:t>
-      </w:r>
-      <w:proofErr w:type="spellEnd"/>
-      <w:r>
-        <w:t xml:space="preserve"> </w:t>
-      </w:r>
-      <w:proofErr w:type="spellStart"/>
-      <w:r>
-        <w:t>tấn</w:t>
-      </w:r>
-      <w:proofErr w:type="spellEnd"/>
-      <w:r>
-        <w:t xml:space="preserve"> </w:t>
-      </w:r>
-      <w:proofErr w:type="spellStart"/>
-      <w:r>
-        <w:t>công</w:t>
-      </w:r>
-      <w:proofErr w:type="spellEnd"/>
-      <w:r>
-        <w:t xml:space="preserve"> (</w:t>
-      </w:r>
-      <w:proofErr w:type="spellStart"/>
-      <w:r>
-        <w:t>Deauth</w:t>
-      </w:r>
-      <w:proofErr w:type="spellEnd"/>
-      <w:r>
-        <w:t xml:space="preserve">), </w:t>
-      </w:r>
-      <w:proofErr w:type="spellStart"/>
-      <w:r>
-        <w:t>cậu</w:t>
-      </w:r>
-      <w:proofErr w:type="spellEnd"/>
-      <w:r>
-        <w:t xml:space="preserve"> </w:t>
-      </w:r>
-      <w:proofErr w:type="spellStart"/>
-      <w:r>
-        <w:t>phải</w:t>
-      </w:r>
-      <w:proofErr w:type="spellEnd"/>
-      <w:r>
-        <w:t xml:space="preserve"> </w:t>
-      </w:r>
-      <w:proofErr w:type="spellStart"/>
-      <w:r>
-        <w:t>chờ</w:t>
-      </w:r>
-      <w:proofErr w:type="spellEnd"/>
-      <w:r>
-        <w:t xml:space="preserve"> </w:t>
-      </w:r>
-      <w:proofErr w:type="spellStart"/>
-      <w:r>
-        <w:t>có</w:t>
-      </w:r>
-      <w:proofErr w:type="spellEnd"/>
-      <w:r>
-        <w:t xml:space="preserve"> </w:t>
-      </w:r>
-      <w:proofErr w:type="spellStart"/>
-      <w:r>
-        <w:t>người</w:t>
-      </w:r>
-      <w:proofErr w:type="spellEnd"/>
-      <w:r>
-        <w:t xml:space="preserve"> </w:t>
-      </w:r>
-      <w:proofErr w:type="spellStart"/>
-      <w:r>
-        <w:t>đăng</w:t>
-      </w:r>
-      <w:proofErr w:type="spellEnd"/>
-      <w:r>
-        <w:t xml:space="preserve"> </w:t>
-      </w:r>
-      <w:proofErr w:type="spellStart"/>
-      <w:r>
-        <w:t>nhập</w:t>
-      </w:r>
-      <w:proofErr w:type="spellEnd"/>
-      <w:r>
-        <w:t xml:space="preserve"> </w:t>
-      </w:r>
-      <w:proofErr w:type="spellStart"/>
-      <w:r>
-        <w:t>mới</w:t>
-      </w:r>
-      <w:proofErr w:type="spellEnd"/>
-      <w:r>
-        <w:t>.</w:t>
-      </w:r>
-    </w:p>
-    <w:p>
-      <w:r>
-        <w:rPr>
-          <w:b/>
-          <w:bCs/>
-        </w:rPr>
-        <w:t>Khoa</w:t>
-      </w:r>
-      <w:r>
-        <w:t xml:space="preserve"> </w:t>
-      </w:r>
-      <w:proofErr w:type="spellStart"/>
-      <w:r>
-        <w:t>ngẩng</w:t>
-      </w:r>
-      <w:proofErr w:type="spellEnd"/>
-      <w:r>
-        <w:t xml:space="preserve"> </w:t>
-      </w:r>
-      <w:proofErr w:type="spellStart"/>
-      <w:r>
-        <w:t>lên</w:t>
-      </w:r>
-      <w:proofErr w:type="spellEnd"/>
-      <w:r>
-        <w:t xml:space="preserve">, </w:t>
-      </w:r>
-      <w:proofErr w:type="spellStart"/>
-      <w:r>
-        <w:t>cười</w:t>
-      </w:r>
-      <w:proofErr w:type="spellEnd"/>
-      <w:r>
-        <w:t xml:space="preserve"> </w:t>
-      </w:r>
-      <w:proofErr w:type="spellStart"/>
-      <w:r>
-        <w:t>lém</w:t>
-      </w:r>
-      <w:proofErr w:type="spellEnd"/>
-      <w:r>
-        <w:t xml:space="preserve"> </w:t>
-      </w:r>
-      <w:proofErr w:type="spellStart"/>
-      <w:r>
-        <w:t>lỉnh</w:t>
-      </w:r>
-      <w:proofErr w:type="spellEnd"/>
-      <w:r>
-        <w:t>:</w:t>
+        <w:t>24521943</w:t>
+      </w:r>
+      <w:r>
+        <w:t>].</w:t>
       </w:r>
     </w:p>
     <w:p>
@@ -8037,2373 +3902,7 @@
           <w:i/>
           <w:iCs/>
         </w:rPr>
-        <w:t xml:space="preserve">"Ê Tuấn, </w:t>
-      </w:r>
-      <w:proofErr w:type="spellStart"/>
-      <w:r>
-        <w:rPr>
-          <w:i/>
-          <w:iCs/>
-        </w:rPr>
-        <w:t>ông</w:t>
-      </w:r>
-      <w:proofErr w:type="spellEnd"/>
-      <w:r>
-        <w:rPr>
-          <w:i/>
-          <w:iCs/>
-        </w:rPr>
-        <w:t xml:space="preserve"> </w:t>
-      </w:r>
-      <w:proofErr w:type="spellStart"/>
-      <w:r>
-        <w:rPr>
-          <w:i/>
-          <w:iCs/>
-        </w:rPr>
-        <w:t>bảo</w:t>
-      </w:r>
-      <w:proofErr w:type="spellEnd"/>
-      <w:r>
-        <w:rPr>
-          <w:i/>
-          <w:iCs/>
-        </w:rPr>
-        <w:t xml:space="preserve"> </w:t>
-      </w:r>
-      <w:proofErr w:type="spellStart"/>
-      <w:r>
-        <w:rPr>
-          <w:i/>
-          <w:iCs/>
-        </w:rPr>
-        <w:t>là</w:t>
-      </w:r>
-      <w:proofErr w:type="spellEnd"/>
-      <w:r>
-        <w:rPr>
-          <w:i/>
-          <w:iCs/>
-        </w:rPr>
-        <w:t xml:space="preserve"> </w:t>
-      </w:r>
-      <w:proofErr w:type="spellStart"/>
-      <w:r>
-        <w:rPr>
-          <w:i/>
-          <w:iCs/>
-        </w:rPr>
-        <w:t>ông</w:t>
-      </w:r>
-      <w:proofErr w:type="spellEnd"/>
-      <w:r>
-        <w:rPr>
-          <w:i/>
-          <w:iCs/>
-        </w:rPr>
-        <w:t xml:space="preserve"> </w:t>
-      </w:r>
-      <w:proofErr w:type="spellStart"/>
-      <w:r>
-        <w:rPr>
-          <w:i/>
-          <w:iCs/>
-        </w:rPr>
-        <w:t>đang</w:t>
-      </w:r>
-      <w:proofErr w:type="spellEnd"/>
-      <w:r>
-        <w:rPr>
-          <w:i/>
-          <w:iCs/>
-        </w:rPr>
-        <w:t xml:space="preserve"> </w:t>
-      </w:r>
-      <w:proofErr w:type="spellStart"/>
-      <w:r>
-        <w:rPr>
-          <w:i/>
-          <w:iCs/>
-        </w:rPr>
-        <w:t>kết</w:t>
-      </w:r>
-      <w:proofErr w:type="spellEnd"/>
-      <w:r>
-        <w:rPr>
-          <w:i/>
-          <w:iCs/>
-        </w:rPr>
-        <w:t xml:space="preserve"> </w:t>
-      </w:r>
-      <w:proofErr w:type="spellStart"/>
-      <w:r>
-        <w:rPr>
-          <w:i/>
-          <w:iCs/>
-        </w:rPr>
-        <w:t>nối</w:t>
-      </w:r>
-      <w:proofErr w:type="spellEnd"/>
-      <w:r>
-        <w:rPr>
-          <w:i/>
-          <w:iCs/>
-        </w:rPr>
-        <w:t xml:space="preserve"> laptop </w:t>
-      </w:r>
-      <w:proofErr w:type="spellStart"/>
-      <w:r>
-        <w:rPr>
-          <w:i/>
-          <w:iCs/>
-        </w:rPr>
-        <w:t>vào</w:t>
-      </w:r>
-      <w:proofErr w:type="spellEnd"/>
-      <w:r>
-        <w:rPr>
-          <w:i/>
-          <w:iCs/>
-        </w:rPr>
-        <w:t xml:space="preserve"> </w:t>
-      </w:r>
-      <w:proofErr w:type="spellStart"/>
-      <w:r>
-        <w:rPr>
-          <w:i/>
-          <w:iCs/>
-        </w:rPr>
-        <w:t>mạng</w:t>
-      </w:r>
-      <w:proofErr w:type="spellEnd"/>
-      <w:r>
-        <w:rPr>
-          <w:i/>
-          <w:iCs/>
-        </w:rPr>
-        <w:t xml:space="preserve"> </w:t>
-      </w:r>
-      <w:proofErr w:type="spellStart"/>
-      <w:r>
-        <w:rPr>
-          <w:i/>
-          <w:iCs/>
-        </w:rPr>
-        <w:t>này</w:t>
-      </w:r>
-      <w:proofErr w:type="spellEnd"/>
-      <w:r>
-        <w:rPr>
-          <w:i/>
-          <w:iCs/>
-        </w:rPr>
-        <w:t xml:space="preserve"> </w:t>
-      </w:r>
-      <w:proofErr w:type="spellStart"/>
-      <w:r>
-        <w:rPr>
-          <w:i/>
-          <w:iCs/>
-        </w:rPr>
-        <w:t>đúng</w:t>
-      </w:r>
-      <w:proofErr w:type="spellEnd"/>
-      <w:r>
-        <w:rPr>
-          <w:i/>
-          <w:iCs/>
-        </w:rPr>
-        <w:t xml:space="preserve"> </w:t>
-      </w:r>
-      <w:proofErr w:type="spellStart"/>
-      <w:r>
-        <w:rPr>
-          <w:i/>
-          <w:iCs/>
-        </w:rPr>
-        <w:t>không</w:t>
-      </w:r>
-      <w:proofErr w:type="spellEnd"/>
-      <w:r>
-        <w:rPr>
-          <w:i/>
-          <w:iCs/>
-        </w:rPr>
-        <w:t>?"</w:t>
-      </w:r>
-    </w:p>
-    <w:p>
-      <w:r>
-        <w:rPr>
-          <w:b/>
-          <w:bCs/>
-        </w:rPr>
-        <w:t>Tuấn:</w:t>
-      </w:r>
-      <w:r>
-        <w:t xml:space="preserve"> </w:t>
-      </w:r>
-      <w:r>
-        <w:rPr>
-          <w:i/>
-          <w:iCs/>
-        </w:rPr>
-        <w:t xml:space="preserve">"Ừ, </w:t>
-      </w:r>
-      <w:proofErr w:type="spellStart"/>
-      <w:r>
-        <w:rPr>
-          <w:i/>
-          <w:iCs/>
-        </w:rPr>
-        <w:t>đang</w:t>
-      </w:r>
-      <w:proofErr w:type="spellEnd"/>
-      <w:r>
-        <w:rPr>
-          <w:i/>
-          <w:iCs/>
-        </w:rPr>
-        <w:t xml:space="preserve"> </w:t>
-      </w:r>
-      <w:proofErr w:type="spellStart"/>
-      <w:r>
-        <w:rPr>
-          <w:i/>
-          <w:iCs/>
-        </w:rPr>
-        <w:t>lướt</w:t>
-      </w:r>
-      <w:proofErr w:type="spellEnd"/>
-      <w:r>
-        <w:rPr>
-          <w:i/>
-          <w:iCs/>
-        </w:rPr>
-        <w:t xml:space="preserve"> web </w:t>
-      </w:r>
-      <w:proofErr w:type="spellStart"/>
-      <w:r>
-        <w:rPr>
-          <w:i/>
-          <w:iCs/>
-        </w:rPr>
-        <w:t>bình</w:t>
-      </w:r>
-      <w:proofErr w:type="spellEnd"/>
-      <w:r>
-        <w:rPr>
-          <w:i/>
-          <w:iCs/>
-        </w:rPr>
-        <w:t xml:space="preserve"> </w:t>
-      </w:r>
-      <w:proofErr w:type="spellStart"/>
-      <w:r>
-        <w:rPr>
-          <w:i/>
-          <w:iCs/>
-        </w:rPr>
-        <w:t>thường</w:t>
-      </w:r>
-      <w:proofErr w:type="spellEnd"/>
-      <w:r>
-        <w:rPr>
-          <w:i/>
-          <w:iCs/>
-        </w:rPr>
-        <w:t xml:space="preserve"> </w:t>
-      </w:r>
-      <w:proofErr w:type="spellStart"/>
-      <w:r>
-        <w:rPr>
-          <w:i/>
-          <w:iCs/>
-        </w:rPr>
-        <w:t>đây</w:t>
-      </w:r>
-      <w:proofErr w:type="spellEnd"/>
-      <w:r>
-        <w:rPr>
-          <w:i/>
-          <w:iCs/>
-        </w:rPr>
-        <w:t xml:space="preserve">. Sao, </w:t>
-      </w:r>
-      <w:proofErr w:type="spellStart"/>
-      <w:r>
-        <w:rPr>
-          <w:i/>
-          <w:iCs/>
-        </w:rPr>
-        <w:t>chưa</w:t>
-      </w:r>
-      <w:proofErr w:type="spellEnd"/>
-      <w:r>
-        <w:rPr>
-          <w:i/>
-          <w:iCs/>
-        </w:rPr>
-        <w:t xml:space="preserve"> </w:t>
-      </w:r>
-      <w:proofErr w:type="spellStart"/>
-      <w:r>
-        <w:rPr>
-          <w:i/>
-          <w:iCs/>
-        </w:rPr>
-        <w:t>dò</w:t>
-      </w:r>
-      <w:proofErr w:type="spellEnd"/>
-      <w:r>
-        <w:rPr>
-          <w:i/>
-          <w:iCs/>
-        </w:rPr>
-        <w:t xml:space="preserve"> </w:t>
-      </w:r>
-      <w:proofErr w:type="spellStart"/>
-      <w:r>
-        <w:rPr>
-          <w:i/>
-          <w:iCs/>
-        </w:rPr>
-        <w:t>ra</w:t>
-      </w:r>
-      <w:proofErr w:type="spellEnd"/>
-      <w:r>
-        <w:rPr>
-          <w:i/>
-          <w:iCs/>
-        </w:rPr>
-        <w:t xml:space="preserve"> à?"</w:t>
-      </w:r>
-    </w:p>
-    <w:p>
-      <w:r>
-        <w:rPr>
-          <w:b/>
-          <w:bCs/>
-        </w:rPr>
-        <w:t>Khoa:</w:t>
-      </w:r>
-      <w:r>
-        <w:t xml:space="preserve"> </w:t>
-      </w:r>
-      <w:r>
-        <w:rPr>
-          <w:i/>
-          <w:iCs/>
-        </w:rPr>
-        <w:t>"</w:t>
-      </w:r>
-      <w:proofErr w:type="spellStart"/>
-      <w:r>
-        <w:rPr>
-          <w:i/>
-          <w:iCs/>
-        </w:rPr>
-        <w:t>Mạng</w:t>
-      </w:r>
-      <w:proofErr w:type="spellEnd"/>
-      <w:r>
-        <w:rPr>
-          <w:i/>
-          <w:iCs/>
-        </w:rPr>
-        <w:t xml:space="preserve"> </w:t>
-      </w:r>
-      <w:proofErr w:type="spellStart"/>
-      <w:r>
-        <w:rPr>
-          <w:i/>
-          <w:iCs/>
-        </w:rPr>
-        <w:t>ông</w:t>
-      </w:r>
-      <w:proofErr w:type="spellEnd"/>
-      <w:r>
-        <w:rPr>
-          <w:i/>
-          <w:iCs/>
-        </w:rPr>
-        <w:t xml:space="preserve"> </w:t>
-      </w:r>
-      <w:proofErr w:type="spellStart"/>
-      <w:r>
-        <w:rPr>
-          <w:i/>
-          <w:iCs/>
-        </w:rPr>
-        <w:t>phát</w:t>
-      </w:r>
-      <w:proofErr w:type="spellEnd"/>
-      <w:r>
-        <w:rPr>
-          <w:i/>
-          <w:iCs/>
-        </w:rPr>
-        <w:t xml:space="preserve"> </w:t>
-      </w:r>
-      <w:proofErr w:type="spellStart"/>
-      <w:r>
-        <w:rPr>
-          <w:i/>
-          <w:iCs/>
-        </w:rPr>
-        <w:t>có</w:t>
-      </w:r>
-      <w:proofErr w:type="spellEnd"/>
-      <w:r>
-        <w:rPr>
-          <w:i/>
-          <w:iCs/>
-        </w:rPr>
-        <w:t xml:space="preserve"> </w:t>
-      </w:r>
-      <w:proofErr w:type="spellStart"/>
-      <w:r>
-        <w:rPr>
-          <w:i/>
-          <w:iCs/>
-        </w:rPr>
-        <w:t>vẻ</w:t>
-      </w:r>
-      <w:proofErr w:type="spellEnd"/>
-      <w:r>
-        <w:rPr>
-          <w:i/>
-          <w:iCs/>
-        </w:rPr>
-        <w:t xml:space="preserve"> </w:t>
-      </w:r>
-      <w:proofErr w:type="spellStart"/>
-      <w:r>
-        <w:rPr>
-          <w:i/>
-          <w:iCs/>
-        </w:rPr>
-        <w:t>chập</w:t>
-      </w:r>
-      <w:proofErr w:type="spellEnd"/>
-      <w:r>
-        <w:rPr>
-          <w:i/>
-          <w:iCs/>
-        </w:rPr>
-        <w:t xml:space="preserve"> </w:t>
-      </w:r>
-      <w:proofErr w:type="spellStart"/>
-      <w:r>
-        <w:rPr>
-          <w:i/>
-          <w:iCs/>
-        </w:rPr>
-        <w:t>chờn</w:t>
-      </w:r>
-      <w:proofErr w:type="spellEnd"/>
-      <w:r>
-        <w:rPr>
-          <w:i/>
-          <w:iCs/>
-        </w:rPr>
-        <w:t xml:space="preserve"> hay </w:t>
-      </w:r>
-      <w:proofErr w:type="spellStart"/>
-      <w:r>
-        <w:rPr>
-          <w:i/>
-          <w:iCs/>
-        </w:rPr>
-        <w:t>sao</w:t>
-      </w:r>
-      <w:proofErr w:type="spellEnd"/>
-      <w:r>
-        <w:rPr>
-          <w:i/>
-          <w:iCs/>
-        </w:rPr>
-        <w:t xml:space="preserve"> </w:t>
-      </w:r>
-      <w:proofErr w:type="spellStart"/>
-      <w:r>
-        <w:rPr>
-          <w:i/>
-          <w:iCs/>
-        </w:rPr>
-        <w:t>ấy</w:t>
-      </w:r>
-      <w:proofErr w:type="spellEnd"/>
-      <w:r>
-        <w:rPr>
-          <w:i/>
-          <w:iCs/>
-        </w:rPr>
-        <w:t xml:space="preserve">, </w:t>
-      </w:r>
-      <w:proofErr w:type="spellStart"/>
-      <w:r>
-        <w:rPr>
-          <w:i/>
-          <w:iCs/>
-        </w:rPr>
-        <w:t>sóng</w:t>
-      </w:r>
-      <w:proofErr w:type="spellEnd"/>
-      <w:r>
-        <w:rPr>
-          <w:i/>
-          <w:iCs/>
-        </w:rPr>
-        <w:t xml:space="preserve"> </w:t>
-      </w:r>
-      <w:proofErr w:type="spellStart"/>
-      <w:r>
-        <w:rPr>
-          <w:i/>
-          <w:iCs/>
-        </w:rPr>
-        <w:t>sánh</w:t>
-      </w:r>
-      <w:proofErr w:type="spellEnd"/>
-      <w:r>
-        <w:rPr>
-          <w:i/>
-          <w:iCs/>
-        </w:rPr>
-        <w:t xml:space="preserve"> </w:t>
-      </w:r>
-      <w:proofErr w:type="spellStart"/>
-      <w:r>
-        <w:rPr>
-          <w:i/>
-          <w:iCs/>
-        </w:rPr>
-        <w:t>lạ</w:t>
-      </w:r>
-      <w:proofErr w:type="spellEnd"/>
-      <w:r>
-        <w:rPr>
-          <w:i/>
-          <w:iCs/>
-        </w:rPr>
-        <w:t xml:space="preserve"> </w:t>
-      </w:r>
-      <w:proofErr w:type="spellStart"/>
-      <w:r>
-        <w:rPr>
-          <w:i/>
-          <w:iCs/>
-        </w:rPr>
-        <w:t>lắm</w:t>
-      </w:r>
-      <w:proofErr w:type="spellEnd"/>
-      <w:r>
-        <w:rPr>
-          <w:i/>
-          <w:iCs/>
-        </w:rPr>
-        <w:t xml:space="preserve">. </w:t>
-      </w:r>
-      <w:proofErr w:type="spellStart"/>
-      <w:r>
-        <w:rPr>
-          <w:i/>
-          <w:iCs/>
-        </w:rPr>
-        <w:t>Ông</w:t>
-      </w:r>
-      <w:proofErr w:type="spellEnd"/>
-      <w:r>
-        <w:rPr>
-          <w:i/>
-          <w:iCs/>
-        </w:rPr>
-        <w:t xml:space="preserve"> </w:t>
-      </w:r>
-      <w:proofErr w:type="spellStart"/>
-      <w:r>
-        <w:rPr>
-          <w:i/>
-          <w:iCs/>
-        </w:rPr>
-        <w:t>thử</w:t>
-      </w:r>
-      <w:proofErr w:type="spellEnd"/>
-      <w:r>
-        <w:rPr>
-          <w:i/>
-          <w:iCs/>
-        </w:rPr>
-        <w:t xml:space="preserve"> </w:t>
-      </w:r>
-      <w:proofErr w:type="spellStart"/>
-      <w:r>
-        <w:rPr>
-          <w:b/>
-          <w:bCs/>
-          <w:i/>
-          <w:iCs/>
-        </w:rPr>
-        <w:t>ngắt</w:t>
-      </w:r>
-      <w:proofErr w:type="spellEnd"/>
-      <w:r>
-        <w:rPr>
-          <w:b/>
-          <w:bCs/>
-          <w:i/>
-          <w:iCs/>
-        </w:rPr>
-        <w:t xml:space="preserve"> </w:t>
-      </w:r>
-      <w:proofErr w:type="spellStart"/>
-      <w:r>
-        <w:rPr>
-          <w:b/>
-          <w:bCs/>
-          <w:i/>
-          <w:iCs/>
-        </w:rPr>
-        <w:t>kết</w:t>
-      </w:r>
-      <w:proofErr w:type="spellEnd"/>
-      <w:r>
-        <w:rPr>
-          <w:b/>
-          <w:bCs/>
-          <w:i/>
-          <w:iCs/>
-        </w:rPr>
-        <w:t xml:space="preserve"> </w:t>
-      </w:r>
-      <w:proofErr w:type="spellStart"/>
-      <w:r>
-        <w:rPr>
-          <w:b/>
-          <w:bCs/>
-          <w:i/>
-          <w:iCs/>
-        </w:rPr>
-        <w:t>nối</w:t>
-      </w:r>
-      <w:proofErr w:type="spellEnd"/>
-      <w:r>
-        <w:rPr>
-          <w:b/>
-          <w:bCs/>
-          <w:i/>
-          <w:iCs/>
-        </w:rPr>
-        <w:t xml:space="preserve"> laptop </w:t>
-      </w:r>
-      <w:proofErr w:type="spellStart"/>
-      <w:r>
-        <w:rPr>
-          <w:b/>
-          <w:bCs/>
-          <w:i/>
-          <w:iCs/>
-        </w:rPr>
-        <w:t>rồi</w:t>
-      </w:r>
-      <w:proofErr w:type="spellEnd"/>
-      <w:r>
-        <w:rPr>
-          <w:b/>
-          <w:bCs/>
-          <w:i/>
-          <w:iCs/>
-        </w:rPr>
-        <w:t xml:space="preserve"> </w:t>
-      </w:r>
-      <w:proofErr w:type="spellStart"/>
-      <w:r>
-        <w:rPr>
-          <w:b/>
-          <w:bCs/>
-          <w:i/>
-          <w:iCs/>
-        </w:rPr>
-        <w:t>kết</w:t>
-      </w:r>
-      <w:proofErr w:type="spellEnd"/>
-      <w:r>
-        <w:rPr>
-          <w:b/>
-          <w:bCs/>
-          <w:i/>
-          <w:iCs/>
-        </w:rPr>
-        <w:t xml:space="preserve"> </w:t>
-      </w:r>
-      <w:proofErr w:type="spellStart"/>
-      <w:r>
-        <w:rPr>
-          <w:b/>
-          <w:bCs/>
-          <w:i/>
-          <w:iCs/>
-        </w:rPr>
-        <w:t>nối</w:t>
-      </w:r>
-      <w:proofErr w:type="spellEnd"/>
-      <w:r>
-        <w:rPr>
-          <w:b/>
-          <w:bCs/>
-          <w:i/>
-          <w:iCs/>
-        </w:rPr>
-        <w:t xml:space="preserve"> </w:t>
-      </w:r>
-      <w:proofErr w:type="spellStart"/>
-      <w:r>
-        <w:rPr>
-          <w:b/>
-          <w:bCs/>
-          <w:i/>
-          <w:iCs/>
-        </w:rPr>
-        <w:t>lại</w:t>
-      </w:r>
-      <w:proofErr w:type="spellEnd"/>
-      <w:r>
-        <w:rPr>
-          <w:i/>
-          <w:iCs/>
-        </w:rPr>
-        <w:t xml:space="preserve"> (Disconnect/Connect) </w:t>
-      </w:r>
-      <w:proofErr w:type="spellStart"/>
-      <w:r>
-        <w:rPr>
-          <w:i/>
-          <w:iCs/>
-        </w:rPr>
-        <w:t>xem</w:t>
-      </w:r>
-      <w:proofErr w:type="spellEnd"/>
-      <w:r>
-        <w:rPr>
-          <w:i/>
-          <w:iCs/>
-        </w:rPr>
-        <w:t xml:space="preserve"> </w:t>
-      </w:r>
-      <w:proofErr w:type="spellStart"/>
-      <w:r>
-        <w:rPr>
-          <w:i/>
-          <w:iCs/>
-        </w:rPr>
-        <w:t>có</w:t>
-      </w:r>
-      <w:proofErr w:type="spellEnd"/>
-      <w:r>
-        <w:rPr>
-          <w:i/>
-          <w:iCs/>
-        </w:rPr>
-        <w:t xml:space="preserve"> </w:t>
-      </w:r>
-      <w:proofErr w:type="spellStart"/>
-      <w:r>
-        <w:rPr>
-          <w:i/>
-          <w:iCs/>
-        </w:rPr>
-        <w:t>mượt</w:t>
-      </w:r>
-      <w:proofErr w:type="spellEnd"/>
-      <w:r>
-        <w:rPr>
-          <w:i/>
-          <w:iCs/>
-        </w:rPr>
-        <w:t xml:space="preserve"> </w:t>
-      </w:r>
-      <w:proofErr w:type="spellStart"/>
-      <w:r>
-        <w:rPr>
-          <w:i/>
-          <w:iCs/>
-        </w:rPr>
-        <w:t>hơn</w:t>
-      </w:r>
-      <w:proofErr w:type="spellEnd"/>
-      <w:r>
-        <w:rPr>
-          <w:i/>
-          <w:iCs/>
-        </w:rPr>
-        <w:t xml:space="preserve"> </w:t>
-      </w:r>
-      <w:proofErr w:type="spellStart"/>
-      <w:r>
-        <w:rPr>
-          <w:i/>
-          <w:iCs/>
-        </w:rPr>
-        <w:t>không</w:t>
-      </w:r>
-      <w:proofErr w:type="spellEnd"/>
-      <w:r>
-        <w:rPr>
-          <w:i/>
-          <w:iCs/>
-        </w:rPr>
-        <w:t xml:space="preserve">? </w:t>
-      </w:r>
-      <w:proofErr w:type="spellStart"/>
-      <w:r>
-        <w:rPr>
-          <w:i/>
-          <w:iCs/>
-        </w:rPr>
-        <w:t>Hoặc</w:t>
-      </w:r>
-      <w:proofErr w:type="spellEnd"/>
-      <w:r>
-        <w:rPr>
-          <w:i/>
-          <w:iCs/>
-        </w:rPr>
-        <w:t xml:space="preserve"> </w:t>
-      </w:r>
-      <w:proofErr w:type="spellStart"/>
-      <w:r>
-        <w:rPr>
-          <w:i/>
-          <w:iCs/>
-        </w:rPr>
-        <w:t>là</w:t>
-      </w:r>
-      <w:proofErr w:type="spellEnd"/>
-      <w:r>
-        <w:rPr>
-          <w:i/>
-          <w:iCs/>
-        </w:rPr>
-        <w:t xml:space="preserve"> </w:t>
-      </w:r>
-      <w:proofErr w:type="spellStart"/>
-      <w:r>
-        <w:rPr>
-          <w:i/>
-          <w:iCs/>
-        </w:rPr>
-        <w:t>ông</w:t>
-      </w:r>
-      <w:proofErr w:type="spellEnd"/>
-      <w:r>
-        <w:rPr>
-          <w:i/>
-          <w:iCs/>
-        </w:rPr>
-        <w:t xml:space="preserve"> </w:t>
-      </w:r>
-      <w:proofErr w:type="spellStart"/>
-      <w:r>
-        <w:rPr>
-          <w:i/>
-          <w:iCs/>
-        </w:rPr>
-        <w:t>tắt</w:t>
-      </w:r>
-      <w:proofErr w:type="spellEnd"/>
-      <w:r>
-        <w:rPr>
-          <w:i/>
-          <w:iCs/>
-        </w:rPr>
-        <w:t xml:space="preserve"> Wi-Fi laptop </w:t>
-      </w:r>
-      <w:proofErr w:type="spellStart"/>
-      <w:r>
-        <w:rPr>
-          <w:i/>
-          <w:iCs/>
-        </w:rPr>
-        <w:t>đi</w:t>
-      </w:r>
-      <w:proofErr w:type="spellEnd"/>
-      <w:r>
-        <w:rPr>
-          <w:i/>
-          <w:iCs/>
-        </w:rPr>
-        <w:t xml:space="preserve"> </w:t>
-      </w:r>
-      <w:proofErr w:type="spellStart"/>
-      <w:r>
-        <w:rPr>
-          <w:i/>
-          <w:iCs/>
-        </w:rPr>
-        <w:t>bật</w:t>
-      </w:r>
-      <w:proofErr w:type="spellEnd"/>
-      <w:r>
-        <w:rPr>
-          <w:i/>
-          <w:iCs/>
-        </w:rPr>
-        <w:t xml:space="preserve"> </w:t>
-      </w:r>
-      <w:proofErr w:type="spellStart"/>
-      <w:r>
-        <w:rPr>
-          <w:i/>
-          <w:iCs/>
-        </w:rPr>
-        <w:t>lại</w:t>
-      </w:r>
-      <w:proofErr w:type="spellEnd"/>
-      <w:r>
-        <w:rPr>
-          <w:i/>
-          <w:iCs/>
-        </w:rPr>
-        <w:t xml:space="preserve"> </w:t>
-      </w:r>
-      <w:proofErr w:type="spellStart"/>
-      <w:r>
-        <w:rPr>
-          <w:i/>
-          <w:iCs/>
-        </w:rPr>
-        <w:t>cái</w:t>
-      </w:r>
-      <w:proofErr w:type="spellEnd"/>
-      <w:r>
-        <w:rPr>
-          <w:i/>
-          <w:iCs/>
-        </w:rPr>
-        <w:t xml:space="preserve"> </w:t>
-      </w:r>
-      <w:proofErr w:type="spellStart"/>
-      <w:r>
-        <w:rPr>
-          <w:i/>
-          <w:iCs/>
-        </w:rPr>
-        <w:t>coi</w:t>
-      </w:r>
-      <w:proofErr w:type="spellEnd"/>
-      <w:r>
-        <w:rPr>
-          <w:i/>
-          <w:iCs/>
-        </w:rPr>
-        <w:t>."</w:t>
-      </w:r>
-    </w:p>
-    <w:p>
-      <w:r>
-        <w:rPr>
-          <w:b/>
-          <w:bCs/>
-        </w:rPr>
-        <w:t>Tuấn</w:t>
-      </w:r>
-      <w:r>
-        <w:t xml:space="preserve"> (</w:t>
-      </w:r>
-      <w:proofErr w:type="spellStart"/>
-      <w:r>
-        <w:t>vẫn</w:t>
-      </w:r>
-      <w:proofErr w:type="spellEnd"/>
-      <w:r>
-        <w:t xml:space="preserve"> </w:t>
-      </w:r>
-      <w:proofErr w:type="spellStart"/>
-      <w:r>
-        <w:t>muốn</w:t>
-      </w:r>
-      <w:proofErr w:type="spellEnd"/>
-      <w:r>
-        <w:t xml:space="preserve"> </w:t>
-      </w:r>
-      <w:proofErr w:type="spellStart"/>
-      <w:r>
-        <w:t>thử</w:t>
-      </w:r>
-      <w:proofErr w:type="spellEnd"/>
-      <w:r>
-        <w:t xml:space="preserve"> </w:t>
-      </w:r>
-      <w:proofErr w:type="spellStart"/>
-      <w:r>
-        <w:t>thách</w:t>
-      </w:r>
-      <w:proofErr w:type="spellEnd"/>
-      <w:r>
-        <w:t xml:space="preserve"> Khoa </w:t>
-      </w:r>
-      <w:proofErr w:type="spellStart"/>
-      <w:r>
-        <w:t>nhưng</w:t>
-      </w:r>
-      <w:proofErr w:type="spellEnd"/>
-      <w:r>
-        <w:t xml:space="preserve"> </w:t>
-      </w:r>
-      <w:proofErr w:type="spellStart"/>
-      <w:r>
-        <w:t>cũng</w:t>
-      </w:r>
-      <w:proofErr w:type="spellEnd"/>
-      <w:r>
-        <w:t xml:space="preserve"> </w:t>
-      </w:r>
-      <w:proofErr w:type="spellStart"/>
-      <w:r>
-        <w:t>tò</w:t>
-      </w:r>
-      <w:proofErr w:type="spellEnd"/>
-      <w:r>
-        <w:t xml:space="preserve"> </w:t>
-      </w:r>
-      <w:proofErr w:type="spellStart"/>
-      <w:r>
-        <w:t>mò</w:t>
-      </w:r>
-      <w:proofErr w:type="spellEnd"/>
-      <w:r>
-        <w:t>):</w:t>
-      </w:r>
-    </w:p>
-    <w:p>
-      <w:r>
-        <w:rPr>
-          <w:b/>
-          <w:bCs/>
-        </w:rPr>
-        <w:t>Tuấn:</w:t>
-      </w:r>
-      <w:r>
-        <w:t xml:space="preserve"> </w:t>
-      </w:r>
-      <w:r>
-        <w:rPr>
-          <w:i/>
-          <w:iCs/>
-        </w:rPr>
-        <w:t>"</w:t>
-      </w:r>
-      <w:proofErr w:type="spellStart"/>
-      <w:r>
-        <w:rPr>
-          <w:i/>
-          <w:iCs/>
-        </w:rPr>
-        <w:t>Vẽ</w:t>
-      </w:r>
-      <w:proofErr w:type="spellEnd"/>
-      <w:r>
-        <w:rPr>
-          <w:i/>
-          <w:iCs/>
-        </w:rPr>
-        <w:t xml:space="preserve"> </w:t>
-      </w:r>
-      <w:proofErr w:type="spellStart"/>
-      <w:r>
-        <w:rPr>
-          <w:i/>
-          <w:iCs/>
-        </w:rPr>
-        <w:t>chuyện</w:t>
-      </w:r>
-      <w:proofErr w:type="spellEnd"/>
-      <w:r>
-        <w:rPr>
-          <w:i/>
-          <w:iCs/>
-        </w:rPr>
-        <w:t xml:space="preserve">. </w:t>
-      </w:r>
-      <w:proofErr w:type="spellStart"/>
-      <w:r>
-        <w:rPr>
-          <w:i/>
-          <w:iCs/>
-        </w:rPr>
-        <w:t>Được</w:t>
-      </w:r>
-      <w:proofErr w:type="spellEnd"/>
-      <w:r>
-        <w:rPr>
-          <w:i/>
-          <w:iCs/>
-        </w:rPr>
-        <w:t xml:space="preserve"> </w:t>
-      </w:r>
-      <w:proofErr w:type="spellStart"/>
-      <w:r>
-        <w:rPr>
-          <w:i/>
-          <w:iCs/>
-        </w:rPr>
-        <w:t>rồi</w:t>
-      </w:r>
-      <w:proofErr w:type="spellEnd"/>
-      <w:r>
-        <w:rPr>
-          <w:i/>
-          <w:iCs/>
-        </w:rPr>
-        <w:t xml:space="preserve">, </w:t>
-      </w:r>
-      <w:proofErr w:type="spellStart"/>
-      <w:r>
-        <w:rPr>
-          <w:i/>
-          <w:iCs/>
-        </w:rPr>
-        <w:t>để</w:t>
-      </w:r>
-      <w:proofErr w:type="spellEnd"/>
-      <w:r>
-        <w:rPr>
-          <w:i/>
-          <w:iCs/>
-        </w:rPr>
-        <w:t xml:space="preserve"> </w:t>
-      </w:r>
-      <w:proofErr w:type="spellStart"/>
-      <w:r>
-        <w:rPr>
-          <w:i/>
-          <w:iCs/>
-        </w:rPr>
-        <w:t>tôi</w:t>
-      </w:r>
-      <w:proofErr w:type="spellEnd"/>
-      <w:r>
-        <w:rPr>
-          <w:i/>
-          <w:iCs/>
-        </w:rPr>
-        <w:t xml:space="preserve"> </w:t>
-      </w:r>
-      <w:proofErr w:type="spellStart"/>
-      <w:r>
-        <w:rPr>
-          <w:i/>
-          <w:iCs/>
-        </w:rPr>
-        <w:t>kết</w:t>
-      </w:r>
-      <w:proofErr w:type="spellEnd"/>
-      <w:r>
-        <w:rPr>
-          <w:i/>
-          <w:iCs/>
-        </w:rPr>
-        <w:t xml:space="preserve"> </w:t>
-      </w:r>
-      <w:proofErr w:type="spellStart"/>
-      <w:r>
-        <w:rPr>
-          <w:i/>
-          <w:iCs/>
-        </w:rPr>
-        <w:t>nối</w:t>
-      </w:r>
-      <w:proofErr w:type="spellEnd"/>
-      <w:r>
-        <w:rPr>
-          <w:i/>
-          <w:iCs/>
-        </w:rPr>
-        <w:t xml:space="preserve"> </w:t>
-      </w:r>
-      <w:proofErr w:type="spellStart"/>
-      <w:r>
-        <w:rPr>
-          <w:i/>
-          <w:iCs/>
-        </w:rPr>
-        <w:t>lại</w:t>
-      </w:r>
-      <w:proofErr w:type="spellEnd"/>
-      <w:r>
-        <w:rPr>
-          <w:i/>
-          <w:iCs/>
-        </w:rPr>
-        <w:t xml:space="preserve"> </w:t>
-      </w:r>
-      <w:proofErr w:type="spellStart"/>
-      <w:r>
-        <w:rPr>
-          <w:i/>
-          <w:iCs/>
-        </w:rPr>
-        <w:t>xem</w:t>
-      </w:r>
-      <w:proofErr w:type="spellEnd"/>
-      <w:r>
-        <w:rPr>
-          <w:i/>
-          <w:iCs/>
-        </w:rPr>
-        <w:t xml:space="preserve"> </w:t>
-      </w:r>
-      <w:proofErr w:type="spellStart"/>
-      <w:r>
-        <w:rPr>
-          <w:i/>
-          <w:iCs/>
-        </w:rPr>
-        <w:t>nào</w:t>
-      </w:r>
-      <w:proofErr w:type="spellEnd"/>
-      <w:r>
-        <w:rPr>
-          <w:i/>
-          <w:iCs/>
-        </w:rPr>
-        <w:t>."</w:t>
-      </w:r>
-    </w:p>
-    <w:p>
-      <w:r>
-        <w:t xml:space="preserve">Tuấn </w:t>
-      </w:r>
-      <w:proofErr w:type="spellStart"/>
-      <w:r>
-        <w:t>thao</w:t>
-      </w:r>
-      <w:proofErr w:type="spellEnd"/>
-      <w:r>
-        <w:t xml:space="preserve"> </w:t>
-      </w:r>
-      <w:proofErr w:type="spellStart"/>
-      <w:r>
-        <w:t>tác</w:t>
-      </w:r>
-      <w:proofErr w:type="spellEnd"/>
-      <w:r>
-        <w:t xml:space="preserve"> </w:t>
-      </w:r>
-      <w:proofErr w:type="spellStart"/>
-      <w:r>
-        <w:t>tắt</w:t>
-      </w:r>
-      <w:proofErr w:type="spellEnd"/>
-      <w:r>
-        <w:t>/</w:t>
-      </w:r>
-      <w:proofErr w:type="spellStart"/>
-      <w:r>
-        <w:t>bật</w:t>
-      </w:r>
-      <w:proofErr w:type="spellEnd"/>
-      <w:r>
-        <w:t xml:space="preserve"> Wi-Fi </w:t>
-      </w:r>
-      <w:proofErr w:type="spellStart"/>
-      <w:r>
-        <w:t>trên</w:t>
-      </w:r>
-      <w:proofErr w:type="spellEnd"/>
-      <w:r>
-        <w:t xml:space="preserve"> laptop. Ngay </w:t>
-      </w:r>
-      <w:proofErr w:type="spellStart"/>
-      <w:r>
-        <w:t>khoảnh</w:t>
-      </w:r>
-      <w:proofErr w:type="spellEnd"/>
-      <w:r>
-        <w:t xml:space="preserve"> </w:t>
-      </w:r>
-      <w:proofErr w:type="spellStart"/>
-      <w:r>
-        <w:t>khắc</w:t>
-      </w:r>
-      <w:proofErr w:type="spellEnd"/>
-      <w:r>
-        <w:t xml:space="preserve"> laptop </w:t>
-      </w:r>
-      <w:proofErr w:type="spellStart"/>
-      <w:r>
-        <w:t>của</w:t>
-      </w:r>
-      <w:proofErr w:type="spellEnd"/>
-      <w:r>
-        <w:t xml:space="preserve"> Tuấn </w:t>
-      </w:r>
-      <w:proofErr w:type="spellStart"/>
-      <w:r>
-        <w:t>gửi</w:t>
-      </w:r>
-      <w:proofErr w:type="spellEnd"/>
-      <w:r>
-        <w:t xml:space="preserve"> </w:t>
-      </w:r>
-      <w:proofErr w:type="spellStart"/>
-      <w:r>
-        <w:t>yêu</w:t>
-      </w:r>
-      <w:proofErr w:type="spellEnd"/>
-      <w:r>
-        <w:t xml:space="preserve"> </w:t>
-      </w:r>
-      <w:proofErr w:type="spellStart"/>
-      <w:r>
-        <w:t>cầu</w:t>
-      </w:r>
-      <w:proofErr w:type="spellEnd"/>
-      <w:r>
-        <w:t xml:space="preserve"> </w:t>
-      </w:r>
-      <w:proofErr w:type="spellStart"/>
-      <w:r>
-        <w:t>kết</w:t>
-      </w:r>
-      <w:proofErr w:type="spellEnd"/>
-      <w:r>
-        <w:t xml:space="preserve"> </w:t>
-      </w:r>
-      <w:proofErr w:type="spellStart"/>
-      <w:r>
-        <w:t>nối</w:t>
-      </w:r>
-      <w:proofErr w:type="spellEnd"/>
-      <w:r>
-        <w:t xml:space="preserve"> </w:t>
-      </w:r>
-      <w:proofErr w:type="spellStart"/>
-      <w:r>
-        <w:t>lại</w:t>
-      </w:r>
-      <w:proofErr w:type="spellEnd"/>
-      <w:r>
-        <w:t xml:space="preserve"> </w:t>
-      </w:r>
-      <w:proofErr w:type="spellStart"/>
-      <w:r>
-        <w:t>vào</w:t>
-      </w:r>
-      <w:proofErr w:type="spellEnd"/>
-      <w:r>
-        <w:t xml:space="preserve"> </w:t>
-      </w:r>
-      <w:proofErr w:type="spellStart"/>
-      <w:r>
-        <w:t>điện</w:t>
-      </w:r>
-      <w:proofErr w:type="spellEnd"/>
-      <w:r>
-        <w:t xml:space="preserve"> </w:t>
-      </w:r>
-      <w:proofErr w:type="spellStart"/>
-      <w:r>
-        <w:t>thoại</w:t>
-      </w:r>
-      <w:proofErr w:type="spellEnd"/>
-      <w:r>
-        <w:t xml:space="preserve">, </w:t>
-      </w:r>
-      <w:proofErr w:type="spellStart"/>
-      <w:r>
-        <w:t>màn</w:t>
-      </w:r>
-      <w:proofErr w:type="spellEnd"/>
-      <w:r>
-        <w:t xml:space="preserve"> </w:t>
-      </w:r>
-      <w:proofErr w:type="spellStart"/>
-      <w:r>
-        <w:t>hình</w:t>
-      </w:r>
-      <w:proofErr w:type="spellEnd"/>
-      <w:r>
-        <w:t xml:space="preserve"> </w:t>
-      </w:r>
-      <w:proofErr w:type="spellStart"/>
-      <w:r>
-        <w:t>máy</w:t>
-      </w:r>
-      <w:proofErr w:type="spellEnd"/>
-      <w:r>
-        <w:t xml:space="preserve"> </w:t>
-      </w:r>
-      <w:proofErr w:type="spellStart"/>
-      <w:r>
-        <w:t>tính</w:t>
-      </w:r>
-      <w:proofErr w:type="spellEnd"/>
-      <w:r>
-        <w:t xml:space="preserve"> </w:t>
-      </w:r>
-      <w:proofErr w:type="spellStart"/>
-      <w:r>
-        <w:t>của</w:t>
-      </w:r>
-      <w:proofErr w:type="spellEnd"/>
-      <w:r>
-        <w:t xml:space="preserve"> Khoa </w:t>
-      </w:r>
-      <w:proofErr w:type="spellStart"/>
-      <w:r>
-        <w:t>nhảy</w:t>
-      </w:r>
-      <w:proofErr w:type="spellEnd"/>
-      <w:r>
-        <w:t xml:space="preserve"> </w:t>
-      </w:r>
-      <w:proofErr w:type="spellStart"/>
-      <w:r>
-        <w:t>số</w:t>
-      </w:r>
-      <w:proofErr w:type="spellEnd"/>
-      <w:r>
-        <w:t xml:space="preserve"> </w:t>
-      </w:r>
-      <w:proofErr w:type="spellStart"/>
-      <w:r>
-        <w:t>liên</w:t>
-      </w:r>
-      <w:proofErr w:type="spellEnd"/>
-      <w:r>
-        <w:t xml:space="preserve"> </w:t>
-      </w:r>
-      <w:proofErr w:type="spellStart"/>
-      <w:r>
-        <w:t>tục</w:t>
-      </w:r>
-      <w:proofErr w:type="spellEnd"/>
-      <w:r>
-        <w:t>.</w:t>
-      </w:r>
-    </w:p>
-    <w:p>
-      <w:pPr>
-        <w:rPr>
-          <w:b/>
-          <w:bCs/>
-        </w:rPr>
-      </w:pPr>
-      <w:r>
-        <w:rPr>
-          <w:b/>
-          <w:bCs/>
-        </w:rPr>
-        <w:t xml:space="preserve">6. </w:t>
-      </w:r>
-      <w:proofErr w:type="spellStart"/>
-      <w:r>
-        <w:rPr>
-          <w:b/>
-          <w:bCs/>
-        </w:rPr>
-        <w:t>Kết</w:t>
-      </w:r>
-      <w:proofErr w:type="spellEnd"/>
-      <w:r>
-        <w:rPr>
-          <w:b/>
-          <w:bCs/>
-        </w:rPr>
-        <w:t xml:space="preserve"> </w:t>
-      </w:r>
-      <w:proofErr w:type="spellStart"/>
-      <w:r>
-        <w:rPr>
-          <w:b/>
-          <w:bCs/>
-        </w:rPr>
-        <w:t>quả</w:t>
-      </w:r>
-      <w:proofErr w:type="spellEnd"/>
-      <w:r>
-        <w:rPr>
-          <w:b/>
-          <w:bCs/>
-        </w:rPr>
-        <w:t xml:space="preserve"> </w:t>
-      </w:r>
-    </w:p>
-    <w:p>
-      <w:r>
-        <w:t xml:space="preserve">Ngay </w:t>
-      </w:r>
-      <w:proofErr w:type="spellStart"/>
-      <w:r>
-        <w:t>khi</w:t>
-      </w:r>
-      <w:proofErr w:type="spellEnd"/>
-      <w:r>
-        <w:t xml:space="preserve"> Tuấn </w:t>
-      </w:r>
-      <w:proofErr w:type="spellStart"/>
-      <w:r>
-        <w:t>vừa</w:t>
-      </w:r>
-      <w:proofErr w:type="spellEnd"/>
-      <w:r>
-        <w:t xml:space="preserve"> </w:t>
-      </w:r>
-      <w:proofErr w:type="spellStart"/>
-      <w:r>
-        <w:t>kết</w:t>
-      </w:r>
-      <w:proofErr w:type="spellEnd"/>
-      <w:r>
-        <w:t xml:space="preserve"> </w:t>
-      </w:r>
-      <w:proofErr w:type="spellStart"/>
-      <w:r>
-        <w:t>nối</w:t>
-      </w:r>
-      <w:proofErr w:type="spellEnd"/>
-      <w:r>
-        <w:t xml:space="preserve"> </w:t>
-      </w:r>
-      <w:proofErr w:type="spellStart"/>
-      <w:r>
-        <w:t>lại</w:t>
-      </w:r>
-      <w:proofErr w:type="spellEnd"/>
-      <w:r>
-        <w:t xml:space="preserve"> </w:t>
-      </w:r>
-      <w:proofErr w:type="spellStart"/>
-      <w:r>
-        <w:t>thành</w:t>
-      </w:r>
-      <w:proofErr w:type="spellEnd"/>
-      <w:r>
-        <w:t xml:space="preserve"> </w:t>
-      </w:r>
-      <w:proofErr w:type="spellStart"/>
-      <w:r>
-        <w:t>công</w:t>
-      </w:r>
-      <w:proofErr w:type="spellEnd"/>
-      <w:r>
-        <w:t xml:space="preserve">, </w:t>
-      </w:r>
-      <w:proofErr w:type="spellStart"/>
-      <w:r>
-        <w:t>trên</w:t>
-      </w:r>
-      <w:proofErr w:type="spellEnd"/>
-      <w:r>
-        <w:t xml:space="preserve"> </w:t>
-      </w:r>
-      <w:proofErr w:type="spellStart"/>
-      <w:r>
-        <w:t>màn</w:t>
-      </w:r>
-      <w:proofErr w:type="spellEnd"/>
-      <w:r>
-        <w:t xml:space="preserve"> </w:t>
-      </w:r>
-      <w:proofErr w:type="spellStart"/>
-      <w:r>
-        <w:t>hình</w:t>
-      </w:r>
-      <w:proofErr w:type="spellEnd"/>
-      <w:r>
-        <w:t xml:space="preserve"> Terminal </w:t>
-      </w:r>
-      <w:proofErr w:type="spellStart"/>
-      <w:r>
-        <w:t>của</w:t>
-      </w:r>
-      <w:proofErr w:type="spellEnd"/>
-      <w:r>
-        <w:t xml:space="preserve"> Khoa (</w:t>
-      </w:r>
-      <w:proofErr w:type="spellStart"/>
-      <w:r>
-        <w:t>góc</w:t>
-      </w:r>
-      <w:proofErr w:type="spellEnd"/>
-      <w:r>
-        <w:t xml:space="preserve"> </w:t>
-      </w:r>
-      <w:proofErr w:type="spellStart"/>
-      <w:r>
-        <w:t>trên</w:t>
-      </w:r>
-      <w:proofErr w:type="spellEnd"/>
-      <w:r>
-        <w:t xml:space="preserve"> </w:t>
-      </w:r>
-      <w:proofErr w:type="spellStart"/>
-      <w:r>
-        <w:t>bên</w:t>
-      </w:r>
-      <w:proofErr w:type="spellEnd"/>
-      <w:r>
-        <w:t xml:space="preserve"> </w:t>
-      </w:r>
-      <w:proofErr w:type="spellStart"/>
-      <w:r>
-        <w:t>phải</w:t>
-      </w:r>
-      <w:proofErr w:type="spellEnd"/>
-      <w:r>
-        <w:t xml:space="preserve">) </w:t>
-      </w:r>
-      <w:proofErr w:type="spellStart"/>
-      <w:r>
-        <w:t>hiện</w:t>
-      </w:r>
-      <w:proofErr w:type="spellEnd"/>
-      <w:r>
-        <w:t xml:space="preserve"> </w:t>
-      </w:r>
-      <w:proofErr w:type="spellStart"/>
-      <w:r>
-        <w:t>lên</w:t>
-      </w:r>
-      <w:proofErr w:type="spellEnd"/>
-      <w:r>
-        <w:t xml:space="preserve"> </w:t>
-      </w:r>
-      <w:proofErr w:type="spellStart"/>
-      <w:r>
-        <w:t>dòng</w:t>
-      </w:r>
-      <w:proofErr w:type="spellEnd"/>
-      <w:r>
-        <w:t xml:space="preserve"> </w:t>
-      </w:r>
-      <w:proofErr w:type="spellStart"/>
-      <w:r>
-        <w:t>chữ</w:t>
-      </w:r>
-      <w:proofErr w:type="spellEnd"/>
-      <w:r>
-        <w:t xml:space="preserve"> </w:t>
-      </w:r>
-      <w:proofErr w:type="spellStart"/>
-      <w:r>
-        <w:t>vàng</w:t>
-      </w:r>
-      <w:proofErr w:type="spellEnd"/>
-      <w:r>
-        <w:t xml:space="preserve"> </w:t>
-      </w:r>
-      <w:proofErr w:type="spellStart"/>
-      <w:r>
-        <w:t>rực</w:t>
-      </w:r>
-      <w:proofErr w:type="spellEnd"/>
-      <w:r>
-        <w:t xml:space="preserve"> </w:t>
-      </w:r>
-      <w:proofErr w:type="spellStart"/>
-      <w:r>
-        <w:t>rỡ</w:t>
-      </w:r>
-      <w:proofErr w:type="spellEnd"/>
-      <w:r>
-        <w:t xml:space="preserve">: </w:t>
-      </w:r>
-      <w:r>
-        <w:rPr>
-          <w:b/>
-          <w:bCs/>
-        </w:rPr>
-        <w:t>"WPA Handshake: [MAC Address]"</w:t>
-      </w:r>
-      <w:r>
-        <w:t>.</w:t>
-      </w:r>
-    </w:p>
-    <w:p>
-      <w:r>
-        <w:rPr>
-          <w:b/>
-          <w:bCs/>
-        </w:rPr>
-        <w:t xml:space="preserve">Khoa </w:t>
-      </w:r>
-      <w:proofErr w:type="spellStart"/>
-      <w:r>
-        <w:rPr>
-          <w:b/>
-          <w:bCs/>
-        </w:rPr>
-        <w:t>reo</w:t>
-      </w:r>
-      <w:proofErr w:type="spellEnd"/>
-      <w:r>
-        <w:rPr>
-          <w:b/>
-          <w:bCs/>
-        </w:rPr>
-        <w:t xml:space="preserve"> </w:t>
-      </w:r>
-      <w:proofErr w:type="spellStart"/>
-      <w:r>
-        <w:rPr>
-          <w:b/>
-          <w:bCs/>
-        </w:rPr>
-        <w:t>lên</w:t>
-      </w:r>
-      <w:proofErr w:type="spellEnd"/>
-      <w:r>
-        <w:rPr>
-          <w:b/>
-          <w:bCs/>
-        </w:rPr>
-        <w:t>:</w:t>
-      </w:r>
-      <w:r>
-        <w:t xml:space="preserve"> </w:t>
-      </w:r>
-      <w:r>
-        <w:rPr>
-          <w:i/>
-          <w:iCs/>
-        </w:rPr>
-        <w:t>"</w:t>
-      </w:r>
-      <w:proofErr w:type="spellStart"/>
-      <w:r>
-        <w:rPr>
-          <w:i/>
-          <w:iCs/>
-        </w:rPr>
-        <w:t>Dính</w:t>
-      </w:r>
-      <w:proofErr w:type="spellEnd"/>
-      <w:r>
-        <w:rPr>
-          <w:i/>
-          <w:iCs/>
-        </w:rPr>
-        <w:t xml:space="preserve"> </w:t>
-      </w:r>
-      <w:proofErr w:type="spellStart"/>
-      <w:r>
-        <w:rPr>
-          <w:i/>
-          <w:iCs/>
-        </w:rPr>
-        <w:t>rồi</w:t>
-      </w:r>
-      <w:proofErr w:type="spellEnd"/>
-      <w:r>
-        <w:rPr>
-          <w:i/>
-          <w:iCs/>
-        </w:rPr>
-        <w:t xml:space="preserve"> </w:t>
-      </w:r>
-      <w:proofErr w:type="spellStart"/>
-      <w:r>
-        <w:rPr>
-          <w:i/>
-          <w:iCs/>
-        </w:rPr>
-        <w:t>nhé</w:t>
-      </w:r>
-      <w:proofErr w:type="spellEnd"/>
-      <w:r>
-        <w:rPr>
-          <w:i/>
-          <w:iCs/>
-        </w:rPr>
-        <w:t xml:space="preserve">! </w:t>
-      </w:r>
-      <w:proofErr w:type="spellStart"/>
-      <w:r>
-        <w:rPr>
-          <w:i/>
-          <w:iCs/>
-        </w:rPr>
-        <w:t>Cảm</w:t>
-      </w:r>
-      <w:proofErr w:type="spellEnd"/>
-      <w:r>
-        <w:rPr>
-          <w:i/>
-          <w:iCs/>
-        </w:rPr>
-        <w:t xml:space="preserve"> </w:t>
-      </w:r>
-      <w:proofErr w:type="spellStart"/>
-      <w:r>
-        <w:rPr>
-          <w:i/>
-          <w:iCs/>
-        </w:rPr>
-        <w:t>ơn</w:t>
-      </w:r>
-      <w:proofErr w:type="spellEnd"/>
-      <w:r>
-        <w:rPr>
-          <w:i/>
-          <w:iCs/>
-        </w:rPr>
-        <w:t xml:space="preserve"> </w:t>
-      </w:r>
-      <w:proofErr w:type="spellStart"/>
-      <w:r>
-        <w:rPr>
-          <w:i/>
-          <w:iCs/>
-        </w:rPr>
-        <w:t>ông</w:t>
-      </w:r>
-      <w:proofErr w:type="spellEnd"/>
-      <w:r>
-        <w:rPr>
-          <w:i/>
-          <w:iCs/>
-        </w:rPr>
-        <w:t xml:space="preserve"> </w:t>
-      </w:r>
-      <w:proofErr w:type="spellStart"/>
-      <w:r>
-        <w:rPr>
-          <w:i/>
-          <w:iCs/>
-        </w:rPr>
-        <w:t>đã</w:t>
-      </w:r>
-      <w:proofErr w:type="spellEnd"/>
-      <w:r>
-        <w:rPr>
-          <w:i/>
-          <w:iCs/>
-        </w:rPr>
-        <w:t xml:space="preserve"> </w:t>
-      </w:r>
-      <w:proofErr w:type="spellStart"/>
-      <w:r>
-        <w:rPr>
-          <w:i/>
-          <w:iCs/>
-        </w:rPr>
-        <w:t>hợp</w:t>
-      </w:r>
-      <w:proofErr w:type="spellEnd"/>
-      <w:r>
-        <w:rPr>
-          <w:i/>
-          <w:iCs/>
-        </w:rPr>
-        <w:t xml:space="preserve"> </w:t>
-      </w:r>
-      <w:proofErr w:type="spellStart"/>
-      <w:r>
-        <w:rPr>
-          <w:i/>
-          <w:iCs/>
-        </w:rPr>
-        <w:t>tác</w:t>
-      </w:r>
-      <w:proofErr w:type="spellEnd"/>
-      <w:r>
-        <w:rPr>
-          <w:i/>
-          <w:iCs/>
-        </w:rPr>
-        <w:t xml:space="preserve"> </w:t>
-      </w:r>
-      <w:proofErr w:type="spellStart"/>
-      <w:r>
-        <w:rPr>
-          <w:i/>
-          <w:iCs/>
-        </w:rPr>
-        <w:t>gửi</w:t>
-      </w:r>
-      <w:proofErr w:type="spellEnd"/>
-      <w:r>
-        <w:rPr>
-          <w:i/>
-          <w:iCs/>
-        </w:rPr>
-        <w:t xml:space="preserve"> </w:t>
-      </w:r>
-      <w:proofErr w:type="spellStart"/>
-      <w:r>
-        <w:rPr>
-          <w:i/>
-          <w:iCs/>
-        </w:rPr>
-        <w:t>gói</w:t>
-      </w:r>
-      <w:proofErr w:type="spellEnd"/>
-      <w:r>
-        <w:rPr>
-          <w:i/>
-          <w:iCs/>
-        </w:rPr>
-        <w:t xml:space="preserve"> tin Handshake </w:t>
-      </w:r>
-      <w:proofErr w:type="spellStart"/>
-      <w:r>
-        <w:rPr>
-          <w:i/>
-          <w:iCs/>
-        </w:rPr>
-        <w:t>cho</w:t>
-      </w:r>
-      <w:proofErr w:type="spellEnd"/>
-      <w:r>
-        <w:rPr>
-          <w:i/>
-          <w:iCs/>
-        </w:rPr>
-        <w:t xml:space="preserve"> </w:t>
-      </w:r>
-      <w:proofErr w:type="spellStart"/>
-      <w:r>
-        <w:rPr>
-          <w:i/>
-          <w:iCs/>
-        </w:rPr>
-        <w:t>tôi</w:t>
-      </w:r>
-      <w:proofErr w:type="spellEnd"/>
-      <w:r>
-        <w:rPr>
-          <w:i/>
-          <w:iCs/>
-        </w:rPr>
-        <w:t>."</w:t>
-      </w:r>
-    </w:p>
-    <w:p>
-      <w:proofErr w:type="spellStart"/>
-      <w:r>
-        <w:rPr>
-          <w:b/>
-          <w:bCs/>
-        </w:rPr>
-        <w:t>Bước</w:t>
-      </w:r>
-      <w:proofErr w:type="spellEnd"/>
-      <w:r>
-        <w:rPr>
-          <w:b/>
-          <w:bCs/>
-        </w:rPr>
-        <w:t xml:space="preserve"> 4: </w:t>
-      </w:r>
-      <w:proofErr w:type="spellStart"/>
-      <w:r>
-        <w:rPr>
-          <w:b/>
-          <w:bCs/>
-        </w:rPr>
-        <w:t>Giải</w:t>
-      </w:r>
-      <w:proofErr w:type="spellEnd"/>
-      <w:r>
-        <w:rPr>
-          <w:b/>
-          <w:bCs/>
-        </w:rPr>
-        <w:t xml:space="preserve"> </w:t>
-      </w:r>
-      <w:proofErr w:type="spellStart"/>
-      <w:r>
-        <w:rPr>
-          <w:b/>
-          <w:bCs/>
-        </w:rPr>
-        <w:t>mã</w:t>
-      </w:r>
-      <w:proofErr w:type="spellEnd"/>
-      <w:r>
-        <w:rPr>
-          <w:b/>
-          <w:bCs/>
-        </w:rPr>
-        <w:t xml:space="preserve"> (Cracking)</w:t>
-      </w:r>
-      <w:r>
-        <w:t xml:space="preserve"> </w:t>
-      </w:r>
-      <w:proofErr w:type="spellStart"/>
-      <w:r>
-        <w:t>Có</w:t>
-      </w:r>
-      <w:proofErr w:type="spellEnd"/>
-      <w:r>
-        <w:t xml:space="preserve"> </w:t>
-      </w:r>
-      <w:proofErr w:type="spellStart"/>
-      <w:r>
-        <w:t>gói</w:t>
-      </w:r>
-      <w:proofErr w:type="spellEnd"/>
-      <w:r>
-        <w:t xml:space="preserve"> tin </w:t>
-      </w:r>
-      <w:proofErr w:type="spellStart"/>
-      <w:r>
-        <w:t>trong</w:t>
-      </w:r>
-      <w:proofErr w:type="spellEnd"/>
-      <w:r>
-        <w:t xml:space="preserve"> </w:t>
-      </w:r>
-      <w:proofErr w:type="spellStart"/>
-      <w:r>
-        <w:t>tay</w:t>
-      </w:r>
-      <w:proofErr w:type="spellEnd"/>
-      <w:r>
-        <w:t xml:space="preserve">, Khoa </w:t>
-      </w:r>
-      <w:proofErr w:type="spellStart"/>
-      <w:r>
-        <w:t>dùng</w:t>
-      </w:r>
-      <w:proofErr w:type="spellEnd"/>
-      <w:r>
-        <w:t xml:space="preserve"> </w:t>
-      </w:r>
-      <w:r>
-        <w:rPr>
-          <w:b/>
-          <w:bCs/>
-        </w:rPr>
-        <w:t>Crunch</w:t>
-      </w:r>
-      <w:r>
-        <w:t xml:space="preserve"> </w:t>
-      </w:r>
-      <w:proofErr w:type="spellStart"/>
-      <w:r>
-        <w:t>kết</w:t>
-      </w:r>
-      <w:proofErr w:type="spellEnd"/>
-      <w:r>
-        <w:t xml:space="preserve"> </w:t>
-      </w:r>
-      <w:proofErr w:type="spellStart"/>
-      <w:r>
-        <w:t>hợp</w:t>
-      </w:r>
-      <w:proofErr w:type="spellEnd"/>
-      <w:r>
-        <w:t xml:space="preserve"> </w:t>
-      </w:r>
-      <w:proofErr w:type="spellStart"/>
-      <w:r>
-        <w:rPr>
-          <w:b/>
-          <w:bCs/>
-        </w:rPr>
-        <w:t>Aircrack</w:t>
-      </w:r>
-      <w:proofErr w:type="spellEnd"/>
-      <w:r>
-        <w:rPr>
-          <w:b/>
-          <w:bCs/>
-        </w:rPr>
-        <w:t>-ng</w:t>
-      </w:r>
-      <w:r>
-        <w:t xml:space="preserve"> </w:t>
-      </w:r>
-      <w:proofErr w:type="spellStart"/>
-      <w:r>
-        <w:t>để</w:t>
-      </w:r>
-      <w:proofErr w:type="spellEnd"/>
-      <w:r>
-        <w:t xml:space="preserve"> </w:t>
-      </w:r>
-      <w:proofErr w:type="spellStart"/>
-      <w:r>
-        <w:t>dò</w:t>
-      </w:r>
-      <w:proofErr w:type="spellEnd"/>
-      <w:r>
-        <w:t xml:space="preserve"> </w:t>
-      </w:r>
-      <w:proofErr w:type="spellStart"/>
-      <w:r>
-        <w:t>mật</w:t>
-      </w:r>
-      <w:proofErr w:type="spellEnd"/>
-      <w:r>
-        <w:t xml:space="preserve"> </w:t>
-      </w:r>
-      <w:proofErr w:type="spellStart"/>
-      <w:r>
-        <w:t>khẩu</w:t>
-      </w:r>
-      <w:proofErr w:type="spellEnd"/>
-      <w:r>
-        <w:t xml:space="preserve"> </w:t>
-      </w:r>
-      <w:proofErr w:type="spellStart"/>
-      <w:r>
-        <w:t>theo</w:t>
-      </w:r>
-      <w:proofErr w:type="spellEnd"/>
-      <w:r>
-        <w:t xml:space="preserve"> </w:t>
-      </w:r>
-      <w:proofErr w:type="spellStart"/>
-      <w:r>
-        <w:t>gợi</w:t>
-      </w:r>
-      <w:proofErr w:type="spellEnd"/>
-      <w:r>
-        <w:t xml:space="preserve"> ý MSSV (8 </w:t>
-      </w:r>
-      <w:proofErr w:type="spellStart"/>
-      <w:r>
-        <w:t>số</w:t>
-      </w:r>
-      <w:proofErr w:type="spellEnd"/>
-      <w:r>
-        <w:t>):</w:t>
-      </w:r>
-    </w:p>
-    <w:p>
-      <w:pPr>
-        <w:numPr>
-          <w:ilvl w:val="0"/>
-          <w:numId w:val="52"/>
-        </w:numPr>
-        <w:spacing w:after="160" w:line="278" w:lineRule="auto"/>
-      </w:pPr>
-      <w:proofErr w:type="spellStart"/>
-      <w:r>
-        <w:rPr>
-          <w:i/>
-          <w:iCs/>
-        </w:rPr>
-        <w:t>Lệnh</w:t>
-      </w:r>
-      <w:proofErr w:type="spellEnd"/>
-      <w:r>
-        <w:rPr>
-          <w:i/>
-          <w:iCs/>
-        </w:rPr>
-        <w:t>:</w:t>
-      </w:r>
-      <w:r>
-        <w:t xml:space="preserve"> </w:t>
-      </w:r>
-      <w:r>
-        <w:rPr>
-          <w:b/>
-          <w:bCs/>
-          <w:i/>
-          <w:iCs/>
-          <w:u w:val="single"/>
-        </w:rPr>
-        <w:t xml:space="preserve">crunch 8 8 0123456789 -t 2152%%%% | </w:t>
-      </w:r>
-      <w:proofErr w:type="spellStart"/>
-      <w:r>
-        <w:rPr>
-          <w:b/>
-          <w:bCs/>
-          <w:i/>
-          <w:iCs/>
-          <w:u w:val="single"/>
-        </w:rPr>
-        <w:t>aircrack</w:t>
-      </w:r>
-      <w:proofErr w:type="spellEnd"/>
-      <w:r>
-        <w:rPr>
-          <w:b/>
-          <w:bCs/>
-          <w:i/>
-          <w:iCs/>
-          <w:u w:val="single"/>
-        </w:rPr>
-        <w:t>-ng -w - handshake_file-01.cap –</w:t>
-      </w:r>
-      <w:proofErr w:type="spellStart"/>
-      <w:r>
-        <w:rPr>
-          <w:b/>
-          <w:bCs/>
-          <w:i/>
-          <w:iCs/>
-          <w:u w:val="single"/>
-        </w:rPr>
-        <w:t>bssid</w:t>
-      </w:r>
-      <w:proofErr w:type="spellEnd"/>
-      <w:r>
-        <w:rPr>
-          <w:b/>
-          <w:bCs/>
-          <w:i/>
-          <w:iCs/>
-          <w:u w:val="single"/>
-        </w:rPr>
-        <w:t xml:space="preserve"> [</w:t>
-      </w:r>
-      <w:proofErr w:type="spellStart"/>
-      <w:r>
-        <w:rPr>
-          <w:b/>
-          <w:bCs/>
-          <w:i/>
-          <w:iCs/>
-          <w:u w:val="single"/>
-        </w:rPr>
-        <w:t>MAC_DienThoai_Tuan</w:t>
-      </w:r>
-      <w:proofErr w:type="spellEnd"/>
-      <w:r>
-        <w:rPr>
-          <w:b/>
-          <w:bCs/>
-          <w:i/>
-          <w:iCs/>
-          <w:u w:val="single"/>
-        </w:rPr>
-        <w:t>].</w:t>
-      </w:r>
-    </w:p>
-    <w:p>
-      <w:proofErr w:type="spellStart"/>
-      <w:r>
-        <w:t>Chỉ</w:t>
-      </w:r>
-      <w:proofErr w:type="spellEnd"/>
-      <w:r>
-        <w:t xml:space="preserve"> </w:t>
-      </w:r>
-      <w:proofErr w:type="spellStart"/>
-      <w:r>
-        <w:t>vài</w:t>
-      </w:r>
-      <w:proofErr w:type="spellEnd"/>
-      <w:r>
-        <w:t xml:space="preserve"> </w:t>
-      </w:r>
-      <w:proofErr w:type="spellStart"/>
-      <w:r>
-        <w:t>giây</w:t>
-      </w:r>
-      <w:proofErr w:type="spellEnd"/>
-      <w:r>
-        <w:t xml:space="preserve"> </w:t>
-      </w:r>
-      <w:proofErr w:type="spellStart"/>
-      <w:r>
-        <w:t>sau</w:t>
-      </w:r>
-      <w:proofErr w:type="spellEnd"/>
-      <w:r>
-        <w:t>: KEY FOUND! [</w:t>
-      </w:r>
-      <w:r>
-        <w:rPr>
-          <w:b/>
-          <w:bCs/>
-        </w:rPr>
-        <w:t>24521943</w:t>
-      </w:r>
-      <w:r>
-        <w:t>].</w:t>
-      </w:r>
-    </w:p>
-    <w:p>
-      <w:r>
-        <w:rPr>
-          <w:b/>
-          <w:bCs/>
-        </w:rPr>
-        <w:t>Khoa:</w:t>
-      </w:r>
-      <w:r>
-        <w:t xml:space="preserve"> </w:t>
-      </w:r>
-      <w:r>
-        <w:rPr>
-          <w:i/>
-          <w:iCs/>
-        </w:rPr>
-        <w:t xml:space="preserve">"Xong </w:t>
-      </w:r>
-      <w:proofErr w:type="spellStart"/>
-      <w:r>
-        <w:rPr>
-          <w:i/>
-          <w:iCs/>
-        </w:rPr>
-        <w:t>phim</w:t>
-      </w:r>
-      <w:proofErr w:type="spellEnd"/>
-      <w:r>
-        <w:rPr>
-          <w:i/>
-          <w:iCs/>
-        </w:rPr>
-        <w:t xml:space="preserve">. </w:t>
-      </w:r>
-      <w:proofErr w:type="spellStart"/>
-      <w:r>
-        <w:rPr>
-          <w:i/>
-          <w:iCs/>
-        </w:rPr>
-        <w:t>Mật</w:t>
-      </w:r>
-      <w:proofErr w:type="spellEnd"/>
-      <w:r>
-        <w:rPr>
-          <w:i/>
-          <w:iCs/>
-        </w:rPr>
-        <w:t xml:space="preserve"> </w:t>
-      </w:r>
-      <w:proofErr w:type="spellStart"/>
-      <w:r>
-        <w:rPr>
-          <w:i/>
-          <w:iCs/>
-        </w:rPr>
-        <w:t>khẩu</w:t>
-      </w:r>
-      <w:proofErr w:type="spellEnd"/>
-      <w:r>
-        <w:rPr>
-          <w:i/>
-          <w:iCs/>
-        </w:rPr>
-        <w:t xml:space="preserve"> </w:t>
-      </w:r>
-      <w:proofErr w:type="spellStart"/>
-      <w:r>
-        <w:rPr>
-          <w:i/>
-          <w:iCs/>
-        </w:rPr>
-        <w:t>là</w:t>
-      </w:r>
-      <w:proofErr w:type="spellEnd"/>
-      <w:r>
-        <w:rPr>
-          <w:i/>
-          <w:iCs/>
-        </w:rPr>
-        <w:t xml:space="preserve"> </w:t>
+        <w:t xml:space="preserve">"Xong phim. Mật khẩu là </w:t>
       </w:r>
       <w:r>
         <w:rPr>
@@ -10419,231 +3918,7 @@
           <w:i/>
           <w:iCs/>
         </w:rPr>
-        <w:t xml:space="preserve">. </w:t>
-      </w:r>
-      <w:proofErr w:type="spellStart"/>
-      <w:r>
-        <w:rPr>
-          <w:i/>
-          <w:iCs/>
-        </w:rPr>
-        <w:t>Lần</w:t>
-      </w:r>
-      <w:proofErr w:type="spellEnd"/>
-      <w:r>
-        <w:rPr>
-          <w:i/>
-          <w:iCs/>
-        </w:rPr>
-        <w:t xml:space="preserve"> </w:t>
-      </w:r>
-      <w:proofErr w:type="spellStart"/>
-      <w:r>
-        <w:rPr>
-          <w:i/>
-          <w:iCs/>
-        </w:rPr>
-        <w:t>sau</w:t>
-      </w:r>
-      <w:proofErr w:type="spellEnd"/>
-      <w:r>
-        <w:rPr>
-          <w:i/>
-          <w:iCs/>
-        </w:rPr>
-        <w:t xml:space="preserve"> </w:t>
-      </w:r>
-      <w:proofErr w:type="spellStart"/>
-      <w:r>
-        <w:rPr>
-          <w:i/>
-          <w:iCs/>
-        </w:rPr>
-        <w:t>có</w:t>
-      </w:r>
-      <w:proofErr w:type="spellEnd"/>
-      <w:r>
-        <w:rPr>
-          <w:i/>
-          <w:iCs/>
-        </w:rPr>
-        <w:t xml:space="preserve"> </w:t>
-      </w:r>
-      <w:proofErr w:type="spellStart"/>
-      <w:r>
-        <w:rPr>
-          <w:i/>
-          <w:iCs/>
-        </w:rPr>
-        <w:t>thách</w:t>
-      </w:r>
-      <w:proofErr w:type="spellEnd"/>
-      <w:r>
-        <w:rPr>
-          <w:i/>
-          <w:iCs/>
-        </w:rPr>
-        <w:t xml:space="preserve"> </w:t>
-      </w:r>
-      <w:proofErr w:type="spellStart"/>
-      <w:r>
-        <w:rPr>
-          <w:i/>
-          <w:iCs/>
-        </w:rPr>
-        <w:t>thì</w:t>
-      </w:r>
-      <w:proofErr w:type="spellEnd"/>
-      <w:r>
-        <w:rPr>
-          <w:i/>
-          <w:iCs/>
-        </w:rPr>
-        <w:t xml:space="preserve"> </w:t>
-      </w:r>
-      <w:proofErr w:type="spellStart"/>
-      <w:r>
-        <w:rPr>
-          <w:i/>
-          <w:iCs/>
-        </w:rPr>
-        <w:t>đừng</w:t>
-      </w:r>
-      <w:proofErr w:type="spellEnd"/>
-      <w:r>
-        <w:rPr>
-          <w:i/>
-          <w:iCs/>
-        </w:rPr>
-        <w:t xml:space="preserve"> </w:t>
-      </w:r>
-      <w:proofErr w:type="spellStart"/>
-      <w:r>
-        <w:rPr>
-          <w:i/>
-          <w:iCs/>
-        </w:rPr>
-        <w:t>nghe</w:t>
-      </w:r>
-      <w:proofErr w:type="spellEnd"/>
-      <w:r>
-        <w:rPr>
-          <w:i/>
-          <w:iCs/>
-        </w:rPr>
-        <w:t xml:space="preserve"> </w:t>
-      </w:r>
-      <w:proofErr w:type="spellStart"/>
-      <w:r>
-        <w:rPr>
-          <w:i/>
-          <w:iCs/>
-        </w:rPr>
-        <w:t>lời</w:t>
-      </w:r>
-      <w:proofErr w:type="spellEnd"/>
-      <w:r>
-        <w:rPr>
-          <w:i/>
-          <w:iCs/>
-        </w:rPr>
-        <w:t xml:space="preserve"> </w:t>
-      </w:r>
-      <w:proofErr w:type="spellStart"/>
-      <w:r>
-        <w:rPr>
-          <w:i/>
-          <w:iCs/>
-        </w:rPr>
-        <w:t>đối</w:t>
-      </w:r>
-      <w:proofErr w:type="spellEnd"/>
-      <w:r>
-        <w:rPr>
-          <w:i/>
-          <w:iCs/>
-        </w:rPr>
-        <w:t xml:space="preserve"> </w:t>
-      </w:r>
-      <w:proofErr w:type="spellStart"/>
-      <w:r>
-        <w:rPr>
-          <w:i/>
-          <w:iCs/>
-        </w:rPr>
-        <w:t>thủ</w:t>
-      </w:r>
-      <w:proofErr w:type="spellEnd"/>
-      <w:r>
-        <w:rPr>
-          <w:i/>
-          <w:iCs/>
-        </w:rPr>
-        <w:t xml:space="preserve"> </w:t>
-      </w:r>
-      <w:proofErr w:type="spellStart"/>
-      <w:r>
-        <w:rPr>
-          <w:i/>
-          <w:iCs/>
-        </w:rPr>
-        <w:t>mà</w:t>
-      </w:r>
-      <w:proofErr w:type="spellEnd"/>
-      <w:r>
-        <w:rPr>
-          <w:i/>
-          <w:iCs/>
-        </w:rPr>
-        <w:t xml:space="preserve"> reconnect </w:t>
-      </w:r>
-      <w:proofErr w:type="spellStart"/>
-      <w:r>
-        <w:rPr>
-          <w:i/>
-          <w:iCs/>
-        </w:rPr>
-        <w:t>nhé</w:t>
-      </w:r>
-      <w:proofErr w:type="spellEnd"/>
-      <w:r>
-        <w:rPr>
-          <w:i/>
-          <w:iCs/>
-        </w:rPr>
-        <w:t xml:space="preserve"> </w:t>
-      </w:r>
-      <w:proofErr w:type="spellStart"/>
-      <w:r>
-        <w:rPr>
-          <w:i/>
-          <w:iCs/>
-        </w:rPr>
-        <w:t>bạn</w:t>
-      </w:r>
-      <w:proofErr w:type="spellEnd"/>
-      <w:r>
-        <w:rPr>
-          <w:i/>
-          <w:iCs/>
-        </w:rPr>
-        <w:t xml:space="preserve"> </w:t>
-      </w:r>
-      <w:proofErr w:type="spellStart"/>
-      <w:r>
-        <w:rPr>
-          <w:i/>
-          <w:iCs/>
-        </w:rPr>
-        <w:t>tôi</w:t>
-      </w:r>
-      <w:proofErr w:type="spellEnd"/>
-      <w:r>
-        <w:rPr>
-          <w:i/>
-          <w:iCs/>
-        </w:rPr>
-        <w:t>!"</w:t>
+        <w:t>. Lần sau có thách thì đừng nghe lời đối thủ mà reconnect nhé bạn tôi!"</w:t>
       </w:r>
     </w:p>
     <w:p>
@@ -16877,6 +10152,7 @@
   <w:style w:type="character" w:default="1" w:styleId="DefaultParagraphFont">
     <w:name w:val="Default Paragraph Font"/>
     <w:uiPriority w:val="1"/>
+    <w:semiHidden/>
     <w:unhideWhenUsed/>
   </w:style>
   <w:style w:type="table" w:default="1" w:styleId="TableNormal">
